--- a/laba2/Отчет.docx
+++ b/laba2/Отчет.docx
@@ -171,7 +171,7 @@
         <w:rPr>
           <w:szCs w:val="28"/>
         </w:rPr>
-        <w:t>2</w:t>
+        <w:t>3</w:t>
       </w:r>
     </w:p>
     <w:p/>
@@ -193,10 +193,7 @@
         <w:jc w:val="center"/>
       </w:pPr>
       <w:r>
-        <w:t>По</w:t>
-      </w:r>
-      <w:r>
-        <w:t>токовое шифрование</w:t>
+        <w:t>Криптосистемы с открытым ключом</w:t>
       </w:r>
     </w:p>
     <w:p>
@@ -274,15 +271,7 @@
         <w:t xml:space="preserve"> </w:t>
       </w:r>
       <w:r>
-        <w:t xml:space="preserve">                 </w:t>
-      </w:r>
-      <w:proofErr w:type="gramStart"/>
-      <w:r>
-        <w:t xml:space="preserve">студент:   </w:t>
-      </w:r>
-      <w:proofErr w:type="gramEnd"/>
-      <w:r>
-        <w:t>гр.</w:t>
+        <w:t xml:space="preserve">                 студент:   гр.</w:t>
       </w:r>
       <w:r>
         <w:t>451002</w:t>
@@ -313,23 +302,10 @@
         <w:pStyle w:val="ac"/>
       </w:pPr>
       <w:r>
-        <w:t xml:space="preserve">                  </w:t>
-      </w:r>
-      <w:proofErr w:type="gramStart"/>
-      <w:r>
-        <w:t xml:space="preserve">Проверил:   </w:t>
-      </w:r>
-      <w:proofErr w:type="gramEnd"/>
-      <w:r>
-        <w:t xml:space="preserve">                                                              </w:t>
-      </w:r>
-      <w:proofErr w:type="spellStart"/>
-      <w:r>
-        <w:t>Болтак</w:t>
-      </w:r>
-      <w:proofErr w:type="spellEnd"/>
-      <w:r>
-        <w:t xml:space="preserve"> С</w:t>
+        <w:t xml:space="preserve">                  Проверил:                                                                 </w:t>
+      </w:r>
+      <w:r>
+        <w:t>Болтак С</w:t>
       </w:r>
       <w:r>
         <w:t>.</w:t>
@@ -445,7 +421,7 @@
           <w:b/>
           <w:bCs/>
         </w:rPr>
-        <w:t>9</w:t>
+        <w:t>2</w:t>
       </w:r>
       <w:r>
         <w:t>:</w:t>
@@ -454,195 +430,677 @@
     <w:p/>
     <w:p>
       <w:r>
-        <w:t xml:space="preserve">Степень многочлена согласно варианту </w:t>
+        <w:t xml:space="preserve">Значение параметра </w:t>
+      </w:r>
+      <w:r>
+        <w:rPr>
+          <w:lang w:val="en-US"/>
+        </w:rPr>
+        <w:t>p</w:t>
+      </w:r>
+      <w:r>
+        <w:t xml:space="preserve"> согласно варианту </w:t>
       </w:r>
       <w:r>
         <w:t>–</w:t>
       </w:r>
       <w:r>
-        <w:t xml:space="preserve"> 3</w:t>
-      </w:r>
+        <w:t xml:space="preserve"> </w:t>
+      </w:r>
+      <w:r>
+        <w:t>41</w:t>
+      </w:r>
+    </w:p>
+    <w:p/>
+    <w:p>
+      <w:r>
+        <w:t>Реализовать шифратор и дешифратор алгоритма Эль-Гамаля файла c произвольным содержимым (с любым расширением), используя алгоритм быстрого возведения в степень, а также реализовать вычисление открытого ключа g при данном значении p, используя алгоритм нахождения первообразного корня по модулю (искать все первообразные корни для заданного р). Значения параметров p, x и k задаются</w:t>
+      </w:r>
+      <w:r>
+        <w:rPr>
+          <w:lang w:val="en-US"/>
+        </w:rPr>
+        <w:t xml:space="preserve"> </w:t>
+      </w:r>
+      <w:r>
+        <w:t>пользователем. Программа должна осуществлять проверку ограничений на вводимые пользователем значения параметров алгоритма. Организовать вывод содержимого зашифрованного файла (сохраненного на диске в виде потока байтов) на экран в виде чисел в 10-й системе счисления. Результат работы программы – зашифрованный/расшифрованный файл/ы.</w:t>
+      </w:r>
+    </w:p>
+    <w:p>
+      <w:r>
+        <w:t>Используя алгоритм из методички, искать все первообразные корни по модулю p. Все найденные корни вывести на экран и предложить для шифрования ввести на выбор любой из найденных.</w:t>
+      </w:r>
+    </w:p>
+    <w:p/>
+    <w:p>
+      <w:pPr>
+        <w:spacing w:after="160" w:line="278" w:lineRule="auto"/>
+        <w:ind w:firstLine="0"/>
+      </w:pPr>
+      <w:r>
+        <w:br w:type="page"/>
+      </w:r>
+    </w:p>
+    <w:p>
+      <w:pPr>
+        <w:pStyle w:val="ae"/>
+        <w:numPr>
+          <w:ilvl w:val="0"/>
+          <w:numId w:val="5"/>
+        </w:numPr>
+        <w:rPr>
+          <w:b/>
+          <w:bCs/>
+        </w:rPr>
+      </w:pPr>
+      <w:r>
+        <w:rPr>
+          <w:b/>
+          <w:bCs/>
+        </w:rPr>
+        <w:lastRenderedPageBreak/>
+        <w:t>Пример работы алгоритма быстрого возведения в степень</w:t>
+      </w:r>
+    </w:p>
+    <w:p>
+      <w:pPr>
+        <w:pStyle w:val="ae"/>
+      </w:pPr>
+      <w:r>
+        <w:t>Пример: </w:t>
+      </w:r>
+    </w:p>
+    <w:p>
+      <w:pPr>
+        <w:pStyle w:val="ae"/>
+        <w:rPr>
+          <w:i/>
+          <w:lang w:val="en-US"/>
+        </w:rPr>
+      </w:pPr>
+      <w:r>
+        <w:t>Вычислить </w:t>
+      </w:r>
+      <m:oMath>
+        <m:sSup>
+          <m:sSupPr>
+            <m:ctrlPr>
+              <w:rPr>
+                <w:rFonts w:ascii="Cambria Math" w:hAnsi="Cambria Math"/>
+              </w:rPr>
+            </m:ctrlPr>
+          </m:sSupPr>
+          <m:e>
+            <m:r>
+              <m:rPr>
+                <m:sty m:val="p"/>
+              </m:rPr>
+              <w:rPr>
+                <w:rFonts w:ascii="Cambria Math" w:hAnsi="Cambria Math"/>
+              </w:rPr>
+              <m:t>7</m:t>
+            </m:r>
+          </m:e>
+          <m:sup>
+            <m:r>
+              <w:rPr>
+                <w:rFonts w:ascii="Cambria Math" w:hAnsi="Cambria Math"/>
+              </w:rPr>
+              <m:t>1</m:t>
+            </m:r>
+            <m:r>
+              <w:rPr>
+                <w:rFonts w:ascii="Cambria Math" w:hAnsi="Cambria Math"/>
+                <w:lang w:val="en-US"/>
+              </w:rPr>
+              <m:t>3</m:t>
+            </m:r>
+          </m:sup>
+        </m:sSup>
+        <m:r>
+          <m:rPr>
+            <m:sty m:val="p"/>
+          </m:rPr>
+          <w:rPr>
+            <w:rFonts w:ascii="Cambria Math" w:hAnsi="Cambria Math"/>
+          </w:rPr>
+          <m:t>mod</m:t>
+        </m:r>
+        <m:r>
+          <m:rPr>
+            <m:nor/>
+          </m:rPr>
+          <m:t>  </m:t>
+        </m:r>
+        <m:r>
+          <m:rPr>
+            <m:sty m:val="p"/>
+          </m:rPr>
+          <w:rPr>
+            <w:rFonts w:ascii="Cambria Math" w:hAnsi="Cambria Math"/>
+          </w:rPr>
+          <m:t>1</m:t>
+        </m:r>
+        <m:r>
+          <m:rPr>
+            <m:sty m:val="p"/>
+          </m:rPr>
+          <w:rPr>
+            <w:rFonts w:ascii="Cambria Math" w:hAnsi="Cambria Math"/>
+          </w:rPr>
+          <m:t>0</m:t>
+        </m:r>
+        <m:r>
+          <m:rPr>
+            <m:sty m:val="p"/>
+          </m:rPr>
+          <w:rPr>
+            <w:rFonts w:ascii="Cambria Math" w:hAnsi="Cambria Math"/>
+          </w:rPr>
+          <m:t>3</m:t>
+        </m:r>
+      </m:oMath>
+    </w:p>
+    <w:p>
+      <w:pPr>
+        <w:pStyle w:val="ae"/>
+        <w:rPr>
+          <w:i/>
+          <w:lang w:val="en-US"/>
+        </w:rPr>
+      </w:pPr>
       <w:r>
         <w:t>1</w:t>
       </w:r>
       <w:r>
-        <w:t>.</w:t>
-      </w:r>
-    </w:p>
-    <w:p/>
-    <w:p>
-      <w:r>
-        <w:t>Реализовать систему потокового шифрования и дешифрования для файла с любым содержимым (с любым расширением) с помощью генератора ключевой последовательности на основе линейного сдвигового регистра с обратной связью LFSR</w:t>
-      </w:r>
-      <w:r>
-        <w:t xml:space="preserve"> </w:t>
-      </w:r>
-      <w:r>
-        <w:t>(размерность регистра</w:t>
-      </w:r>
-      <w:r>
-        <w:t xml:space="preserve"> </w:t>
-      </w:r>
-      <w:r>
         <w:t>3</w:t>
       </w:r>
       <w:r>
+        <w:t xml:space="preserve"> = 11</w:t>
+      </w:r>
+      <w:r>
+        <w:t>0</w:t>
+      </w:r>
+      <w:r>
         <w:t>1</w:t>
       </w:r>
-      <w:r>
-        <w:t>)</w:t>
-      </w:r>
-      <w:r>
-        <w:t xml:space="preserve">. </w:t>
-      </w:r>
-    </w:p>
-    <w:p/>
-    <w:p>
-      <w:r>
-        <w:t xml:space="preserve">Начальное состояние регистра ввести с клавиатуры. Поле для ввода состояния регистра должно игнорировать любые символы кроме 0 и 1. </w:t>
-      </w:r>
-    </w:p>
-    <w:p/>
-    <w:p>
-      <w:r>
-        <w:t xml:space="preserve">Вывести на экран сгенерированный ключ (последовательность из 0 и 1), исходный файл и зашифрованный файл в двоичном виде. </w:t>
-      </w:r>
-    </w:p>
-    <w:p/>
-    <w:p>
-      <w:r>
-        <w:t>На диск сохранить зашифрованный/расшифрованный файл в виде потока байтов. Программа не должна быть написана в консольном режиме. Результат работы программы – зашифрованный/расшифрованный файл.</w:t>
-      </w:r>
-    </w:p>
-    <w:p>
-      <w:r>
-        <w:t xml:space="preserve"> </w:t>
-      </w:r>
-    </w:p>
-    <w:p>
-      <w:pPr>
-        <w:pStyle w:val="af0"/>
-      </w:pPr>
-      <w:bookmarkStart w:id="1" w:name="_Toc186182165"/>
-      <w:bookmarkStart w:id="2" w:name="_Toc194057274"/>
-      <w:bookmarkStart w:id="3" w:name="_Toc215144346"/>
-      <w:r>
-        <w:lastRenderedPageBreak/>
-        <w:t>Приложение</w:t>
-      </w:r>
-      <w:r>
-        <w:t xml:space="preserve"> </w:t>
-      </w:r>
-      <w:bookmarkEnd w:id="1"/>
-      <w:bookmarkEnd w:id="2"/>
-      <w:r>
-        <w:t>А</w:t>
-      </w:r>
-      <w:bookmarkEnd w:id="3"/>
-    </w:p>
-    <w:p>
-      <w:pPr>
-        <w:pStyle w:val="ad"/>
-      </w:pPr>
-      <w:r>
-        <w:t>Тестовые наборы</w:t>
-      </w:r>
-    </w:p>
-    <w:p>
-      <w:pPr>
-        <w:pStyle w:val="ad"/>
-      </w:pPr>
-    </w:p>
-    <w:p>
-      <w:pPr>
-        <w:pStyle w:val="ad"/>
-      </w:pPr>
-      <w:r>
-        <w:t>Шифрование файлов различных форматов</w:t>
-      </w:r>
-    </w:p>
-    <w:p>
-      <w:pPr>
-        <w:pStyle w:val="ad"/>
-      </w:pPr>
-      <w:r>
-        <w:t xml:space="preserve"> </w:t>
-      </w:r>
-    </w:p>
-    <w:p>
-      <w:pPr>
-        <w:pStyle w:val="ad"/>
-      </w:pPr>
-      <w:r>
-        <w:t>Тест 1</w:t>
-      </w:r>
-    </w:p>
-    <w:p>
-      <w:pPr>
-        <w:pStyle w:val="ae"/>
-      </w:pPr>
-      <w:r>
-        <w:t xml:space="preserve">Тестовая </w:t>
-      </w:r>
-      <w:proofErr w:type="gramStart"/>
-      <w:r>
-        <w:t xml:space="preserve">ситуация: </w:t>
-      </w:r>
-      <w:r>
-        <w:t xml:space="preserve"> </w:t>
-      </w:r>
-      <w:r>
-        <w:t>шифрование</w:t>
-      </w:r>
-      <w:proofErr w:type="gramEnd"/>
-      <w:r>
-        <w:t xml:space="preserve"> файла с расширением </w:t>
-      </w:r>
-      <w:r>
-        <w:rPr>
-          <w:lang w:val="en-US"/>
-        </w:rPr>
-        <w:t>JPG</w:t>
-      </w:r>
-      <w:r>
-        <w:t>.</w:t>
-      </w:r>
-    </w:p>
-    <w:p>
-      <w:pPr>
-        <w:pStyle w:val="ae"/>
-      </w:pPr>
-    </w:p>
-    <w:p>
-      <w:pPr>
-        <w:pStyle w:val="ae"/>
-      </w:pPr>
-      <w:r>
-        <w:t xml:space="preserve">Исходные данные: </w:t>
-      </w:r>
-    </w:p>
-    <w:p>
-      <w:pPr>
-        <w:pStyle w:val="ae"/>
-      </w:pPr>
-    </w:p>
-    <w:p>
-      <w:pPr>
-        <w:pStyle w:val="ae"/>
-        <w:jc w:val="center"/>
-        <w:rPr>
-          <w:noProof/>
-        </w:rPr>
-      </w:pPr>
-      <w:r>
-        <w:rPr>
-          <w:noProof/>
+    </w:p>
+    <w:tbl>
+      <w:tblPr>
+        <w:tblStyle w:val="af3"/>
+        <w:tblW w:w="0" w:type="auto"/>
+        <w:tblInd w:w="708" w:type="dxa"/>
+        <w:tblLook w:val="04A0" w:firstRow="1" w:lastRow="0" w:firstColumn="1" w:lastColumn="0" w:noHBand="0" w:noVBand="1"/>
+      </w:tblPr>
+      <w:tblGrid>
+        <w:gridCol w:w="3115"/>
+        <w:gridCol w:w="1984"/>
+        <w:gridCol w:w="1843"/>
+        <w:gridCol w:w="1695"/>
+      </w:tblGrid>
+      <w:tr>
+        <w:tc>
+          <w:tcPr>
+            <w:tcW w:w="3115" w:type="dxa"/>
+          </w:tcPr>
+          <w:p>
+            <w:pPr>
+              <w:ind w:firstLine="0"/>
+              <w:rPr>
+                <w:lang w:val="en-US"/>
+              </w:rPr>
+            </w:pPr>
+            <w:r>
+              <w:rPr>
+                <w:lang w:val="en-US"/>
+              </w:rPr>
+              <w:t>a(</w:t>
+            </w:r>
+            <w:r>
+              <w:t>основание степени</w:t>
+            </w:r>
+            <w:r>
+              <w:rPr>
+                <w:lang w:val="en-US"/>
+              </w:rPr>
+              <w:t>)</w:t>
+            </w:r>
+          </w:p>
+        </w:tc>
+        <w:tc>
+          <w:tcPr>
+            <w:tcW w:w="1984" w:type="dxa"/>
+          </w:tcPr>
+          <w:p>
+            <w:pPr>
+              <w:ind w:firstLine="0"/>
+            </w:pPr>
+            <w:r>
+              <w:rPr>
+                <w:lang w:val="en-US"/>
+              </w:rPr>
+              <w:t>Z(</w:t>
+            </w:r>
+            <w:r>
+              <w:t>степень)</w:t>
+            </w:r>
+          </w:p>
+        </w:tc>
+        <w:tc>
+          <w:tcPr>
+            <w:tcW w:w="1843" w:type="dxa"/>
+          </w:tcPr>
+          <w:p>
+            <w:pPr>
+              <w:ind w:firstLine="0"/>
+            </w:pPr>
+            <w:r>
+              <w:rPr>
+                <w:lang w:val="en-US"/>
+              </w:rPr>
+              <w:t>x(</w:t>
+            </w:r>
+            <w:r>
+              <w:t>результат)</w:t>
+            </w:r>
+          </w:p>
+        </w:tc>
+        <w:tc>
+          <w:tcPr>
+            <w:tcW w:w="1695" w:type="dxa"/>
+          </w:tcPr>
+          <w:p>
+            <w:pPr>
+              <w:ind w:firstLine="0"/>
+            </w:pPr>
+            <w:r>
+              <w:t>Шаги выполнения</w:t>
+            </w:r>
+          </w:p>
+        </w:tc>
+      </w:tr>
+      <w:tr>
+        <w:tc>
+          <w:tcPr>
+            <w:tcW w:w="3115" w:type="dxa"/>
+            <w:tcBorders>
+              <w:bottom w:val="single" w:sz="4" w:space="0" w:color="auto"/>
+            </w:tcBorders>
+          </w:tcPr>
+          <w:p>
+            <w:pPr>
+              <w:ind w:firstLine="0"/>
+            </w:pPr>
+            <w:r>
+              <w:t>7</w:t>
+            </w:r>
+          </w:p>
+        </w:tc>
+        <w:tc>
+          <w:tcPr>
+            <w:tcW w:w="1984" w:type="dxa"/>
+            <w:tcBorders>
+              <w:bottom w:val="single" w:sz="4" w:space="0" w:color="auto"/>
+            </w:tcBorders>
+          </w:tcPr>
+          <w:p>
+            <w:pPr>
+              <w:ind w:firstLine="0"/>
+            </w:pPr>
+            <w:r>
+              <w:t>13</w:t>
+            </w:r>
+          </w:p>
+        </w:tc>
+        <w:tc>
+          <w:tcPr>
+            <w:tcW w:w="1843" w:type="dxa"/>
+            <w:tcBorders>
+              <w:bottom w:val="single" w:sz="4" w:space="0" w:color="auto"/>
+            </w:tcBorders>
+          </w:tcPr>
+          <w:p>
+            <w:pPr>
+              <w:ind w:firstLine="0"/>
+            </w:pPr>
+            <w:r>
+              <w:t>1</w:t>
+            </w:r>
+          </w:p>
+        </w:tc>
+        <w:tc>
+          <w:tcPr>
+            <w:tcW w:w="1695" w:type="dxa"/>
+          </w:tcPr>
+          <w:p>
+            <w:pPr>
+              <w:ind w:firstLine="0"/>
+            </w:pPr>
+            <w:r>
+              <w:t>0</w:t>
+            </w:r>
+          </w:p>
+        </w:tc>
+      </w:tr>
+      <w:tr>
+        <w:tc>
+          <w:tcPr>
+            <w:tcW w:w="3115" w:type="dxa"/>
+            <w:tcBorders>
+              <w:bottom w:val="single" w:sz="4" w:space="0" w:color="auto"/>
+            </w:tcBorders>
+          </w:tcPr>
+          <w:p>
+            <w:pPr>
+              <w:ind w:firstLine="0"/>
+            </w:pPr>
+            <w:r>
+              <w:t>49</w:t>
+            </w:r>
+          </w:p>
+        </w:tc>
+        <w:tc>
+          <w:tcPr>
+            <w:tcW w:w="1984" w:type="dxa"/>
+            <w:tcBorders>
+              <w:bottom w:val="single" w:sz="4" w:space="0" w:color="auto"/>
+            </w:tcBorders>
+          </w:tcPr>
+          <w:p>
+            <w:pPr>
+              <w:ind w:firstLine="0"/>
+            </w:pPr>
+            <w:r>
+              <w:t>6</w:t>
+            </w:r>
+          </w:p>
+        </w:tc>
+        <w:tc>
+          <w:tcPr>
+            <w:tcW w:w="1843" w:type="dxa"/>
+            <w:tcBorders>
+              <w:bottom w:val="single" w:sz="4" w:space="0" w:color="auto"/>
+            </w:tcBorders>
+          </w:tcPr>
+          <w:p>
+            <w:pPr>
+              <w:ind w:firstLine="0"/>
+            </w:pPr>
+            <w:r>
+              <w:t>7</w:t>
+            </w:r>
+          </w:p>
+        </w:tc>
+        <w:tc>
+          <w:tcPr>
+            <w:tcW w:w="1695" w:type="dxa"/>
+            <w:tcBorders>
+              <w:bottom w:val="nil"/>
+            </w:tcBorders>
+          </w:tcPr>
+          <w:p>
+            <w:pPr>
+              <w:ind w:firstLine="0"/>
+            </w:pPr>
+            <w:r>
+              <w:t>1</w:t>
+            </w:r>
+          </w:p>
+        </w:tc>
+      </w:tr>
+      <w:tr>
+        <w:tc>
+          <w:tcPr>
+            <w:tcW w:w="3115" w:type="dxa"/>
+            <w:tcBorders>
+              <w:bottom w:val="single" w:sz="4" w:space="0" w:color="auto"/>
+            </w:tcBorders>
+          </w:tcPr>
+          <w:p>
+            <w:pPr>
+              <w:ind w:firstLine="0"/>
+            </w:pPr>
+            <w:r>
+              <w:t>32</w:t>
+            </w:r>
+          </w:p>
+        </w:tc>
+        <w:tc>
+          <w:tcPr>
+            <w:tcW w:w="1984" w:type="dxa"/>
+            <w:tcBorders>
+              <w:bottom w:val="single" w:sz="4" w:space="0" w:color="auto"/>
+            </w:tcBorders>
+          </w:tcPr>
+          <w:p>
+            <w:pPr>
+              <w:ind w:firstLine="0"/>
+            </w:pPr>
+            <w:r>
+              <w:t>3</w:t>
+            </w:r>
+          </w:p>
+        </w:tc>
+        <w:tc>
+          <w:tcPr>
+            <w:tcW w:w="1843" w:type="dxa"/>
+            <w:tcBorders>
+              <w:bottom w:val="single" w:sz="4" w:space="0" w:color="auto"/>
+            </w:tcBorders>
+          </w:tcPr>
+          <w:p>
+            <w:pPr>
+              <w:ind w:firstLine="0"/>
+            </w:pPr>
+            <w:r>
+              <w:t>7</w:t>
+            </w:r>
+          </w:p>
+        </w:tc>
+        <w:tc>
+          <w:tcPr>
+            <w:tcW w:w="1695" w:type="dxa"/>
+            <w:tcBorders>
+              <w:bottom w:val="nil"/>
+            </w:tcBorders>
+          </w:tcPr>
+          <w:p>
+            <w:pPr>
+              <w:ind w:firstLine="0"/>
+            </w:pPr>
+            <w:r>
+              <w:t>2</w:t>
+            </w:r>
+          </w:p>
+        </w:tc>
+      </w:tr>
+      <w:tr>
+        <w:tc>
+          <w:tcPr>
+            <w:tcW w:w="3115" w:type="dxa"/>
+            <w:tcBorders>
+              <w:top w:val="single" w:sz="4" w:space="0" w:color="auto"/>
+            </w:tcBorders>
+          </w:tcPr>
+          <w:p>
+            <w:pPr>
+              <w:ind w:firstLine="0"/>
+            </w:pPr>
+            <w:r>
+              <w:t>97</w:t>
+            </w:r>
+          </w:p>
+        </w:tc>
+        <w:tc>
+          <w:tcPr>
+            <w:tcW w:w="1984" w:type="dxa"/>
+            <w:tcBorders>
+              <w:top w:val="single" w:sz="4" w:space="0" w:color="auto"/>
+            </w:tcBorders>
+          </w:tcPr>
+          <w:p>
+            <w:pPr>
+              <w:ind w:firstLine="0"/>
+              <w:rPr>
+                <w:lang w:val="en-US"/>
+              </w:rPr>
+            </w:pPr>
+            <w:r>
+              <w:rPr>
+                <w:lang w:val="en-US"/>
+              </w:rPr>
+              <w:t>1</w:t>
+            </w:r>
+          </w:p>
+        </w:tc>
+        <w:tc>
+          <w:tcPr>
+            <w:tcW w:w="1843" w:type="dxa"/>
+            <w:tcBorders>
+              <w:top w:val="single" w:sz="4" w:space="0" w:color="auto"/>
+            </w:tcBorders>
+          </w:tcPr>
+          <w:p>
+            <w:pPr>
+              <w:ind w:firstLine="0"/>
+            </w:pPr>
+            <w:r>
+              <w:t>18</w:t>
+            </w:r>
+          </w:p>
+        </w:tc>
+        <w:tc>
+          <w:tcPr>
+            <w:tcW w:w="1695" w:type="dxa"/>
+            <w:tcBorders>
+              <w:top w:val="single" w:sz="4" w:space="0" w:color="auto"/>
+            </w:tcBorders>
+          </w:tcPr>
+          <w:p>
+            <w:pPr>
+              <w:ind w:firstLine="0"/>
+            </w:pPr>
+            <w:r>
+              <w:t>3</w:t>
+            </w:r>
+          </w:p>
+        </w:tc>
+      </w:tr>
+      <w:tr>
+        <w:tc>
+          <w:tcPr>
+            <w:tcW w:w="3115" w:type="dxa"/>
+          </w:tcPr>
+          <w:p>
+            <w:pPr>
+              <w:ind w:firstLine="0"/>
+            </w:pPr>
+            <w:r>
+              <w:t>97</w:t>
+            </w:r>
+          </w:p>
+        </w:tc>
+        <w:tc>
+          <w:tcPr>
+            <w:tcW w:w="1984" w:type="dxa"/>
+          </w:tcPr>
+          <w:p>
+            <w:pPr>
+              <w:ind w:firstLine="0"/>
+              <w:rPr>
+                <w:lang w:val="en-US"/>
+              </w:rPr>
+            </w:pPr>
+            <w:r>
+              <w:rPr>
+                <w:lang w:val="en-US"/>
+              </w:rPr>
+              <w:t>0</w:t>
+            </w:r>
+          </w:p>
+        </w:tc>
+        <w:tc>
+          <w:tcPr>
+            <w:tcW w:w="1843" w:type="dxa"/>
+          </w:tcPr>
+          <w:p>
+            <w:pPr>
+              <w:ind w:firstLine="0"/>
+            </w:pPr>
+            <w:r>
+              <w:t>98</w:t>
+            </w:r>
+          </w:p>
+        </w:tc>
+        <w:tc>
+          <w:tcPr>
+            <w:tcW w:w="1695" w:type="dxa"/>
+          </w:tcPr>
+          <w:p>
+            <w:pPr>
+              <w:ind w:firstLine="0"/>
+              <w:rPr>
+                <w:lang w:val="en-US"/>
+              </w:rPr>
+            </w:pPr>
+            <w:r>
+              <w:rPr>
+                <w:lang w:val="en-US"/>
+              </w:rPr>
+              <w:t>4</w:t>
+            </w:r>
+          </w:p>
+        </w:tc>
+      </w:tr>
+    </w:tbl>
+    <w:p>
+      <w:pPr>
+        <w:ind w:firstLine="0"/>
+      </w:pPr>
+      <w:r>
+        <w:tab/>
+      </w:r>
+    </w:p>
+    <w:p>
+      <w:pPr>
+        <w:ind w:firstLine="0"/>
+        <w:rPr>
+          <w:lang w:val="en-US"/>
+        </w:rPr>
+      </w:pPr>
+      <w:r>
+        <w:tab/>
+        <w:t>Исходные данные</w:t>
+      </w:r>
+      <w:r>
+        <w:rPr>
+          <w:lang w:val="en-US"/>
+        </w:rPr>
+        <w:t xml:space="preserve">: </w:t>
+      </w:r>
+    </w:p>
+    <w:p>
+      <w:pPr>
+        <w:ind w:firstLine="0"/>
+        <w:rPr>
+          <w:lang w:val="en-US"/>
+        </w:rPr>
+      </w:pPr>
+    </w:p>
+    <w:p>
+      <w:pPr>
+        <w:ind w:firstLine="0"/>
+        <w:jc w:val="center"/>
+      </w:pPr>
+      <w:r>
+        <w:rPr>
+          <w:lang w:val="en-US"/>
         </w:rPr>
         <w:drawing>
-          <wp:inline distT="0" distB="0" distL="0" distR="0" wp14:anchorId="7923351B" wp14:editId="7B8A0287">
-            <wp:extent cx="2876550" cy="1474413"/>
-            <wp:effectExtent l="0" t="0" r="0" b="0"/>
-            <wp:docPr id="225923399" name="Рисунок 1"/>
+          <wp:inline distT="0" distB="0" distL="0" distR="0" wp14:anchorId="133B67E9" wp14:editId="668BF696">
+            <wp:extent cx="1336769" cy="1348740"/>
+            <wp:effectExtent l="0" t="0" r="0" b="3810"/>
+            <wp:docPr id="1884618872" name="Рисунок 1"/>
             <wp:cNvGraphicFramePr>
               <a:graphicFrameLocks xmlns:a="http://schemas.openxmlformats.org/drawingml/2006/main" noChangeAspect="1"/>
             </wp:cNvGraphicFramePr>
@@ -650,100 +1108,7 @@
               <a:graphicData uri="http://schemas.openxmlformats.org/drawingml/2006/picture">
                 <pic:pic xmlns:pic="http://schemas.openxmlformats.org/drawingml/2006/picture">
                   <pic:nvPicPr>
-                    <pic:cNvPr id="225923399" name=""/>
-                    <pic:cNvPicPr/>
-                  </pic:nvPicPr>
-                  <pic:blipFill>
-                    <a:blip r:embed="rId5"/>
-                    <a:stretch>
-                      <a:fillRect/>
-                    </a:stretch>
-                  </pic:blipFill>
-                  <pic:spPr>
-                    <a:xfrm>
-                      <a:off x="0" y="0"/>
-                      <a:ext cx="2887128" cy="1479835"/>
-                    </a:xfrm>
-                    <a:prstGeom prst="rect">
-                      <a:avLst/>
-                    </a:prstGeom>
-                  </pic:spPr>
-                </pic:pic>
-              </a:graphicData>
-            </a:graphic>
-          </wp:inline>
-        </w:drawing>
-      </w:r>
-    </w:p>
-    <w:p>
-      <w:pPr>
-        <w:pStyle w:val="ae"/>
-        <w:jc w:val="center"/>
-        <w:rPr>
-          <w:noProof/>
-        </w:rPr>
-      </w:pPr>
-    </w:p>
-    <w:p>
-      <w:pPr>
-        <w:pStyle w:val="af1"/>
-        <w:rPr>
-          <w:i/>
-          <w:iCs/>
-        </w:rPr>
-      </w:pPr>
-      <w:r>
-        <w:t xml:space="preserve">Рисунок </w:t>
-      </w:r>
-      <w:r>
-        <w:t>1</w:t>
-      </w:r>
-      <w:r>
-        <w:t xml:space="preserve"> – </w:t>
-      </w:r>
-      <w:r>
-        <w:t>Исходные данные</w:t>
-      </w:r>
-      <w:r>
-        <w:t>. Тест 1</w:t>
-      </w:r>
-    </w:p>
-    <w:p>
-      <w:pPr>
-        <w:pStyle w:val="ae"/>
-        <w:jc w:val="center"/>
-        <w:rPr>
-          <w:noProof/>
-        </w:rPr>
-      </w:pPr>
-    </w:p>
-    <w:p>
-      <w:pPr>
-        <w:pStyle w:val="ae"/>
-        <w:jc w:val="center"/>
-        <w:rPr>
-          <w:noProof/>
-          <w:lang w:val="en-US"/>
-        </w:rPr>
-      </w:pPr>
-      <w:r>
-        <w:rPr>
-          <w:noProof/>
-          <w:lang w:val="en-US"/>
-        </w:rPr>
-        <w:drawing>
-          <wp:inline distT="0" distB="0" distL="0" distR="0" wp14:anchorId="7110A34D" wp14:editId="4D8B405B">
-            <wp:extent cx="2843320" cy="652191"/>
-            <wp:effectExtent l="0" t="0" r="0" b="0"/>
-            <wp:docPr id="601146799" name="Рисунок 1"/>
-            <wp:cNvGraphicFramePr>
-              <a:graphicFrameLocks xmlns:a="http://schemas.openxmlformats.org/drawingml/2006/main" noChangeAspect="1"/>
-            </wp:cNvGraphicFramePr>
-            <a:graphic xmlns:a="http://schemas.openxmlformats.org/drawingml/2006/main">
-              <a:graphicData uri="http://schemas.openxmlformats.org/drawingml/2006/picture">
-                <pic:pic xmlns:pic="http://schemas.openxmlformats.org/drawingml/2006/picture">
-                  <pic:nvPicPr>
-                    <pic:cNvPr id="601146799" name=""/>
+                    <pic:cNvPr id="1884618872" name=""/>
                     <pic:cNvPicPr/>
                   </pic:nvPicPr>
                   <pic:blipFill>
@@ -755,7 +1120,7 @@
                   <pic:spPr>
                     <a:xfrm>
                       <a:off x="0" y="0"/>
-                      <a:ext cx="2899050" cy="664974"/>
+                      <a:ext cx="1352164" cy="1364273"/>
                     </a:xfrm>
                     <a:prstGeom prst="rect">
                       <a:avLst/>
@@ -770,74 +1135,27 @@
     </w:p>
     <w:p>
       <w:pPr>
-        <w:pStyle w:val="ae"/>
-        <w:jc w:val="center"/>
-        <w:rPr>
-          <w:noProof/>
-          <w:lang w:val="en-US"/>
-        </w:rPr>
-      </w:pPr>
-    </w:p>
-    <w:p>
-      <w:pPr>
-        <w:pStyle w:val="af1"/>
-        <w:rPr>
-          <w:i/>
-          <w:iCs/>
-        </w:rPr>
-      </w:pPr>
-      <w:r>
-        <w:t xml:space="preserve">Рисунок </w:t>
-      </w:r>
-      <w:r>
-        <w:t>2</w:t>
-      </w:r>
-      <w:r>
-        <w:t xml:space="preserve"> – </w:t>
-      </w:r>
-      <w:r>
-        <w:t>Исходные данные</w:t>
-      </w:r>
-      <w:r>
-        <w:t>. Тест 1</w:t>
-      </w:r>
-    </w:p>
-    <w:p>
-      <w:pPr>
-        <w:pStyle w:val="ae"/>
         <w:ind w:firstLine="0"/>
-      </w:pPr>
-    </w:p>
-    <w:p>
-      <w:pPr>
-        <w:pStyle w:val="ae"/>
-      </w:pPr>
-      <w:r>
-        <w:t>Полученный результат</w:t>
-      </w:r>
-      <w:r>
-        <w:t xml:space="preserve"> (шифрование)</w:t>
-      </w:r>
-      <w:r>
-        <w:t>:</w:t>
-      </w:r>
-    </w:p>
-    <w:p>
-      <w:pPr>
-        <w:pStyle w:val="ae"/>
-      </w:pPr>
-    </w:p>
-    <w:p>
-      <w:pPr>
-        <w:pStyle w:val="ae"/>
-        <w:jc w:val="center"/>
-      </w:pPr>
-      <w:r>
+        <w:jc w:val="center"/>
+        <w:rPr>
+          <w:lang w:val="en-US"/>
+        </w:rPr>
+      </w:pPr>
+    </w:p>
+    <w:p>
+      <w:pPr>
+        <w:ind w:firstLine="0"/>
+        <w:jc w:val="center"/>
+      </w:pPr>
+      <w:r>
+        <w:rPr>
+          <w:lang w:val="en-US"/>
+        </w:rPr>
         <w:drawing>
-          <wp:inline distT="0" distB="0" distL="0" distR="0" wp14:anchorId="096BE63A" wp14:editId="7AA0B9E3">
-            <wp:extent cx="3058761" cy="2461260"/>
-            <wp:effectExtent l="0" t="0" r="8890" b="0"/>
-            <wp:docPr id="1802122155" name="Рисунок 1"/>
+          <wp:inline distT="0" distB="0" distL="0" distR="0" wp14:anchorId="09175135" wp14:editId="0370AB36">
+            <wp:extent cx="1079411" cy="389046"/>
+            <wp:effectExtent l="0" t="0" r="6985" b="0"/>
+            <wp:docPr id="1394815969" name="Рисунок 1"/>
             <wp:cNvGraphicFramePr>
               <a:graphicFrameLocks xmlns:a="http://schemas.openxmlformats.org/drawingml/2006/main" noChangeAspect="1"/>
             </wp:cNvGraphicFramePr>
@@ -845,7 +1163,7 @@
               <a:graphicData uri="http://schemas.openxmlformats.org/drawingml/2006/picture">
                 <pic:pic xmlns:pic="http://schemas.openxmlformats.org/drawingml/2006/picture">
                   <pic:nvPicPr>
-                    <pic:cNvPr id="1802122155" name=""/>
+                    <pic:cNvPr id="1394815969" name=""/>
                     <pic:cNvPicPr/>
                   </pic:nvPicPr>
                   <pic:blipFill>
@@ -857,7 +1175,7 @@
                   <pic:spPr>
                     <a:xfrm>
                       <a:off x="0" y="0"/>
-                      <a:ext cx="3084264" cy="2481781"/>
+                      <a:ext cx="1118369" cy="403087"/>
                     </a:xfrm>
                     <a:prstGeom prst="rect">
                       <a:avLst/>
@@ -872,39 +1190,96 @@
     </w:p>
     <w:p>
       <w:pPr>
-        <w:pStyle w:val="ae"/>
-        <w:jc w:val="center"/>
-        <w:rPr>
-          <w:lang w:val="en-US"/>
-        </w:rPr>
+        <w:ind w:firstLine="0"/>
+        <w:jc w:val="center"/>
       </w:pPr>
     </w:p>
     <w:p>
       <w:pPr>
         <w:pStyle w:val="af1"/>
+        <w:rPr>
+          <w:i/>
+          <w:iCs/>
+        </w:rPr>
       </w:pPr>
       <w:r>
         <w:t xml:space="preserve">Рисунок </w:t>
       </w:r>
       <w:r>
-        <w:t>3</w:t>
-      </w:r>
-      <w:r>
-        <w:t xml:space="preserve"> – Полученный результат. Тест 1</w:t>
-      </w:r>
-    </w:p>
-    <w:p/>
-    <w:p>
-      <w:pPr>
-        <w:jc w:val="center"/>
-      </w:pPr>
-      <w:r>
-        <w:lastRenderedPageBreak/>
+        <w:t>1</w:t>
+      </w:r>
+      <w:r>
+        <w:t xml:space="preserve"> – </w:t>
+      </w:r>
+      <w:r>
+        <w:t>Исходные данные</w:t>
+      </w:r>
+    </w:p>
+    <w:p>
+      <w:pPr>
+        <w:ind w:firstLine="0"/>
+        <w:jc w:val="center"/>
+      </w:pPr>
+    </w:p>
+    <w:p>
+      <w:pPr>
+        <w:ind w:firstLine="0"/>
+      </w:pPr>
+      <w:r>
+        <w:tab/>
+      </w:r>
+      <w:r>
+        <w:t>Полученный результат</w:t>
+      </w:r>
+      <w:r>
+        <w:t>:</w:t>
+      </w:r>
+    </w:p>
+    <w:p>
+      <w:pPr>
+        <w:ind w:firstLine="0"/>
+        <w:rPr>
+          <w:lang w:val="en-US"/>
+        </w:rPr>
+      </w:pPr>
+      <w:r>
+        <w:tab/>
+      </w:r>
+      <w:r>
+        <w:rPr>
+          <w:lang w:val="en-US"/>
+        </w:rPr>
+        <w:t xml:space="preserve">a = g^k mod p = 7 ^ 13 mod </w:t>
+      </w:r>
+      <w:r>
+        <w:rPr>
+          <w:lang w:val="en-US"/>
+        </w:rPr>
+        <w:t>103</w:t>
+      </w:r>
+    </w:p>
+    <w:p>
+      <w:pPr>
+        <w:ind w:firstLine="0"/>
+        <w:rPr>
+          <w:lang w:val="en-US"/>
+        </w:rPr>
+      </w:pPr>
+    </w:p>
+    <w:p>
+      <w:pPr>
+        <w:ind w:firstLine="0"/>
+        <w:jc w:val="center"/>
+      </w:pPr>
+      <w:r>
+        <w:rPr>
+          <w:lang w:val="en-US"/>
+        </w:rPr>
         <w:drawing>
-          <wp:inline distT="0" distB="0" distL="0" distR="0" wp14:anchorId="2D929B52" wp14:editId="25C233B8">
-            <wp:extent cx="2557982" cy="1965960"/>
-            <wp:effectExtent l="0" t="0" r="0" b="0"/>
-            <wp:docPr id="750493683" name="Рисунок 1"/>
+          <wp:inline distT="0" distB="0" distL="0" distR="0" wp14:anchorId="3661953A" wp14:editId="3A0AA8D6">
+            <wp:extent cx="1678305" cy="372957"/>
+            <wp:effectExtent l="0" t="0" r="0" b="8255"/>
+            <wp:docPr id="1368026630" name="Рисунок 1"/>
             <wp:cNvGraphicFramePr>
               <a:graphicFrameLocks xmlns:a="http://schemas.openxmlformats.org/drawingml/2006/main" noChangeAspect="1"/>
             </wp:cNvGraphicFramePr>
@@ -912,7 +1287,7 @@
               <a:graphicData uri="http://schemas.openxmlformats.org/drawingml/2006/picture">
                 <pic:pic xmlns:pic="http://schemas.openxmlformats.org/drawingml/2006/picture">
                   <pic:nvPicPr>
-                    <pic:cNvPr id="750493683" name=""/>
+                    <pic:cNvPr id="1368026630" name=""/>
                     <pic:cNvPicPr/>
                   </pic:nvPicPr>
                   <pic:blipFill>
@@ -924,7 +1299,7 @@
                   <pic:spPr>
                     <a:xfrm>
                       <a:off x="0" y="0"/>
-                      <a:ext cx="2575628" cy="1979522"/>
+                      <a:ext cx="1691687" cy="375931"/>
                     </a:xfrm>
                     <a:prstGeom prst="rect">
                       <a:avLst/>
@@ -936,41 +1311,928 @@
           </wp:inline>
         </w:drawing>
       </w:r>
-    </w:p>
-    <w:p>
-      <w:pPr>
-        <w:jc w:val="center"/>
-      </w:pPr>
-    </w:p>
-    <w:p>
-      <w:pPr>
-        <w:jc w:val="center"/>
+      <w:r>
+        <w:t xml:space="preserve"> </w:t>
+      </w:r>
+    </w:p>
+    <w:p>
+      <w:pPr>
+        <w:ind w:firstLine="0"/>
+        <w:jc w:val="center"/>
+      </w:pPr>
+    </w:p>
+    <w:p>
+      <w:pPr>
+        <w:pStyle w:val="af1"/>
+        <w:rPr>
+          <w:i/>
+          <w:iCs/>
+        </w:rPr>
       </w:pPr>
       <w:r>
         <w:t xml:space="preserve">Рисунок </w:t>
       </w:r>
       <w:r>
-        <w:t>4</w:t>
-      </w:r>
-      <w:r>
-        <w:t xml:space="preserve"> – Полученный результат. Тест 1</w:t>
-      </w:r>
-    </w:p>
-    <w:p>
-      <w:pPr>
-        <w:jc w:val="center"/>
-      </w:pPr>
-    </w:p>
-    <w:p>
-      <w:pPr>
-        <w:jc w:val="center"/>
-      </w:pPr>
-      <w:r>
+        <w:t>2</w:t>
+      </w:r>
+      <w:r>
+        <w:t xml:space="preserve"> – </w:t>
+      </w:r>
+      <w:r>
+        <w:t>Полученный результат</w:t>
+      </w:r>
+    </w:p>
+    <w:p>
+      <w:pPr>
+        <w:ind w:firstLine="0"/>
+        <w:jc w:val="center"/>
+      </w:pPr>
+    </w:p>
+    <w:p/>
+    <w:p>
+      <w:pPr>
+        <w:rPr>
+          <w:b/>
+          <w:bCs/>
+        </w:rPr>
+      </w:pPr>
+      <w:r>
+        <w:rPr>
+          <w:b/>
+          <w:bCs/>
+        </w:rPr>
+        <w:t>2</w:t>
+      </w:r>
+      <w:r>
+        <w:rPr>
+          <w:b/>
+          <w:bCs/>
+        </w:rPr>
+        <w:t xml:space="preserve">) </w:t>
+      </w:r>
+      <w:r>
+        <w:rPr>
+          <w:b/>
+          <w:bCs/>
+        </w:rPr>
+        <w:t>Пример поиска первообразн</w:t>
+      </w:r>
+      <w:r>
+        <w:rPr>
+          <w:b/>
+          <w:bCs/>
+        </w:rPr>
+        <w:t>ых</w:t>
+      </w:r>
+      <w:r>
+        <w:rPr>
+          <w:b/>
+          <w:bCs/>
+        </w:rPr>
+        <w:t xml:space="preserve"> корн</w:t>
+      </w:r>
+      <w:r>
+        <w:rPr>
+          <w:b/>
+          <w:bCs/>
+        </w:rPr>
+        <w:t>ей</w:t>
+      </w:r>
+    </w:p>
+    <w:p>
+      <w:r>
+        <w:t>Задано простое число</w:t>
+      </w:r>
+      <w:r>
+        <w:t xml:space="preserve"> </w:t>
+      </w:r>
+      <w:r>
+        <w:rPr>
+          <w:lang w:val="en-US"/>
+        </w:rPr>
+        <w:t>p</w:t>
+      </w:r>
+      <w:r>
+        <w:t xml:space="preserve"> =</w:t>
+      </w:r>
+      <w:r>
+        <w:t xml:space="preserve"> 41</w:t>
+      </w:r>
+    </w:p>
+    <w:p>
+      <w:pPr>
+        <w:rPr>
+          <w:lang w:val="en-US"/>
+        </w:rPr>
+      </w:pPr>
+      <w:r>
+        <w:t xml:space="preserve">Ищем простые делители </w:t>
+      </w:r>
+      <w:r>
+        <w:rPr>
+          <w:lang w:val="en-US"/>
+        </w:rPr>
+        <w:t>p</w:t>
+      </w:r>
+      <w:r>
+        <w:t xml:space="preserve">-1 = </w:t>
+      </w:r>
+      <w:r>
+        <w:t>40 = 2^3 * 5</w:t>
+      </w:r>
+      <w:r>
+        <w:t>(простые делители</w:t>
+      </w:r>
+      <w:r>
+        <w:t xml:space="preserve">: 2 </w:t>
+      </w:r>
+      <w:r>
+        <w:t>и 5)</w:t>
+      </w:r>
+    </w:p>
+    <w:p>
+      <w:pPr>
+        <w:rPr>
+          <w:lang w:val="en-US"/>
+        </w:rPr>
+      </w:pPr>
+    </w:p>
+    <w:p>
+      <w:r>
+        <w:t>Проверяем, является ли число</w:t>
+      </w:r>
+      <w:r>
+        <w:t xml:space="preserve"> </w:t>
+      </w:r>
+      <w:r>
+        <w:t>2</w:t>
+      </w:r>
+      <w:r>
+        <w:t xml:space="preserve"> </w:t>
+      </w:r>
+      <w:r>
+        <w:t>первообразным корнем по модулю 41</w:t>
+      </w:r>
+    </w:p>
+    <w:p>
+      <w:pPr>
+        <w:rPr>
+          <w:lang w:val="en-US"/>
+        </w:rPr>
+      </w:pPr>
+      <w:r>
+        <w:t>2</w:t>
+      </w:r>
+      <w:r>
+        <w:rPr>
+          <w:lang w:val="en-US"/>
+        </w:rPr>
+        <w:t>^20 mod 41</w:t>
+      </w:r>
+      <w:r>
+        <w:rPr>
+          <w:lang w:val="en-US"/>
+        </w:rPr>
+        <w:t xml:space="preserve"> = 1 </w:t>
+      </w:r>
+      <w:r>
+        <w:t>– не подходит</w:t>
+      </w:r>
+    </w:p>
+    <w:p>
+      <w:pPr>
+        <w:rPr>
+          <w:lang w:val="en-US"/>
+        </w:rPr>
+      </w:pPr>
+    </w:p>
+    <w:p>
+      <w:r>
+        <w:t>Проверяем, является ли число</w:t>
+      </w:r>
+      <w:r>
+        <w:t xml:space="preserve"> </w:t>
+      </w:r>
+      <w:r>
+        <w:t>3</w:t>
+      </w:r>
+      <w:r>
+        <w:t xml:space="preserve"> </w:t>
+      </w:r>
+      <w:r>
+        <w:t>первообразным корнем по модулю 41</w:t>
+      </w:r>
+    </w:p>
+    <w:p>
+      <w:pPr>
+        <w:rPr>
+          <w:lang w:val="en-US"/>
+        </w:rPr>
+      </w:pPr>
+      <w:r>
+        <w:t>3</w:t>
+      </w:r>
+      <w:r>
+        <w:rPr>
+          <w:lang w:val="en-US"/>
+        </w:rPr>
+        <w:t>^20</w:t>
+      </w:r>
+      <w:r>
+        <w:rPr>
+          <w:lang w:val="en-US"/>
+        </w:rPr>
+        <w:t xml:space="preserve"> mod 41 </w:t>
+      </w:r>
+      <w:r>
+        <w:rPr>
+          <w:lang w:val="en-US"/>
+        </w:rPr>
+        <w:t>= 40</w:t>
+      </w:r>
+    </w:p>
+    <w:p>
+      <w:pPr>
+        <w:rPr>
+          <w:lang w:val="en-US"/>
+        </w:rPr>
+      </w:pPr>
+      <w:r>
+        <w:rPr>
+          <w:lang w:val="en-US"/>
+        </w:rPr>
+        <w:lastRenderedPageBreak/>
+        <w:t xml:space="preserve">3 ^ 8 mod 41 = 1 – </w:t>
+      </w:r>
+      <w:r>
+        <w:t>не подходит</w:t>
+      </w:r>
+    </w:p>
+    <w:p>
+      <w:pPr>
+        <w:rPr>
+          <w:lang w:val="en-US"/>
+        </w:rPr>
+      </w:pPr>
+    </w:p>
+    <w:p>
+      <w:r>
+        <w:t>Проверяем, является ли число</w:t>
+      </w:r>
+      <w:r>
+        <w:t xml:space="preserve"> </w:t>
+      </w:r>
+      <w:r>
+        <w:t>6</w:t>
+      </w:r>
+      <w:r>
+        <w:t xml:space="preserve"> </w:t>
+      </w:r>
+      <w:r>
+        <w:t>первообразным корнем по модулю 41</w:t>
+      </w:r>
+    </w:p>
+    <w:p>
+      <w:pPr>
+        <w:rPr>
+          <w:lang w:val="en-US"/>
+        </w:rPr>
+      </w:pPr>
+      <w:r>
+        <w:t xml:space="preserve">6 </w:t>
+      </w:r>
+      <w:r>
+        <w:rPr>
+          <w:lang w:val="en-US"/>
+        </w:rPr>
+        <w:t xml:space="preserve">^ 20 mod 41 </w:t>
+      </w:r>
+      <w:r>
+        <w:rPr>
+          <w:lang w:val="en-US"/>
+        </w:rPr>
+        <w:t xml:space="preserve">= </w:t>
+      </w:r>
+      <w:r>
+        <w:rPr>
+          <w:lang w:val="en-US"/>
+        </w:rPr>
+        <w:t>40</w:t>
+      </w:r>
+    </w:p>
+    <w:p>
+      <w:pPr>
+        <w:rPr>
+          <w:lang w:val="en-US"/>
+        </w:rPr>
+      </w:pPr>
+      <w:r>
+        <w:t xml:space="preserve">6 ^ 8 </w:t>
+      </w:r>
+      <w:r>
+        <w:rPr>
+          <w:lang w:val="en-US"/>
+        </w:rPr>
+        <w:t>mod</w:t>
+      </w:r>
+      <w:r>
+        <w:t xml:space="preserve"> 41 = 1</w:t>
+      </w:r>
+      <w:r>
+        <w:rPr>
+          <w:lang w:val="en-US"/>
+        </w:rPr>
+        <w:t>0</w:t>
+      </w:r>
+      <w:r>
+        <w:t xml:space="preserve"> </w:t>
+      </w:r>
+      <w:r>
+        <w:t>–</w:t>
+      </w:r>
+      <w:r>
+        <w:t xml:space="preserve"> </w:t>
+      </w:r>
+      <w:r>
+        <w:t>подходит</w:t>
+      </w:r>
+    </w:p>
+    <w:p>
+      <w:pPr>
+        <w:rPr>
+          <w:lang w:val="en-US"/>
+        </w:rPr>
+      </w:pPr>
+    </w:p>
+    <w:p>
+      <w:r>
+        <w:t>Проверяем, является ли число</w:t>
+      </w:r>
+      <w:r>
+        <w:t xml:space="preserve"> </w:t>
+      </w:r>
+      <w:r>
+        <w:t>7</w:t>
+      </w:r>
+      <w:r>
+        <w:t xml:space="preserve"> </w:t>
+      </w:r>
+      <w:r>
+        <w:t>первообразным корнем по модулю 41</w:t>
+      </w:r>
+    </w:p>
+    <w:p>
+      <w:pPr>
+        <w:rPr>
+          <w:lang w:val="en-US"/>
+        </w:rPr>
+      </w:pPr>
+      <w:r>
+        <w:t xml:space="preserve">7 </w:t>
+      </w:r>
+      <w:r>
+        <w:rPr>
+          <w:lang w:val="en-US"/>
+        </w:rPr>
+        <w:t xml:space="preserve">^ 20 mod 41 </w:t>
+      </w:r>
+      <w:r>
+        <w:rPr>
+          <w:lang w:val="en-US"/>
+        </w:rPr>
+        <w:t>= 40</w:t>
+      </w:r>
+    </w:p>
+    <w:p>
+      <w:pPr>
+        <w:rPr>
+          <w:lang w:val="en-US"/>
+        </w:rPr>
+      </w:pPr>
+      <w:r>
+        <w:rPr>
+          <w:lang w:val="en-US"/>
+        </w:rPr>
+        <w:t xml:space="preserve">7 ^ 8 mod 41 </w:t>
+      </w:r>
+      <w:r>
+        <w:rPr>
+          <w:lang w:val="en-US"/>
+        </w:rPr>
+        <w:t>= 37</w:t>
+      </w:r>
+      <w:r>
+        <w:rPr>
+          <w:lang w:val="en-US"/>
+        </w:rPr>
+        <w:t xml:space="preserve"> – </w:t>
+      </w:r>
+      <w:r>
+        <w:t>подходит</w:t>
+      </w:r>
+    </w:p>
+    <w:p>
+      <w:pPr>
+        <w:rPr>
+          <w:lang w:val="en-US"/>
+        </w:rPr>
+      </w:pPr>
+    </w:p>
+    <w:p>
+      <w:r>
+        <w:t>Проверяем, является ли число</w:t>
+      </w:r>
+      <w:r>
+        <w:t xml:space="preserve"> </w:t>
+      </w:r>
+      <w:r>
+        <w:t>12</w:t>
+      </w:r>
+      <w:r>
+        <w:t xml:space="preserve"> </w:t>
+      </w:r>
+      <w:r>
+        <w:t>первообразным корнем по модулю 41</w:t>
+      </w:r>
+    </w:p>
+    <w:p>
+      <w:pPr>
+        <w:rPr>
+          <w:lang w:val="en-US"/>
+        </w:rPr>
+      </w:pPr>
+      <w:r>
+        <w:t>12</w:t>
+      </w:r>
+      <w:r>
+        <w:t xml:space="preserve"> </w:t>
+      </w:r>
+      <w:r>
+        <w:t xml:space="preserve">^ 20 </w:t>
+      </w:r>
+      <w:r>
+        <w:rPr>
+          <w:lang w:val="en-US"/>
+        </w:rPr>
+        <w:t>mod</w:t>
+      </w:r>
+      <w:r>
+        <w:t xml:space="preserve"> 41 </w:t>
+      </w:r>
+      <w:r>
+        <w:rPr>
+          <w:lang w:val="en-US"/>
+        </w:rPr>
+        <w:t>= 40</w:t>
+      </w:r>
+    </w:p>
+    <w:p>
+      <w:r>
+        <w:t>12</w:t>
+      </w:r>
+      <w:r>
+        <w:t xml:space="preserve"> ^ 8 </w:t>
+      </w:r>
+      <w:r>
+        <w:rPr>
+          <w:lang w:val="en-US"/>
+        </w:rPr>
+        <w:t>mod</w:t>
+      </w:r>
+      <w:r>
+        <w:t xml:space="preserve"> 41 </w:t>
+      </w:r>
+      <w:r>
+        <w:rPr>
+          <w:lang w:val="en-US"/>
+        </w:rPr>
+        <w:t>= 18</w:t>
+      </w:r>
+      <w:r>
+        <w:t xml:space="preserve"> – </w:t>
+      </w:r>
+      <w:r>
+        <w:t>подходит</w:t>
+      </w:r>
+    </w:p>
+    <w:p/>
+    <w:p>
+      <w:r>
+        <w:t>Проверяем, является ли число</w:t>
+      </w:r>
+      <w:r>
+        <w:t xml:space="preserve"> </w:t>
+      </w:r>
+      <w:r>
+        <w:t>22</w:t>
+      </w:r>
+      <w:r>
+        <w:t xml:space="preserve"> </w:t>
+      </w:r>
+      <w:r>
+        <w:t>первообразным корнем по модулю 41</w:t>
+      </w:r>
+    </w:p>
+    <w:p>
+      <w:pPr>
+        <w:rPr>
+          <w:lang w:val="en-US"/>
+        </w:rPr>
+      </w:pPr>
+      <w:r>
+        <w:t>22</w:t>
+      </w:r>
+      <w:r>
+        <w:t xml:space="preserve"> </w:t>
+      </w:r>
+      <w:r>
+        <w:t xml:space="preserve">^ 20 </w:t>
+      </w:r>
+      <w:r>
+        <w:rPr>
+          <w:lang w:val="en-US"/>
+        </w:rPr>
+        <w:t>mod</w:t>
+      </w:r>
+      <w:r>
+        <w:t xml:space="preserve"> 41 </w:t>
+      </w:r>
+      <w:r>
+        <w:rPr>
+          <w:lang w:val="en-US"/>
+        </w:rPr>
+        <w:t>= 40</w:t>
+      </w:r>
+    </w:p>
+    <w:p>
+      <w:r>
+        <w:t>22</w:t>
+      </w:r>
+      <w:r>
+        <w:t xml:space="preserve"> ^ 8 </w:t>
+      </w:r>
+      <w:r>
+        <w:rPr>
+          <w:lang w:val="en-US"/>
+        </w:rPr>
+        <w:t>mod</w:t>
+      </w:r>
+      <w:r>
+        <w:t xml:space="preserve"> 41 </w:t>
+      </w:r>
+      <w:r>
+        <w:rPr>
+          <w:lang w:val="en-US"/>
+        </w:rPr>
+        <w:t>= 37</w:t>
+      </w:r>
+      <w:r>
+        <w:t xml:space="preserve"> – </w:t>
+      </w:r>
+      <w:r>
+        <w:t>подходит</w:t>
+      </w:r>
+    </w:p>
+    <w:p/>
+    <w:p>
+      <w:r>
+        <w:t>Проверяем, является ли число</w:t>
+      </w:r>
+      <w:r>
+        <w:t xml:space="preserve"> </w:t>
+      </w:r>
+      <w:r>
+        <w:t>28</w:t>
+      </w:r>
+      <w:r>
+        <w:t xml:space="preserve"> </w:t>
+      </w:r>
+      <w:r>
+        <w:t>первообразным корнем по модулю 41</w:t>
+      </w:r>
+    </w:p>
+    <w:p>
+      <w:pPr>
+        <w:rPr>
+          <w:lang w:val="en-US"/>
+        </w:rPr>
+      </w:pPr>
+      <w:r>
+        <w:t>28</w:t>
+      </w:r>
+      <w:r>
+        <w:t xml:space="preserve"> </w:t>
+      </w:r>
+      <w:r>
+        <w:t xml:space="preserve">^ 20 </w:t>
+      </w:r>
+      <w:r>
+        <w:rPr>
+          <w:lang w:val="en-US"/>
+        </w:rPr>
+        <w:t>mod</w:t>
+      </w:r>
+      <w:r>
+        <w:t xml:space="preserve"> 41 </w:t>
+      </w:r>
+      <w:r>
+        <w:rPr>
+          <w:lang w:val="en-US"/>
+        </w:rPr>
+        <w:t>= 40</w:t>
+      </w:r>
+    </w:p>
+    <w:p>
+      <w:r>
+        <w:t>28</w:t>
+      </w:r>
+      <w:r>
+        <w:t xml:space="preserve"> ^ 8 </w:t>
+      </w:r>
+      <w:r>
+        <w:rPr>
+          <w:lang w:val="en-US"/>
+        </w:rPr>
+        <w:t>mod</w:t>
+      </w:r>
+      <w:r>
+        <w:t xml:space="preserve"> 41 </w:t>
+      </w:r>
+      <w:r>
+        <w:rPr>
+          <w:lang w:val="en-US"/>
+        </w:rPr>
+        <w:t>= 10</w:t>
+      </w:r>
+      <w:r>
+        <w:t xml:space="preserve"> – </w:t>
+      </w:r>
+      <w:r>
+        <w:t>подходит</w:t>
+      </w:r>
+    </w:p>
+    <w:p/>
+    <w:p>
+      <w:r>
+        <w:t>Проверяем, является ли число</w:t>
+      </w:r>
+      <w:r>
+        <w:t xml:space="preserve"> </w:t>
+      </w:r>
+      <w:r>
+        <w:t>30</w:t>
+      </w:r>
+      <w:r>
+        <w:t xml:space="preserve"> </w:t>
+      </w:r>
+      <w:r>
+        <w:t>первообразным корнем по модулю 41</w:t>
+      </w:r>
+    </w:p>
+    <w:p>
+      <w:pPr>
+        <w:rPr>
+          <w:lang w:val="en-US"/>
+        </w:rPr>
+      </w:pPr>
+      <w:r>
+        <w:t>30</w:t>
+      </w:r>
+      <w:r>
+        <w:t xml:space="preserve"> </w:t>
+      </w:r>
+      <w:r>
+        <w:t xml:space="preserve">^ 20 </w:t>
+      </w:r>
+      <w:r>
+        <w:rPr>
+          <w:lang w:val="en-US"/>
+        </w:rPr>
+        <w:t>mod</w:t>
+      </w:r>
+      <w:r>
+        <w:t xml:space="preserve"> 41 </w:t>
+      </w:r>
+      <w:r>
+        <w:rPr>
+          <w:lang w:val="en-US"/>
+        </w:rPr>
+        <w:t>= 40</w:t>
+      </w:r>
+    </w:p>
+    <w:p>
+      <w:r>
+        <w:t>30</w:t>
+      </w:r>
+      <w:r>
+        <w:t xml:space="preserve"> ^ 8 </w:t>
+      </w:r>
+      <w:r>
+        <w:rPr>
+          <w:lang w:val="en-US"/>
+        </w:rPr>
+        <w:t>mod</w:t>
+      </w:r>
+      <w:r>
+        <w:t xml:space="preserve"> 41 </w:t>
+      </w:r>
+      <w:r>
+        <w:rPr>
+          <w:lang w:val="en-US"/>
+        </w:rPr>
+        <w:t>= 16</w:t>
+      </w:r>
+      <w:r>
+        <w:t xml:space="preserve"> – </w:t>
+      </w:r>
+      <w:r>
+        <w:t>подходит</w:t>
+      </w:r>
+    </w:p>
+    <w:p/>
+    <w:p>
+      <w:r>
+        <w:t>Проверяем, является ли число</w:t>
+      </w:r>
+      <w:r>
+        <w:t xml:space="preserve"> </w:t>
+      </w:r>
+      <w:r>
+        <w:t>34</w:t>
+      </w:r>
+      <w:r>
+        <w:t xml:space="preserve"> </w:t>
+      </w:r>
+      <w:r>
+        <w:t>первообразным корнем по модулю 41</w:t>
+      </w:r>
+    </w:p>
+    <w:p>
+      <w:pPr>
+        <w:rPr>
+          <w:lang w:val="en-US"/>
+        </w:rPr>
+      </w:pPr>
+      <w:r>
+        <w:t>34</w:t>
+      </w:r>
+      <w:r>
+        <w:t xml:space="preserve"> </w:t>
+      </w:r>
+      <w:r>
+        <w:t xml:space="preserve">^ 20 </w:t>
+      </w:r>
+      <w:r>
+        <w:rPr>
+          <w:lang w:val="en-US"/>
+        </w:rPr>
+        <w:t>mod</w:t>
+      </w:r>
+      <w:r>
+        <w:t xml:space="preserve"> 41 </w:t>
+      </w:r>
+      <w:r>
+        <w:rPr>
+          <w:lang w:val="en-US"/>
+        </w:rPr>
+        <w:t>= 40</w:t>
+      </w:r>
+    </w:p>
+    <w:p>
+      <w:r>
+        <w:t>34</w:t>
+      </w:r>
+      <w:r>
+        <w:t xml:space="preserve"> ^ 8 </w:t>
+      </w:r>
+      <w:r>
+        <w:rPr>
+          <w:lang w:val="en-US"/>
+        </w:rPr>
+        <w:t>mod</w:t>
+      </w:r>
+      <w:r>
+        <w:t xml:space="preserve"> 41 </w:t>
+      </w:r>
+      <w:r>
+        <w:rPr>
+          <w:lang w:val="en-US"/>
+        </w:rPr>
+        <w:t>= 37</w:t>
+      </w:r>
+      <w:r>
+        <w:t xml:space="preserve"> – </w:t>
+      </w:r>
+      <w:r>
+        <w:t>подходит</w:t>
+      </w:r>
+    </w:p>
+    <w:p/>
+    <w:p>
+      <w:r>
+        <w:t>Проверяем, является ли число</w:t>
+      </w:r>
+      <w:r>
+        <w:t xml:space="preserve"> </w:t>
+      </w:r>
+      <w:r>
+        <w:t>35</w:t>
+      </w:r>
+      <w:r>
+        <w:t xml:space="preserve"> </w:t>
+      </w:r>
+      <w:r>
+        <w:t>первообразным корнем по модулю 41</w:t>
+      </w:r>
+    </w:p>
+    <w:p>
+      <w:r>
+        <w:t>3</w:t>
+      </w:r>
+      <w:r>
+        <w:rPr>
+          <w:lang w:val="en-US"/>
+        </w:rPr>
+        <w:t>5</w:t>
+      </w:r>
+      <w:r>
+        <w:t xml:space="preserve"> </w:t>
+      </w:r>
+      <w:r>
+        <w:t xml:space="preserve">^ 20 </w:t>
+      </w:r>
+      <w:r>
+        <w:rPr>
+          <w:lang w:val="en-US"/>
+        </w:rPr>
+        <w:t>mod</w:t>
+      </w:r>
+      <w:r>
+        <w:t xml:space="preserve"> 41 </w:t>
+      </w:r>
+      <w:r>
+        <w:rPr>
+          <w:lang w:val="en-US"/>
+        </w:rPr>
+        <w:t>= 40</w:t>
+      </w:r>
+    </w:p>
+    <w:p>
+      <w:r>
+        <w:rPr>
+          <w:lang w:val="en-US"/>
+        </w:rPr>
+        <w:t>35</w:t>
+      </w:r>
+      <w:r>
+        <w:t xml:space="preserve"> ^ 8 </w:t>
+      </w:r>
+      <w:r>
+        <w:rPr>
+          <w:lang w:val="en-US"/>
+        </w:rPr>
+        <w:t>mod</w:t>
+      </w:r>
+      <w:r>
+        <w:t xml:space="preserve"> 41 </w:t>
+      </w:r>
+      <w:r>
+        <w:rPr>
+          <w:lang w:val="en-US"/>
+        </w:rPr>
+        <w:t xml:space="preserve">= 10 </w:t>
+      </w:r>
+      <w:r>
+        <w:t xml:space="preserve">– </w:t>
+      </w:r>
+      <w:r>
+        <w:t>подходит</w:t>
+      </w:r>
+    </w:p>
+    <w:p/>
+    <w:p/>
+    <w:p>
+      <w:r>
+        <w:t>Исходные данные</w:t>
+      </w:r>
+      <w:r>
+        <w:t>:</w:t>
+      </w:r>
+    </w:p>
+    <w:p/>
+    <w:p>
+      <w:pPr>
+        <w:jc w:val="center"/>
+      </w:pPr>
+      <w:r>
+        <w:rPr>
+          <w:lang w:val="en-US"/>
+        </w:rPr>
         <w:drawing>
-          <wp:inline distT="0" distB="0" distL="0" distR="0" wp14:anchorId="0E2E0C9A" wp14:editId="39DDC54D">
-            <wp:extent cx="2529286" cy="1943100"/>
-            <wp:effectExtent l="0" t="0" r="4445" b="0"/>
-            <wp:docPr id="1962147148" name="Рисунок 1"/>
+          <wp:inline distT="0" distB="0" distL="0" distR="0" wp14:anchorId="273B6190" wp14:editId="61386F4E">
+            <wp:extent cx="1402080" cy="701040"/>
+            <wp:effectExtent l="0" t="0" r="7620" b="3810"/>
+            <wp:docPr id="1066561972" name="Рисунок 1"/>
             <wp:cNvGraphicFramePr>
               <a:graphicFrameLocks xmlns:a="http://schemas.openxmlformats.org/drawingml/2006/main" noChangeAspect="1"/>
             </wp:cNvGraphicFramePr>
@@ -978,7 +2240,7 @@
               <a:graphicData uri="http://schemas.openxmlformats.org/drawingml/2006/picture">
                 <pic:pic xmlns:pic="http://schemas.openxmlformats.org/drawingml/2006/picture">
                   <pic:nvPicPr>
-                    <pic:cNvPr id="1962147148" name=""/>
+                    <pic:cNvPr id="1066561972" name=""/>
                     <pic:cNvPicPr/>
                   </pic:nvPicPr>
                   <pic:blipFill>
@@ -990,7 +2252,7 @@
                   <pic:spPr>
                     <a:xfrm>
                       <a:off x="0" y="0"/>
-                      <a:ext cx="2538404" cy="1950105"/>
+                      <a:ext cx="1402284" cy="701142"/>
                     </a:xfrm>
                     <a:prstGeom prst="rect">
                       <a:avLst/>
@@ -1010,33 +2272,52 @@
     </w:p>
     <w:p>
       <w:pPr>
-        <w:jc w:val="center"/>
+        <w:pStyle w:val="af1"/>
+        <w:rPr>
+          <w:i/>
+          <w:iCs/>
+        </w:rPr>
       </w:pPr>
       <w:r>
         <w:t xml:space="preserve">Рисунок </w:t>
       </w:r>
       <w:r>
-        <w:t>5</w:t>
-      </w:r>
-      <w:r>
-        <w:t xml:space="preserve"> – Полученный результат. Тест 1</w:t>
-      </w:r>
-    </w:p>
-    <w:p>
-      <w:pPr>
-        <w:ind w:firstLine="0"/>
-      </w:pPr>
-    </w:p>
-    <w:p>
-      <w:pPr>
-        <w:jc w:val="center"/>
-      </w:pPr>
-      <w:r>
+        <w:t>3</w:t>
+      </w:r>
+      <w:r>
+        <w:t xml:space="preserve"> – </w:t>
+      </w:r>
+      <w:r>
+        <w:t>Исходные данные</w:t>
+      </w:r>
+    </w:p>
+    <w:p>
+      <w:pPr>
+        <w:jc w:val="center"/>
+      </w:pPr>
+    </w:p>
+    <w:p>
+      <w:r>
+        <w:t>Полученный результат</w:t>
+      </w:r>
+      <w:r>
+        <w:t>:</w:t>
+      </w:r>
+    </w:p>
+    <w:p/>
+    <w:p>
+      <w:pPr>
+        <w:jc w:val="center"/>
+      </w:pPr>
+      <w:r>
+        <w:rPr>
+          <w:lang w:val="en-US"/>
+        </w:rPr>
         <w:drawing>
-          <wp:inline distT="0" distB="0" distL="0" distR="0" wp14:anchorId="0CFD069B" wp14:editId="4E8712A0">
-            <wp:extent cx="3467098" cy="247650"/>
-            <wp:effectExtent l="0" t="0" r="635" b="0"/>
-            <wp:docPr id="342514964" name="Рисунок 1"/>
+          <wp:inline distT="0" distB="0" distL="0" distR="0" wp14:anchorId="0D882AAD" wp14:editId="0345FF25">
+            <wp:extent cx="4812665" cy="1265029"/>
+            <wp:effectExtent l="0" t="0" r="6985" b="0"/>
+            <wp:docPr id="2036110285" name="Рисунок 1"/>
             <wp:cNvGraphicFramePr>
               <a:graphicFrameLocks xmlns:a="http://schemas.openxmlformats.org/drawingml/2006/main" noChangeAspect="1"/>
             </wp:cNvGraphicFramePr>
@@ -1044,7 +2325,7 @@
               <a:graphicData uri="http://schemas.openxmlformats.org/drawingml/2006/picture">
                 <pic:pic xmlns:pic="http://schemas.openxmlformats.org/drawingml/2006/picture">
                   <pic:nvPicPr>
-                    <pic:cNvPr id="342514964" name=""/>
+                    <pic:cNvPr id="2036110285" name=""/>
                     <pic:cNvPicPr/>
                   </pic:nvPicPr>
                   <pic:blipFill>
@@ -1056,7 +2337,7 @@
                   <pic:spPr>
                     <a:xfrm>
                       <a:off x="0" y="0"/>
-                      <a:ext cx="3555751" cy="253982"/>
+                      <a:ext cx="4818585" cy="1266585"/>
                     </a:xfrm>
                     <a:prstGeom prst="rect">
                       <a:avLst/>
@@ -1079,26 +2360,1262 @@
         <w:pStyle w:val="af1"/>
       </w:pPr>
       <w:r>
+        <w:t xml:space="preserve"> </w:t>
+      </w:r>
+      <w:r>
         <w:t xml:space="preserve">Рисунок </w:t>
       </w:r>
       <w:r>
-        <w:t>6</w:t>
-      </w:r>
-      <w:r>
-        <w:t xml:space="preserve"> – Полученный результат. Тест 1</w:t>
+        <w:t>4</w:t>
+      </w:r>
+      <w:r>
+        <w:t xml:space="preserve"> – </w:t>
+      </w:r>
+      <w:r>
+        <w:t>Полученный результат</w:t>
       </w:r>
     </w:p>
     <w:p/>
     <w:p>
       <w:pPr>
-        <w:jc w:val="center"/>
-      </w:pPr>
-      <w:r>
+        <w:pStyle w:val="a7"/>
+        <w:numPr>
+          <w:ilvl w:val="0"/>
+          <w:numId w:val="6"/>
+        </w:numPr>
+        <w:rPr>
+          <w:b/>
+          <w:bCs/>
+        </w:rPr>
+      </w:pPr>
+      <w:r>
+        <w:rPr>
+          <w:b/>
+          <w:bCs/>
+        </w:rPr>
+        <w:t>Пример работы расширенного алгоритма Евклида</w:t>
+      </w:r>
+    </w:p>
+    <w:p>
+      <w:pPr>
+        <w:rPr>
+          <w:b/>
+          <w:bCs/>
+          <w:lang w:val="en-US"/>
+        </w:rPr>
+      </w:pPr>
+    </w:p>
+    <w:p>
+      <w:pPr>
+        <w:ind w:left="709" w:firstLine="0"/>
+        <w:rPr>
+          <w:lang w:val="en-US"/>
+        </w:rPr>
+      </w:pPr>
+      <w:r>
+        <w:t xml:space="preserve">а = 113, </w:t>
+      </w:r>
+      <w:r>
+        <w:rPr>
+          <w:lang w:val="en-US"/>
+        </w:rPr>
+        <w:t>b = 101</w:t>
+      </w:r>
+    </w:p>
+    <w:p>
+      <w:pPr>
+        <w:rPr>
+          <w:lang w:val="en-US"/>
+        </w:rPr>
+      </w:pPr>
+      <w:r>
+        <w:t>НОД</w:t>
+      </w:r>
+      <w:r>
+        <w:rPr>
+          <w:lang w:val="en-US"/>
+        </w:rPr>
+        <w:t>(113, 101) = 1</w:t>
+      </w:r>
+    </w:p>
+    <w:tbl>
+      <w:tblPr>
+        <w:tblStyle w:val="af3"/>
+        <w:tblW w:w="0" w:type="auto"/>
+        <w:tblLook w:val="04A0" w:firstRow="1" w:lastRow="0" w:firstColumn="1" w:lastColumn="0" w:noHBand="0" w:noVBand="1"/>
+      </w:tblPr>
+      <w:tblGrid>
+        <w:gridCol w:w="1411"/>
+        <w:gridCol w:w="1117"/>
+        <w:gridCol w:w="1146"/>
+        <w:gridCol w:w="1146"/>
+        <w:gridCol w:w="1146"/>
+        <w:gridCol w:w="1087"/>
+        <w:gridCol w:w="1146"/>
+        <w:gridCol w:w="1146"/>
+      </w:tblGrid>
+      <w:tr>
+        <w:tc>
+          <w:tcPr>
+            <w:tcW w:w="1411" w:type="dxa"/>
+          </w:tcPr>
+          <w:p>
+            <w:pPr>
+              <w:ind w:firstLine="0"/>
+              <w:rPr>
+                <w:b/>
+                <w:bCs/>
+              </w:rPr>
+            </w:pPr>
+            <w:r>
+              <w:rPr>
+                <w:b/>
+                <w:bCs/>
+              </w:rPr>
+              <w:t>итерация</w:t>
+            </w:r>
+          </w:p>
+        </w:tc>
+        <w:tc>
+          <w:tcPr>
+            <w:tcW w:w="1117" w:type="dxa"/>
+          </w:tcPr>
+          <w:p>
+            <w:pPr>
+              <w:ind w:firstLine="0"/>
+              <w:rPr>
+                <w:b/>
+                <w:bCs/>
+                <w:lang w:val="en-US"/>
+              </w:rPr>
+            </w:pPr>
+            <w:r>
+              <w:rPr>
+                <w:b/>
+                <w:bCs/>
+                <w:lang w:val="en-US"/>
+              </w:rPr>
+              <w:t>q</w:t>
+            </w:r>
+          </w:p>
+        </w:tc>
+        <w:tc>
+          <w:tcPr>
+            <w:tcW w:w="1146" w:type="dxa"/>
+          </w:tcPr>
+          <w:p>
+            <w:pPr>
+              <w:ind w:firstLine="0"/>
+              <w:rPr>
+                <w:b/>
+                <w:bCs/>
+                <w:lang w:val="en-US"/>
+              </w:rPr>
+            </w:pPr>
+            <w:r>
+              <w:rPr>
+                <w:b/>
+                <w:bCs/>
+                <w:lang w:val="en-US"/>
+              </w:rPr>
+              <w:t>a0</w:t>
+            </w:r>
+          </w:p>
+        </w:tc>
+        <w:tc>
+          <w:tcPr>
+            <w:tcW w:w="1146" w:type="dxa"/>
+          </w:tcPr>
+          <w:p>
+            <w:pPr>
+              <w:ind w:firstLine="0"/>
+              <w:rPr>
+                <w:b/>
+                <w:bCs/>
+                <w:lang w:val="en-US"/>
+              </w:rPr>
+            </w:pPr>
+            <w:r>
+              <w:rPr>
+                <w:b/>
+                <w:bCs/>
+                <w:lang w:val="en-US"/>
+              </w:rPr>
+              <w:t>a1</w:t>
+            </w:r>
+          </w:p>
+        </w:tc>
+        <w:tc>
+          <w:tcPr>
+            <w:tcW w:w="1146" w:type="dxa"/>
+          </w:tcPr>
+          <w:p>
+            <w:pPr>
+              <w:ind w:firstLine="0"/>
+              <w:rPr>
+                <w:b/>
+                <w:bCs/>
+                <w:lang w:val="en-US"/>
+              </w:rPr>
+            </w:pPr>
+            <w:r>
+              <w:rPr>
+                <w:b/>
+                <w:bCs/>
+                <w:lang w:val="en-US"/>
+              </w:rPr>
+              <w:t>x0</w:t>
+            </w:r>
+          </w:p>
+        </w:tc>
+        <w:tc>
+          <w:tcPr>
+            <w:tcW w:w="1087" w:type="dxa"/>
+          </w:tcPr>
+          <w:p>
+            <w:pPr>
+              <w:ind w:firstLine="0"/>
+              <w:rPr>
+                <w:b/>
+                <w:bCs/>
+                <w:lang w:val="en-US"/>
+              </w:rPr>
+            </w:pPr>
+            <w:r>
+              <w:rPr>
+                <w:b/>
+                <w:bCs/>
+                <w:lang w:val="en-US"/>
+              </w:rPr>
+              <w:t>x1</w:t>
+            </w:r>
+          </w:p>
+        </w:tc>
+        <w:tc>
+          <w:tcPr>
+            <w:tcW w:w="1146" w:type="dxa"/>
+          </w:tcPr>
+          <w:p>
+            <w:pPr>
+              <w:ind w:firstLine="0"/>
+              <w:rPr>
+                <w:b/>
+                <w:bCs/>
+                <w:lang w:val="en-US"/>
+              </w:rPr>
+            </w:pPr>
+            <w:r>
+              <w:rPr>
+                <w:b/>
+                <w:bCs/>
+                <w:lang w:val="en-US"/>
+              </w:rPr>
+              <w:t>y0</w:t>
+            </w:r>
+          </w:p>
+        </w:tc>
+        <w:tc>
+          <w:tcPr>
+            <w:tcW w:w="1146" w:type="dxa"/>
+          </w:tcPr>
+          <w:p>
+            <w:pPr>
+              <w:ind w:firstLine="0"/>
+              <w:rPr>
+                <w:b/>
+                <w:bCs/>
+                <w:lang w:val="en-US"/>
+              </w:rPr>
+            </w:pPr>
+            <w:r>
+              <w:rPr>
+                <w:b/>
+                <w:bCs/>
+                <w:lang w:val="en-US"/>
+              </w:rPr>
+              <w:t>y1</w:t>
+            </w:r>
+          </w:p>
+        </w:tc>
+      </w:tr>
+      <w:tr>
+        <w:tc>
+          <w:tcPr>
+            <w:tcW w:w="1411" w:type="dxa"/>
+          </w:tcPr>
+          <w:p>
+            <w:pPr>
+              <w:ind w:firstLine="0"/>
+              <w:rPr>
+                <w:lang w:val="en-US"/>
+              </w:rPr>
+            </w:pPr>
+            <w:r>
+              <w:rPr>
+                <w:lang w:val="en-US"/>
+              </w:rPr>
+              <w:t>0</w:t>
+            </w:r>
+          </w:p>
+        </w:tc>
+        <w:tc>
+          <w:tcPr>
+            <w:tcW w:w="1117" w:type="dxa"/>
+          </w:tcPr>
+          <w:p>
+            <w:pPr>
+              <w:ind w:firstLine="0"/>
+              <w:rPr>
+                <w:lang w:val="en-US"/>
+              </w:rPr>
+            </w:pPr>
+            <w:r>
+              <w:rPr>
+                <w:lang w:val="en-US"/>
+              </w:rPr>
+              <w:t>-</w:t>
+            </w:r>
+          </w:p>
+        </w:tc>
+        <w:tc>
+          <w:tcPr>
+            <w:tcW w:w="1146" w:type="dxa"/>
+          </w:tcPr>
+          <w:p>
+            <w:pPr>
+              <w:ind w:firstLine="0"/>
+              <w:rPr>
+                <w:lang w:val="en-US"/>
+              </w:rPr>
+            </w:pPr>
+            <w:r>
+              <w:rPr>
+                <w:lang w:val="en-US"/>
+              </w:rPr>
+              <w:t>113</w:t>
+            </w:r>
+          </w:p>
+        </w:tc>
+        <w:tc>
+          <w:tcPr>
+            <w:tcW w:w="1146" w:type="dxa"/>
+          </w:tcPr>
+          <w:p>
+            <w:pPr>
+              <w:ind w:firstLine="0"/>
+              <w:rPr>
+                <w:lang w:val="en-US"/>
+              </w:rPr>
+            </w:pPr>
+            <w:r>
+              <w:rPr>
+                <w:lang w:val="en-US"/>
+              </w:rPr>
+              <w:t>101</w:t>
+            </w:r>
+          </w:p>
+        </w:tc>
+        <w:tc>
+          <w:tcPr>
+            <w:tcW w:w="1146" w:type="dxa"/>
+          </w:tcPr>
+          <w:p>
+            <w:pPr>
+              <w:ind w:firstLine="0"/>
+              <w:rPr>
+                <w:lang w:val="en-US"/>
+              </w:rPr>
+            </w:pPr>
+            <w:r>
+              <w:rPr>
+                <w:lang w:val="en-US"/>
+              </w:rPr>
+              <w:t>1</w:t>
+            </w:r>
+          </w:p>
+        </w:tc>
+        <w:tc>
+          <w:tcPr>
+            <w:tcW w:w="1087" w:type="dxa"/>
+          </w:tcPr>
+          <w:p>
+            <w:pPr>
+              <w:ind w:firstLine="0"/>
+              <w:rPr>
+                <w:lang w:val="en-US"/>
+              </w:rPr>
+            </w:pPr>
+            <w:r>
+              <w:rPr>
+                <w:lang w:val="en-US"/>
+              </w:rPr>
+              <w:t>0</w:t>
+            </w:r>
+          </w:p>
+        </w:tc>
+        <w:tc>
+          <w:tcPr>
+            <w:tcW w:w="1146" w:type="dxa"/>
+          </w:tcPr>
+          <w:p>
+            <w:pPr>
+              <w:ind w:firstLine="0"/>
+              <w:rPr>
+                <w:lang w:val="en-US"/>
+              </w:rPr>
+            </w:pPr>
+            <w:r>
+              <w:rPr>
+                <w:lang w:val="en-US"/>
+              </w:rPr>
+              <w:t>0</w:t>
+            </w:r>
+          </w:p>
+        </w:tc>
+        <w:tc>
+          <w:tcPr>
+            <w:tcW w:w="1146" w:type="dxa"/>
+          </w:tcPr>
+          <w:p>
+            <w:pPr>
+              <w:ind w:firstLine="0"/>
+              <w:rPr>
+                <w:lang w:val="en-US"/>
+              </w:rPr>
+            </w:pPr>
+            <w:r>
+              <w:rPr>
+                <w:lang w:val="en-US"/>
+              </w:rPr>
+              <w:t>1</w:t>
+            </w:r>
+          </w:p>
+        </w:tc>
+      </w:tr>
+      <w:tr>
+        <w:tc>
+          <w:tcPr>
+            <w:tcW w:w="1411" w:type="dxa"/>
+          </w:tcPr>
+          <w:p>
+            <w:pPr>
+              <w:ind w:firstLine="0"/>
+              <w:rPr>
+                <w:lang w:val="en-US"/>
+              </w:rPr>
+            </w:pPr>
+            <w:r>
+              <w:rPr>
+                <w:lang w:val="en-US"/>
+              </w:rPr>
+              <w:t>1</w:t>
+            </w:r>
+          </w:p>
+        </w:tc>
+        <w:tc>
+          <w:tcPr>
+            <w:tcW w:w="1117" w:type="dxa"/>
+          </w:tcPr>
+          <w:p>
+            <w:pPr>
+              <w:ind w:firstLine="0"/>
+              <w:rPr>
+                <w:lang w:val="en-US"/>
+              </w:rPr>
+            </w:pPr>
+            <w:r>
+              <w:rPr>
+                <w:lang w:val="en-US"/>
+              </w:rPr>
+              <w:t>1</w:t>
+            </w:r>
+          </w:p>
+        </w:tc>
+        <w:tc>
+          <w:tcPr>
+            <w:tcW w:w="1146" w:type="dxa"/>
+          </w:tcPr>
+          <w:p>
+            <w:pPr>
+              <w:ind w:firstLine="0"/>
+              <w:rPr>
+                <w:lang w:val="en-US"/>
+              </w:rPr>
+            </w:pPr>
+            <w:r>
+              <w:rPr>
+                <w:lang w:val="en-US"/>
+              </w:rPr>
+              <w:t>101</w:t>
+            </w:r>
+          </w:p>
+        </w:tc>
+        <w:tc>
+          <w:tcPr>
+            <w:tcW w:w="1146" w:type="dxa"/>
+          </w:tcPr>
+          <w:p>
+            <w:pPr>
+              <w:ind w:firstLine="0"/>
+              <w:rPr>
+                <w:lang w:val="en-US"/>
+              </w:rPr>
+            </w:pPr>
+            <w:r>
+              <w:rPr>
+                <w:lang w:val="en-US"/>
+              </w:rPr>
+              <w:t>12</w:t>
+            </w:r>
+          </w:p>
+        </w:tc>
+        <w:tc>
+          <w:tcPr>
+            <w:tcW w:w="1146" w:type="dxa"/>
+          </w:tcPr>
+          <w:p>
+            <w:pPr>
+              <w:ind w:firstLine="0"/>
+              <w:rPr>
+                <w:lang w:val="en-US"/>
+              </w:rPr>
+            </w:pPr>
+            <w:r>
+              <w:rPr>
+                <w:lang w:val="en-US"/>
+              </w:rPr>
+              <w:t>0</w:t>
+            </w:r>
+          </w:p>
+        </w:tc>
+        <w:tc>
+          <w:tcPr>
+            <w:tcW w:w="1087" w:type="dxa"/>
+          </w:tcPr>
+          <w:p>
+            <w:pPr>
+              <w:ind w:firstLine="0"/>
+              <w:rPr>
+                <w:lang w:val="en-US"/>
+              </w:rPr>
+            </w:pPr>
+            <w:r>
+              <w:rPr>
+                <w:lang w:val="en-US"/>
+              </w:rPr>
+              <w:t>1</w:t>
+            </w:r>
+          </w:p>
+        </w:tc>
+        <w:tc>
+          <w:tcPr>
+            <w:tcW w:w="1146" w:type="dxa"/>
+          </w:tcPr>
+          <w:p>
+            <w:pPr>
+              <w:ind w:firstLine="0"/>
+              <w:rPr>
+                <w:lang w:val="en-US"/>
+              </w:rPr>
+            </w:pPr>
+            <w:r>
+              <w:rPr>
+                <w:lang w:val="en-US"/>
+              </w:rPr>
+              <w:t>1</w:t>
+            </w:r>
+          </w:p>
+        </w:tc>
+        <w:tc>
+          <w:tcPr>
+            <w:tcW w:w="1146" w:type="dxa"/>
+          </w:tcPr>
+          <w:p>
+            <w:pPr>
+              <w:ind w:firstLine="0"/>
+              <w:rPr>
+                <w:lang w:val="en-US"/>
+              </w:rPr>
+            </w:pPr>
+            <w:r>
+              <w:rPr>
+                <w:lang w:val="en-US"/>
+              </w:rPr>
+              <w:t>-1</w:t>
+            </w:r>
+          </w:p>
+        </w:tc>
+      </w:tr>
+      <w:tr>
+        <w:tc>
+          <w:tcPr>
+            <w:tcW w:w="1411" w:type="dxa"/>
+          </w:tcPr>
+          <w:p>
+            <w:pPr>
+              <w:ind w:firstLine="0"/>
+              <w:rPr>
+                <w:lang w:val="en-US"/>
+              </w:rPr>
+            </w:pPr>
+            <w:r>
+              <w:rPr>
+                <w:lang w:val="en-US"/>
+              </w:rPr>
+              <w:t>2</w:t>
+            </w:r>
+          </w:p>
+        </w:tc>
+        <w:tc>
+          <w:tcPr>
+            <w:tcW w:w="1117" w:type="dxa"/>
+          </w:tcPr>
+          <w:p>
+            <w:pPr>
+              <w:ind w:firstLine="0"/>
+              <w:rPr>
+                <w:lang w:val="en-US"/>
+              </w:rPr>
+            </w:pPr>
+            <w:r>
+              <w:rPr>
+                <w:lang w:val="en-US"/>
+              </w:rPr>
+              <w:t>8</w:t>
+            </w:r>
+          </w:p>
+        </w:tc>
+        <w:tc>
+          <w:tcPr>
+            <w:tcW w:w="1146" w:type="dxa"/>
+          </w:tcPr>
+          <w:p>
+            <w:pPr>
+              <w:ind w:firstLine="0"/>
+              <w:rPr>
+                <w:lang w:val="en-US"/>
+              </w:rPr>
+            </w:pPr>
+            <w:r>
+              <w:rPr>
+                <w:lang w:val="en-US"/>
+              </w:rPr>
+              <w:t>12</w:t>
+            </w:r>
+          </w:p>
+        </w:tc>
+        <w:tc>
+          <w:tcPr>
+            <w:tcW w:w="1146" w:type="dxa"/>
+          </w:tcPr>
+          <w:p>
+            <w:pPr>
+              <w:ind w:firstLine="0"/>
+              <w:rPr>
+                <w:lang w:val="en-US"/>
+              </w:rPr>
+            </w:pPr>
+            <w:r>
+              <w:rPr>
+                <w:lang w:val="en-US"/>
+              </w:rPr>
+              <w:t>5</w:t>
+            </w:r>
+          </w:p>
+        </w:tc>
+        <w:tc>
+          <w:tcPr>
+            <w:tcW w:w="1146" w:type="dxa"/>
+          </w:tcPr>
+          <w:p>
+            <w:pPr>
+              <w:ind w:firstLine="0"/>
+              <w:rPr>
+                <w:lang w:val="en-US"/>
+              </w:rPr>
+            </w:pPr>
+            <w:r>
+              <w:rPr>
+                <w:lang w:val="en-US"/>
+              </w:rPr>
+              <w:t>1</w:t>
+            </w:r>
+          </w:p>
+        </w:tc>
+        <w:tc>
+          <w:tcPr>
+            <w:tcW w:w="1087" w:type="dxa"/>
+          </w:tcPr>
+          <w:p>
+            <w:pPr>
+              <w:ind w:firstLine="0"/>
+              <w:rPr>
+                <w:lang w:val="en-US"/>
+              </w:rPr>
+            </w:pPr>
+            <w:r>
+              <w:rPr>
+                <w:lang w:val="en-US"/>
+              </w:rPr>
+              <w:t>-8</w:t>
+            </w:r>
+          </w:p>
+        </w:tc>
+        <w:tc>
+          <w:tcPr>
+            <w:tcW w:w="1146" w:type="dxa"/>
+          </w:tcPr>
+          <w:p>
+            <w:pPr>
+              <w:ind w:firstLine="0"/>
+              <w:rPr>
+                <w:lang w:val="en-US"/>
+              </w:rPr>
+            </w:pPr>
+            <w:r>
+              <w:rPr>
+                <w:lang w:val="en-US"/>
+              </w:rPr>
+              <w:t>-1</w:t>
+            </w:r>
+          </w:p>
+        </w:tc>
+        <w:tc>
+          <w:tcPr>
+            <w:tcW w:w="1146" w:type="dxa"/>
+          </w:tcPr>
+          <w:p>
+            <w:pPr>
+              <w:ind w:firstLine="0"/>
+              <w:rPr>
+                <w:lang w:val="en-US"/>
+              </w:rPr>
+            </w:pPr>
+            <w:r>
+              <w:rPr>
+                <w:lang w:val="en-US"/>
+              </w:rPr>
+              <w:t>9</w:t>
+            </w:r>
+          </w:p>
+        </w:tc>
+      </w:tr>
+      <w:tr>
+        <w:tc>
+          <w:tcPr>
+            <w:tcW w:w="1411" w:type="dxa"/>
+          </w:tcPr>
+          <w:p>
+            <w:pPr>
+              <w:ind w:firstLine="0"/>
+              <w:rPr>
+                <w:lang w:val="en-US"/>
+              </w:rPr>
+            </w:pPr>
+            <w:r>
+              <w:rPr>
+                <w:lang w:val="en-US"/>
+              </w:rPr>
+              <w:t>3</w:t>
+            </w:r>
+          </w:p>
+        </w:tc>
+        <w:tc>
+          <w:tcPr>
+            <w:tcW w:w="1117" w:type="dxa"/>
+          </w:tcPr>
+          <w:p>
+            <w:pPr>
+              <w:ind w:firstLine="0"/>
+              <w:rPr>
+                <w:lang w:val="en-US"/>
+              </w:rPr>
+            </w:pPr>
+            <w:r>
+              <w:rPr>
+                <w:lang w:val="en-US"/>
+              </w:rPr>
+              <w:t>2</w:t>
+            </w:r>
+          </w:p>
+        </w:tc>
+        <w:tc>
+          <w:tcPr>
+            <w:tcW w:w="1146" w:type="dxa"/>
+          </w:tcPr>
+          <w:p>
+            <w:pPr>
+              <w:ind w:firstLine="0"/>
+              <w:rPr>
+                <w:lang w:val="en-US"/>
+              </w:rPr>
+            </w:pPr>
+            <w:r>
+              <w:rPr>
+                <w:lang w:val="en-US"/>
+              </w:rPr>
+              <w:t>5</w:t>
+            </w:r>
+          </w:p>
+        </w:tc>
+        <w:tc>
+          <w:tcPr>
+            <w:tcW w:w="1146" w:type="dxa"/>
+          </w:tcPr>
+          <w:p>
+            <w:pPr>
+              <w:ind w:firstLine="0"/>
+              <w:rPr>
+                <w:lang w:val="en-US"/>
+              </w:rPr>
+            </w:pPr>
+            <w:r>
+              <w:rPr>
+                <w:lang w:val="en-US"/>
+              </w:rPr>
+              <w:t>2</w:t>
+            </w:r>
+          </w:p>
+        </w:tc>
+        <w:tc>
+          <w:tcPr>
+            <w:tcW w:w="1146" w:type="dxa"/>
+          </w:tcPr>
+          <w:p>
+            <w:pPr>
+              <w:ind w:firstLine="0"/>
+              <w:rPr>
+                <w:lang w:val="en-US"/>
+              </w:rPr>
+            </w:pPr>
+            <w:r>
+              <w:rPr>
+                <w:lang w:val="en-US"/>
+              </w:rPr>
+              <w:t>-8</w:t>
+            </w:r>
+          </w:p>
+        </w:tc>
+        <w:tc>
+          <w:tcPr>
+            <w:tcW w:w="1087" w:type="dxa"/>
+          </w:tcPr>
+          <w:p>
+            <w:pPr>
+              <w:ind w:firstLine="0"/>
+              <w:rPr>
+                <w:lang w:val="en-US"/>
+              </w:rPr>
+            </w:pPr>
+            <w:r>
+              <w:rPr>
+                <w:lang w:val="en-US"/>
+              </w:rPr>
+              <w:t>17</w:t>
+            </w:r>
+          </w:p>
+        </w:tc>
+        <w:tc>
+          <w:tcPr>
+            <w:tcW w:w="1146" w:type="dxa"/>
+          </w:tcPr>
+          <w:p>
+            <w:pPr>
+              <w:ind w:firstLine="0"/>
+              <w:rPr>
+                <w:lang w:val="en-US"/>
+              </w:rPr>
+            </w:pPr>
+            <w:r>
+              <w:rPr>
+                <w:lang w:val="en-US"/>
+              </w:rPr>
+              <w:t>9</w:t>
+            </w:r>
+          </w:p>
+        </w:tc>
+        <w:tc>
+          <w:tcPr>
+            <w:tcW w:w="1146" w:type="dxa"/>
+          </w:tcPr>
+          <w:p>
+            <w:pPr>
+              <w:ind w:firstLine="0"/>
+              <w:rPr>
+                <w:lang w:val="en-US"/>
+              </w:rPr>
+            </w:pPr>
+            <w:r>
+              <w:rPr>
+                <w:lang w:val="en-US"/>
+              </w:rPr>
+              <w:t>-19</w:t>
+            </w:r>
+          </w:p>
+        </w:tc>
+      </w:tr>
+      <w:tr>
+        <w:tc>
+          <w:tcPr>
+            <w:tcW w:w="1411" w:type="dxa"/>
+          </w:tcPr>
+          <w:p>
+            <w:pPr>
+              <w:ind w:firstLine="0"/>
+              <w:rPr>
+                <w:lang w:val="en-US"/>
+              </w:rPr>
+            </w:pPr>
+            <w:r>
+              <w:rPr>
+                <w:lang w:val="en-US"/>
+              </w:rPr>
+              <w:t>4</w:t>
+            </w:r>
+          </w:p>
+        </w:tc>
+        <w:tc>
+          <w:tcPr>
+            <w:tcW w:w="1117" w:type="dxa"/>
+          </w:tcPr>
+          <w:p>
+            <w:pPr>
+              <w:ind w:firstLine="0"/>
+              <w:rPr>
+                <w:lang w:val="en-US"/>
+              </w:rPr>
+            </w:pPr>
+            <w:r>
+              <w:rPr>
+                <w:lang w:val="en-US"/>
+              </w:rPr>
+              <w:t>2</w:t>
+            </w:r>
+          </w:p>
+        </w:tc>
+        <w:tc>
+          <w:tcPr>
+            <w:tcW w:w="1146" w:type="dxa"/>
+          </w:tcPr>
+          <w:p>
+            <w:pPr>
+              <w:ind w:firstLine="0"/>
+              <w:rPr>
+                <w:lang w:val="en-US"/>
+              </w:rPr>
+            </w:pPr>
+            <w:r>
+              <w:rPr>
+                <w:lang w:val="en-US"/>
+              </w:rPr>
+              <w:t>2</w:t>
+            </w:r>
+          </w:p>
+        </w:tc>
+        <w:tc>
+          <w:tcPr>
+            <w:tcW w:w="1146" w:type="dxa"/>
+          </w:tcPr>
+          <w:p>
+            <w:pPr>
+              <w:ind w:firstLine="0"/>
+              <w:rPr>
+                <w:lang w:val="en-US"/>
+              </w:rPr>
+            </w:pPr>
+            <w:r>
+              <w:rPr>
+                <w:lang w:val="en-US"/>
+              </w:rPr>
+              <w:t>1</w:t>
+            </w:r>
+          </w:p>
+        </w:tc>
+        <w:tc>
+          <w:tcPr>
+            <w:tcW w:w="1146" w:type="dxa"/>
+          </w:tcPr>
+          <w:p>
+            <w:pPr>
+              <w:ind w:firstLine="0"/>
+              <w:rPr>
+                <w:lang w:val="en-US"/>
+              </w:rPr>
+            </w:pPr>
+            <w:r>
+              <w:rPr>
+                <w:lang w:val="en-US"/>
+              </w:rPr>
+              <w:t>17</w:t>
+            </w:r>
+          </w:p>
+        </w:tc>
+        <w:tc>
+          <w:tcPr>
+            <w:tcW w:w="1087" w:type="dxa"/>
+          </w:tcPr>
+          <w:p>
+            <w:pPr>
+              <w:ind w:firstLine="0"/>
+              <w:rPr>
+                <w:lang w:val="en-US"/>
+              </w:rPr>
+            </w:pPr>
+            <w:r>
+              <w:rPr>
+                <w:lang w:val="en-US"/>
+              </w:rPr>
+              <w:t>-42</w:t>
+            </w:r>
+          </w:p>
+        </w:tc>
+        <w:tc>
+          <w:tcPr>
+            <w:tcW w:w="1146" w:type="dxa"/>
+          </w:tcPr>
+          <w:p>
+            <w:pPr>
+              <w:ind w:firstLine="0"/>
+              <w:rPr>
+                <w:lang w:val="en-US"/>
+              </w:rPr>
+            </w:pPr>
+            <w:r>
+              <w:rPr>
+                <w:lang w:val="en-US"/>
+              </w:rPr>
+              <w:t>-19</w:t>
+            </w:r>
+          </w:p>
+        </w:tc>
+        <w:tc>
+          <w:tcPr>
+            <w:tcW w:w="1146" w:type="dxa"/>
+          </w:tcPr>
+          <w:p>
+            <w:pPr>
+              <w:ind w:firstLine="0"/>
+              <w:rPr>
+                <w:lang w:val="en-US"/>
+              </w:rPr>
+            </w:pPr>
+            <w:r>
+              <w:rPr>
+                <w:lang w:val="en-US"/>
+              </w:rPr>
+              <w:t>47</w:t>
+            </w:r>
+          </w:p>
+        </w:tc>
+      </w:tr>
+      <w:tr>
+        <w:tc>
+          <w:tcPr>
+            <w:tcW w:w="1411" w:type="dxa"/>
+          </w:tcPr>
+          <w:p>
+            <w:pPr>
+              <w:ind w:firstLine="0"/>
+              <w:rPr>
+                <w:lang w:val="en-US"/>
+              </w:rPr>
+            </w:pPr>
+            <w:r>
+              <w:rPr>
+                <w:lang w:val="en-US"/>
+              </w:rPr>
+              <w:t>5</w:t>
+            </w:r>
+          </w:p>
+        </w:tc>
+        <w:tc>
+          <w:tcPr>
+            <w:tcW w:w="1117" w:type="dxa"/>
+          </w:tcPr>
+          <w:p>
+            <w:pPr>
+              <w:ind w:firstLine="0"/>
+              <w:rPr>
+                <w:lang w:val="en-US"/>
+              </w:rPr>
+            </w:pPr>
+            <w:r>
+              <w:rPr>
+                <w:lang w:val="en-US"/>
+              </w:rPr>
+              <w:t>2</w:t>
+            </w:r>
+          </w:p>
+        </w:tc>
+        <w:tc>
+          <w:tcPr>
+            <w:tcW w:w="1146" w:type="dxa"/>
+          </w:tcPr>
+          <w:p>
+            <w:pPr>
+              <w:ind w:firstLine="0"/>
+              <w:rPr>
+                <w:lang w:val="en-US"/>
+              </w:rPr>
+            </w:pPr>
+            <w:r>
+              <w:rPr>
+                <w:lang w:val="en-US"/>
+              </w:rPr>
+              <w:t>1</w:t>
+            </w:r>
+          </w:p>
+        </w:tc>
+        <w:tc>
+          <w:tcPr>
+            <w:tcW w:w="1146" w:type="dxa"/>
+          </w:tcPr>
+          <w:p>
+            <w:pPr>
+              <w:ind w:firstLine="0"/>
+              <w:rPr>
+                <w:lang w:val="en-US"/>
+              </w:rPr>
+            </w:pPr>
+            <w:r>
+              <w:rPr>
+                <w:lang w:val="en-US"/>
+              </w:rPr>
+              <w:t>0</w:t>
+            </w:r>
+          </w:p>
+        </w:tc>
+        <w:tc>
+          <w:tcPr>
+            <w:tcW w:w="1146" w:type="dxa"/>
+          </w:tcPr>
+          <w:p>
+            <w:pPr>
+              <w:ind w:firstLine="0"/>
+              <w:rPr>
+                <w:lang w:val="en-US"/>
+              </w:rPr>
+            </w:pPr>
+            <w:r>
+              <w:rPr>
+                <w:lang w:val="en-US"/>
+              </w:rPr>
+              <w:t>-41</w:t>
+            </w:r>
+          </w:p>
+        </w:tc>
+        <w:tc>
+          <w:tcPr>
+            <w:tcW w:w="1087" w:type="dxa"/>
+          </w:tcPr>
+          <w:p>
+            <w:pPr>
+              <w:ind w:firstLine="0"/>
+              <w:rPr>
+                <w:lang w:val="en-US"/>
+              </w:rPr>
+            </w:pPr>
+            <w:r>
+              <w:rPr>
+                <w:lang w:val="en-US"/>
+              </w:rPr>
+              <w:t>101</w:t>
+            </w:r>
+          </w:p>
+        </w:tc>
+        <w:tc>
+          <w:tcPr>
+            <w:tcW w:w="1146" w:type="dxa"/>
+          </w:tcPr>
+          <w:p>
+            <w:pPr>
+              <w:ind w:firstLine="0"/>
+              <w:rPr>
+                <w:lang w:val="en-US"/>
+              </w:rPr>
+            </w:pPr>
+            <w:r>
+              <w:rPr>
+                <w:lang w:val="en-US"/>
+              </w:rPr>
+              <w:t>47</w:t>
+            </w:r>
+          </w:p>
+        </w:tc>
+        <w:tc>
+          <w:tcPr>
+            <w:tcW w:w="1146" w:type="dxa"/>
+          </w:tcPr>
+          <w:p>
+            <w:pPr>
+              <w:ind w:firstLine="0"/>
+              <w:rPr>
+                <w:lang w:val="en-US"/>
+              </w:rPr>
+            </w:pPr>
+            <w:r>
+              <w:rPr>
+                <w:lang w:val="en-US"/>
+              </w:rPr>
+              <w:t>-113</w:t>
+            </w:r>
+          </w:p>
+        </w:tc>
+      </w:tr>
+    </w:tbl>
+    <w:p>
+      <w:pPr>
+        <w:ind w:firstLine="0"/>
+        <w:rPr>
+          <w:lang w:val="en-US"/>
+        </w:rPr>
+      </w:pPr>
+      <w:r>
+        <w:rPr>
+          <w:lang w:val="en-US"/>
+        </w:rPr>
+        <w:t>x1 = -42, y1 = 47</w:t>
+      </w:r>
+    </w:p>
+    <w:p>
+      <w:pPr>
+        <w:ind w:firstLine="0"/>
+        <w:rPr>
+          <w:lang w:val="en-US"/>
+        </w:rPr>
+      </w:pPr>
+      <w:r>
+        <w:rPr>
+          <w:lang w:val="en-US"/>
+        </w:rPr>
+        <w:t>(-42) * 113 + 47 * 101 = 1</w:t>
+      </w:r>
+    </w:p>
+    <w:p>
+      <w:pPr>
+        <w:ind w:firstLine="0"/>
+        <w:rPr>
+          <w:lang w:val="en-US"/>
+        </w:rPr>
+      </w:pPr>
+    </w:p>
+    <w:p>
+      <w:pPr>
+        <w:ind w:firstLine="0"/>
+        <w:jc w:val="center"/>
+        <w:rPr>
+          <w:lang w:val="en-US"/>
+        </w:rPr>
+      </w:pPr>
+      <w:r>
+        <w:rPr>
+          <w:lang w:val="en-US"/>
+        </w:rPr>
         <w:drawing>
-          <wp:inline distT="0" distB="0" distL="0" distR="0" wp14:anchorId="49F5FD58" wp14:editId="635BD6FE">
-            <wp:extent cx="5459793" cy="2567940"/>
-            <wp:effectExtent l="0" t="0" r="7620" b="3810"/>
-            <wp:docPr id="1420883162" name="Рисунок 1"/>
+          <wp:inline distT="0" distB="0" distL="0" distR="0" wp14:anchorId="2FD406B9" wp14:editId="7412A35F">
+            <wp:extent cx="2657846" cy="857370"/>
+            <wp:effectExtent l="0" t="0" r="0" b="0"/>
+            <wp:docPr id="2019706805" name="Рисунок 1"/>
             <wp:cNvGraphicFramePr>
               <a:graphicFrameLocks xmlns:a="http://schemas.openxmlformats.org/drawingml/2006/main" noChangeAspect="1"/>
             </wp:cNvGraphicFramePr>
@@ -1106,7 +3623,7 @@
               <a:graphicData uri="http://schemas.openxmlformats.org/drawingml/2006/picture">
                 <pic:pic xmlns:pic="http://schemas.openxmlformats.org/drawingml/2006/picture">
                   <pic:nvPicPr>
-                    <pic:cNvPr id="1420883162" name=""/>
+                    <pic:cNvPr id="2019706805" name=""/>
                     <pic:cNvPicPr/>
                   </pic:nvPicPr>
                   <pic:blipFill>
@@ -1118,7 +3635,7 @@
                   <pic:spPr>
                     <a:xfrm>
                       <a:off x="0" y="0"/>
-                      <a:ext cx="5483820" cy="2579241"/>
+                      <a:ext cx="2657846" cy="857370"/>
                     </a:xfrm>
                     <a:prstGeom prst="rect">
                       <a:avLst/>
@@ -1133,35 +3650,107 @@
     </w:p>
     <w:p>
       <w:pPr>
-        <w:jc w:val="center"/>
-      </w:pPr>
-    </w:p>
-    <w:p>
-      <w:pPr>
-        <w:pStyle w:val="af1"/>
+        <w:ind w:firstLine="0"/>
+        <w:jc w:val="center"/>
+        <w:rPr>
+          <w:lang w:val="en-US"/>
+        </w:rPr>
+      </w:pPr>
+    </w:p>
+    <w:p>
+      <w:pPr>
+        <w:ind w:firstLine="0"/>
+        <w:jc w:val="center"/>
       </w:pPr>
       <w:r>
         <w:t xml:space="preserve">Рисунок </w:t>
       </w:r>
       <w:r>
-        <w:t>7</w:t>
-      </w:r>
-      <w:r>
-        <w:t xml:space="preserve"> – Полученный результат. Тест 1</w:t>
-      </w:r>
-    </w:p>
-    <w:p>
-      <w:pPr>
-        <w:ind w:firstLine="0"/>
-      </w:pPr>
+        <w:t>5</w:t>
+      </w:r>
+      <w:r>
+        <w:t xml:space="preserve"> – </w:t>
+      </w:r>
+      <w:r>
+        <w:t>Полученный результат</w:t>
+      </w:r>
+    </w:p>
+    <w:p>
+      <w:pPr>
+        <w:pStyle w:val="af0"/>
+      </w:pPr>
+      <w:bookmarkStart w:id="1" w:name="_Toc186182165"/>
+      <w:bookmarkStart w:id="2" w:name="_Toc194057274"/>
+      <w:bookmarkStart w:id="3" w:name="_Toc215144346"/>
+      <w:r>
+        <w:lastRenderedPageBreak/>
+        <w:t>Приложение</w:t>
+      </w:r>
+      <w:r>
+        <w:t xml:space="preserve"> </w:t>
+      </w:r>
+      <w:bookmarkEnd w:id="1"/>
+      <w:bookmarkEnd w:id="2"/>
+      <w:r>
+        <w:t>А</w:t>
+      </w:r>
+      <w:bookmarkEnd w:id="3"/>
+    </w:p>
+    <w:p>
+      <w:pPr>
+        <w:pStyle w:val="ad"/>
+      </w:pPr>
+      <w:r>
+        <w:t>Тестовые наборы</w:t>
+      </w:r>
+    </w:p>
+    <w:p>
+      <w:pPr>
+        <w:pStyle w:val="ad"/>
+      </w:pPr>
+    </w:p>
+    <w:p>
+      <w:pPr>
+        <w:pStyle w:val="ad"/>
+      </w:pPr>
+      <w:r>
+        <w:t>Шифрование файлов различных форматов</w:t>
+      </w:r>
+    </w:p>
+    <w:p>
+      <w:pPr>
+        <w:pStyle w:val="ad"/>
+      </w:pPr>
+      <w:r>
+        <w:t xml:space="preserve"> </w:t>
+      </w:r>
+    </w:p>
+    <w:p>
+      <w:pPr>
+        <w:pStyle w:val="ad"/>
+      </w:pPr>
+      <w:r>
+        <w:t>Тест 1</w:t>
+      </w:r>
     </w:p>
     <w:p>
       <w:pPr>
         <w:pStyle w:val="ae"/>
       </w:pPr>
       <w:r>
-        <w:lastRenderedPageBreak/>
-        <w:t>Полученный результат (дешифрование):</w:t>
+        <w:t xml:space="preserve">Тестовая ситуация: </w:t>
+      </w:r>
+      <w:r>
+        <w:t xml:space="preserve">шифрование файла с расширением </w:t>
+      </w:r>
+      <w:r>
+        <w:rPr>
+          <w:lang w:val="en-US"/>
+        </w:rPr>
+        <w:t>JPG</w:t>
+      </w:r>
+      <w:r>
+        <w:t>.</w:t>
       </w:r>
     </w:p>
     <w:p>
@@ -1171,14 +3760,34 @@
     </w:p>
     <w:p>
       <w:pPr>
-        <w:jc w:val="center"/>
-      </w:pPr>
-      <w:r>
+        <w:pStyle w:val="ae"/>
+      </w:pPr>
+      <w:r>
+        <w:t xml:space="preserve">Исходные данные: </w:t>
+      </w:r>
+    </w:p>
+    <w:p>
+      <w:pPr>
+        <w:pStyle w:val="ae"/>
+      </w:pPr>
+    </w:p>
+    <w:p>
+      <w:pPr>
+        <w:pStyle w:val="ae"/>
+        <w:jc w:val="center"/>
+        <w:rPr>
+          <w:noProof/>
+        </w:rPr>
+      </w:pPr>
+      <w:r>
+        <w:rPr>
+          <w:noProof/>
+        </w:rPr>
         <w:drawing>
-          <wp:inline distT="0" distB="0" distL="0" distR="0" wp14:anchorId="21F20A75" wp14:editId="3D377F9E">
-            <wp:extent cx="2892425" cy="2023925"/>
-            <wp:effectExtent l="0" t="0" r="3175" b="0"/>
-            <wp:docPr id="871687844" name="Рисунок 1"/>
+          <wp:inline distT="0" distB="0" distL="0" distR="0" wp14:anchorId="23E3DC5F" wp14:editId="7789E474">
+            <wp:extent cx="743054" cy="838317"/>
+            <wp:effectExtent l="0" t="0" r="0" b="0"/>
+            <wp:docPr id="2112480093" name="Рисунок 1"/>
             <wp:cNvGraphicFramePr>
               <a:graphicFrameLocks xmlns:a="http://schemas.openxmlformats.org/drawingml/2006/main" noChangeAspect="1"/>
             </wp:cNvGraphicFramePr>
@@ -1186,7 +3795,7 @@
               <a:graphicData uri="http://schemas.openxmlformats.org/drawingml/2006/picture">
                 <pic:pic xmlns:pic="http://schemas.openxmlformats.org/drawingml/2006/picture">
                   <pic:nvPicPr>
-                    <pic:cNvPr id="871687844" name=""/>
+                    <pic:cNvPr id="2112480093" name=""/>
                     <pic:cNvPicPr/>
                   </pic:nvPicPr>
                   <pic:blipFill>
@@ -1198,7 +3807,7 @@
                   <pic:spPr>
                     <a:xfrm>
                       <a:off x="0" y="0"/>
-                      <a:ext cx="2903756" cy="2031854"/>
+                      <a:ext cx="743054" cy="838317"/>
                     </a:xfrm>
                     <a:prstGeom prst="rect">
                       <a:avLst/>
@@ -1211,32 +3820,70 @@
         </w:drawing>
       </w:r>
     </w:p>
-    <w:p/>
+    <w:p>
+      <w:pPr>
+        <w:pStyle w:val="ae"/>
+        <w:jc w:val="center"/>
+        <w:rPr>
+          <w:noProof/>
+        </w:rPr>
+      </w:pPr>
+    </w:p>
     <w:p>
       <w:pPr>
         <w:pStyle w:val="af1"/>
+        <w:rPr>
+          <w:i/>
+          <w:iCs/>
+        </w:rPr>
       </w:pPr>
       <w:r>
         <w:t xml:space="preserve">Рисунок </w:t>
       </w:r>
       <w:r>
-        <w:t>8</w:t>
-      </w:r>
-      <w:r>
-        <w:t xml:space="preserve"> – Полученный результат. Тест 1</w:t>
-      </w:r>
-    </w:p>
-    <w:p/>
-    <w:p>
-      <w:pPr>
-        <w:jc w:val="center"/>
-      </w:pPr>
-      <w:r>
+        <w:rPr>
+          <w:lang w:val="en-US"/>
+        </w:rPr>
+        <w:t>6</w:t>
+      </w:r>
+      <w:r>
+        <w:t xml:space="preserve"> – </w:t>
+      </w:r>
+      <w:r>
+        <w:t>Исходные данные</w:t>
+      </w:r>
+      <w:r>
+        <w:t>. Тест 1</w:t>
+      </w:r>
+    </w:p>
+    <w:p>
+      <w:pPr>
+        <w:pStyle w:val="ae"/>
+        <w:jc w:val="center"/>
+        <w:rPr>
+          <w:noProof/>
+        </w:rPr>
+      </w:pPr>
+    </w:p>
+    <w:p>
+      <w:pPr>
+        <w:pStyle w:val="ae"/>
+        <w:jc w:val="center"/>
+        <w:rPr>
+          <w:noProof/>
+          <w:lang w:val="en-US"/>
+        </w:rPr>
+      </w:pPr>
+      <w:r>
+        <w:rPr>
+          <w:noProof/>
+          <w:lang w:val="en-US"/>
+        </w:rPr>
         <w:drawing>
-          <wp:inline distT="0" distB="0" distL="0" distR="0" wp14:anchorId="762DF222" wp14:editId="2D31C9A0">
-            <wp:extent cx="950749" cy="1272540"/>
-            <wp:effectExtent l="0" t="0" r="1905" b="3810"/>
-            <wp:docPr id="165211277" name="Рисунок 1"/>
+          <wp:inline distT="0" distB="0" distL="0" distR="0" wp14:anchorId="4423580B" wp14:editId="2C649B1C">
+            <wp:extent cx="4812665" cy="1890598"/>
+            <wp:effectExtent l="0" t="0" r="6985" b="0"/>
+            <wp:docPr id="1265359043" name="Рисунок 1"/>
             <wp:cNvGraphicFramePr>
               <a:graphicFrameLocks xmlns:a="http://schemas.openxmlformats.org/drawingml/2006/main" noChangeAspect="1"/>
             </wp:cNvGraphicFramePr>
@@ -1244,7 +3891,7 @@
               <a:graphicData uri="http://schemas.openxmlformats.org/drawingml/2006/picture">
                 <pic:pic xmlns:pic="http://schemas.openxmlformats.org/drawingml/2006/picture">
                   <pic:nvPicPr>
-                    <pic:cNvPr id="165211277" name=""/>
+                    <pic:cNvPr id="1265359043" name=""/>
                     <pic:cNvPicPr/>
                   </pic:nvPicPr>
                   <pic:blipFill>
@@ -1256,7 +3903,7 @@
                   <pic:spPr>
                     <a:xfrm>
                       <a:off x="0" y="0"/>
-                      <a:ext cx="951938" cy="1274132"/>
+                      <a:ext cx="4826023" cy="1895846"/>
                     </a:xfrm>
                     <a:prstGeom prst="rect">
                       <a:avLst/>
@@ -1271,98 +3918,63 @@
     </w:p>
     <w:p>
       <w:pPr>
-        <w:jc w:val="center"/>
+        <w:pStyle w:val="ae"/>
+        <w:jc w:val="center"/>
+        <w:rPr>
+          <w:noProof/>
+          <w:lang w:val="en-US"/>
+        </w:rPr>
       </w:pPr>
     </w:p>
     <w:p>
       <w:pPr>
         <w:pStyle w:val="af1"/>
+        <w:rPr>
+          <w:lang w:val="en-US"/>
+        </w:rPr>
       </w:pPr>
       <w:r>
         <w:t xml:space="preserve">Рисунок </w:t>
       </w:r>
       <w:r>
-        <w:t>9</w:t>
-      </w:r>
-      <w:r>
-        <w:t xml:space="preserve"> – Полученный результат. Тест 1</w:t>
-      </w:r>
-    </w:p>
-    <w:p>
-      <w:pPr>
-        <w:ind w:firstLine="0"/>
-      </w:pPr>
-    </w:p>
-    <w:p>
-      <w:pPr>
-        <w:pStyle w:val="ad"/>
-      </w:pPr>
-      <w:r>
-        <w:t xml:space="preserve">Тест </w:t>
-      </w:r>
-      <w:r>
-        <w:t>2</w:t>
-      </w:r>
-    </w:p>
-    <w:p>
-      <w:pPr>
-        <w:pStyle w:val="ae"/>
-      </w:pPr>
-      <w:r>
-        <w:t xml:space="preserve">Тестовая ситуация: </w:t>
-      </w:r>
-      <w:r>
-        <w:t xml:space="preserve">шифрование файла с расширением </w:t>
-      </w:r>
-      <w:r>
-        <w:rPr>
-          <w:lang w:val="en-US"/>
-        </w:rPr>
-        <w:t>MP</w:t>
-      </w:r>
-      <w:r>
-        <w:t>4</w:t>
-      </w:r>
-      <w:r>
-        <w:t>.</w:t>
-      </w:r>
-    </w:p>
-    <w:p>
-      <w:pPr>
-        <w:pStyle w:val="ae"/>
-      </w:pPr>
-    </w:p>
-    <w:p>
-      <w:pPr>
-        <w:pStyle w:val="ae"/>
-      </w:pPr>
-      <w:r>
-        <w:t xml:space="preserve">Исходные данные: </w:t>
-      </w:r>
-    </w:p>
-    <w:p>
-      <w:pPr>
-        <w:pStyle w:val="ae"/>
-        <w:jc w:val="center"/>
-      </w:pPr>
-    </w:p>
-    <w:p>
-      <w:pPr>
-        <w:pStyle w:val="ae"/>
-        <w:jc w:val="center"/>
-        <w:rPr>
-          <w:noProof/>
-        </w:rPr>
-      </w:pPr>
-      <w:r>
-        <w:rPr>
-          <w:noProof/>
+        <w:rPr>
+          <w:lang w:val="en-US"/>
+        </w:rPr>
+        <w:t>7</w:t>
+      </w:r>
+      <w:r>
+        <w:t xml:space="preserve"> – </w:t>
+      </w:r>
+      <w:r>
+        <w:t>Исходные данные</w:t>
+      </w:r>
+      <w:r>
+        <w:t>. Тест 1</w:t>
+      </w:r>
+    </w:p>
+    <w:p>
+      <w:pPr>
+        <w:rPr>
+          <w:lang w:val="en-US"/>
+        </w:rPr>
+      </w:pPr>
+    </w:p>
+    <w:p>
+      <w:pPr>
+        <w:jc w:val="center"/>
+        <w:rPr>
+          <w:lang w:val="en-US"/>
+        </w:rPr>
+      </w:pPr>
+      <w:r>
+        <w:rPr>
+          <w:lang w:val="en-US"/>
         </w:rPr>
         <w:drawing>
-          <wp:inline distT="0" distB="0" distL="0" distR="0" wp14:anchorId="26707932" wp14:editId="530988B0">
-            <wp:extent cx="2958465" cy="1273006"/>
-            <wp:effectExtent l="0" t="0" r="0" b="3810"/>
-            <wp:docPr id="266695208" name="Рисунок 1"/>
+          <wp:inline distT="0" distB="0" distL="0" distR="0" wp14:anchorId="1F89A607" wp14:editId="161A912D">
+            <wp:extent cx="2531744" cy="1484365"/>
+            <wp:effectExtent l="0" t="0" r="2540" b="1905"/>
+            <wp:docPr id="358341045" name="Рисунок 1"/>
             <wp:cNvGraphicFramePr>
               <a:graphicFrameLocks xmlns:a="http://schemas.openxmlformats.org/drawingml/2006/main" noChangeAspect="1"/>
             </wp:cNvGraphicFramePr>
@@ -1370,7 +3982,7 @@
               <a:graphicData uri="http://schemas.openxmlformats.org/drawingml/2006/picture">
                 <pic:pic xmlns:pic="http://schemas.openxmlformats.org/drawingml/2006/picture">
                   <pic:nvPicPr>
-                    <pic:cNvPr id="266695208" name=""/>
+                    <pic:cNvPr id="358341045" name=""/>
                     <pic:cNvPicPr/>
                   </pic:nvPicPr>
                   <pic:blipFill>
@@ -1382,7 +3994,7 @@
                   <pic:spPr>
                     <a:xfrm>
                       <a:off x="0" y="0"/>
-                      <a:ext cx="2967706" cy="1276982"/>
+                      <a:ext cx="2536081" cy="1486908"/>
                     </a:xfrm>
                     <a:prstGeom prst="rect">
                       <a:avLst/>
@@ -1394,31 +4006,30 @@
           </wp:inline>
         </w:drawing>
       </w:r>
-      <w:r>
-        <w:rPr>
-          <w:noProof/>
-        </w:rPr>
-        <w:t xml:space="preserve"> </w:t>
-      </w:r>
-    </w:p>
-    <w:p>
-      <w:pPr>
-        <w:pStyle w:val="ae"/>
-        <w:jc w:val="center"/>
-        <w:rPr>
-          <w:noProof/>
+    </w:p>
+    <w:p>
+      <w:pPr>
+        <w:jc w:val="center"/>
+        <w:rPr>
+          <w:lang w:val="en-US"/>
         </w:rPr>
       </w:pPr>
     </w:p>
     <w:p>
       <w:pPr>
         <w:pStyle w:val="af1"/>
+        <w:rPr>
+          <w:lang w:val="en-US"/>
+        </w:rPr>
       </w:pPr>
       <w:r>
         <w:t xml:space="preserve">Рисунок </w:t>
       </w:r>
       <w:r>
-        <w:t>10</w:t>
+        <w:rPr>
+          <w:lang w:val="en-US"/>
+        </w:rPr>
+        <w:t>8</w:t>
       </w:r>
       <w:r>
         <w:t xml:space="preserve"> – </w:t>
@@ -1427,31 +4038,46 @@
         <w:t>Исходные данные</w:t>
       </w:r>
       <w:r>
-        <w:t xml:space="preserve">. Тест </w:t>
-      </w:r>
-      <w:r>
-        <w:t>2</w:t>
-      </w:r>
-    </w:p>
-    <w:p/>
+        <w:t>. Тест 1</w:t>
+      </w:r>
+    </w:p>
     <w:p>
       <w:pPr>
         <w:pStyle w:val="ae"/>
         <w:ind w:firstLine="0"/>
-        <w:jc w:val="center"/>
-        <w:rPr>
-          <w:lang w:val="en-US"/>
-        </w:rPr>
-      </w:pPr>
-      <w:r>
-        <w:rPr>
-          <w:lang w:val="en-US"/>
-        </w:rPr>
+      </w:pPr>
+    </w:p>
+    <w:p>
+      <w:pPr>
+        <w:pStyle w:val="ae"/>
+      </w:pPr>
+      <w:r>
+        <w:t>Полученный результат</w:t>
+      </w:r>
+      <w:r>
+        <w:t xml:space="preserve"> (шифрование)</w:t>
+      </w:r>
+      <w:r>
+        <w:t>:</w:t>
+      </w:r>
+    </w:p>
+    <w:p>
+      <w:pPr>
+        <w:pStyle w:val="ae"/>
+      </w:pPr>
+    </w:p>
+    <w:p>
+      <w:pPr>
+        <w:pStyle w:val="ae"/>
+        <w:jc w:val="center"/>
+      </w:pPr>
+      <w:r>
+        <w:lastRenderedPageBreak/>
         <w:drawing>
-          <wp:inline distT="0" distB="0" distL="0" distR="0" wp14:anchorId="0F62DA80" wp14:editId="6CB2C3AD">
-            <wp:extent cx="3017518" cy="651784"/>
-            <wp:effectExtent l="0" t="0" r="0" b="0"/>
-            <wp:docPr id="1204023281" name="Рисунок 1"/>
+          <wp:inline distT="0" distB="0" distL="0" distR="0" wp14:anchorId="72067414" wp14:editId="094F96EC">
+            <wp:extent cx="2907030" cy="2239199"/>
+            <wp:effectExtent l="0" t="0" r="7620" b="8890"/>
+            <wp:docPr id="327290049" name="Рисунок 1"/>
             <wp:cNvGraphicFramePr>
               <a:graphicFrameLocks xmlns:a="http://schemas.openxmlformats.org/drawingml/2006/main" noChangeAspect="1"/>
             </wp:cNvGraphicFramePr>
@@ -1459,7 +4085,7 @@
               <a:graphicData uri="http://schemas.openxmlformats.org/drawingml/2006/picture">
                 <pic:pic xmlns:pic="http://schemas.openxmlformats.org/drawingml/2006/picture">
                   <pic:nvPicPr>
-                    <pic:cNvPr id="1204023281" name=""/>
+                    <pic:cNvPr id="327290049" name=""/>
                     <pic:cNvPicPr/>
                   </pic:nvPicPr>
                   <pic:blipFill>
@@ -1471,7 +4097,7 @@
                   <pic:spPr>
                     <a:xfrm>
                       <a:off x="0" y="0"/>
-                      <a:ext cx="3036327" cy="655847"/>
+                      <a:ext cx="2908572" cy="2240387"/>
                     </a:xfrm>
                     <a:prstGeom prst="rect">
                       <a:avLst/>
@@ -1487,7 +4113,7 @@
     <w:p>
       <w:pPr>
         <w:pStyle w:val="ae"/>
-        <w:ind w:firstLine="0"/>
+        <w:jc w:val="center"/>
         <w:rPr>
           <w:lang w:val="en-US"/>
         </w:rPr>
@@ -1501,59 +4127,31 @@
         <w:t xml:space="preserve">Рисунок </w:t>
       </w:r>
       <w:r>
-        <w:t>1</w:t>
-      </w:r>
-      <w:r>
-        <w:t>1</w:t>
-      </w:r>
-      <w:r>
-        <w:t xml:space="preserve"> – </w:t>
-      </w:r>
-      <w:r>
-        <w:t>Исходные данные</w:t>
-      </w:r>
-      <w:r>
-        <w:t xml:space="preserve">. Тест </w:t>
-      </w:r>
-      <w:r>
-        <w:t>2</w:t>
-      </w:r>
-    </w:p>
-    <w:p>
-      <w:pPr>
-        <w:pStyle w:val="ae"/>
-        <w:ind w:firstLine="0"/>
-      </w:pPr>
-    </w:p>
-    <w:p>
-      <w:pPr>
-        <w:pStyle w:val="ae"/>
-      </w:pPr>
-      <w:r>
-        <w:lastRenderedPageBreak/>
-        <w:t>Полученный результат (шифрование):</w:t>
-      </w:r>
-    </w:p>
-    <w:p>
-      <w:pPr>
-        <w:pStyle w:val="ae"/>
-        <w:jc w:val="center"/>
-        <w:rPr>
-          <w:noProof/>
-        </w:rPr>
-      </w:pPr>
-    </w:p>
-    <w:p>
-      <w:pPr>
-        <w:pStyle w:val="ae"/>
+        <w:rPr>
+          <w:lang w:val="en-US"/>
+        </w:rPr>
+        <w:t>9</w:t>
+      </w:r>
+      <w:r>
+        <w:t xml:space="preserve"> – Полученный результат. Тест 1</w:t>
+      </w:r>
+    </w:p>
+    <w:p/>
+    <w:p>
+      <w:pPr>
+        <w:jc w:val="center"/>
+      </w:pPr>
+    </w:p>
+    <w:p>
+      <w:pPr>
         <w:jc w:val="center"/>
       </w:pPr>
       <w:r>
         <w:drawing>
-          <wp:inline distT="0" distB="0" distL="0" distR="0" wp14:anchorId="2CE12C76" wp14:editId="037FF58D">
-            <wp:extent cx="2806065" cy="2312359"/>
-            <wp:effectExtent l="0" t="0" r="0" b="0"/>
-            <wp:docPr id="803002573" name="Рисунок 1"/>
+          <wp:inline distT="0" distB="0" distL="0" distR="0" wp14:anchorId="6FFD11A3" wp14:editId="0DA33334">
+            <wp:extent cx="2057400" cy="2602735"/>
+            <wp:effectExtent l="0" t="0" r="0" b="7620"/>
+            <wp:docPr id="1694489045" name="Рисунок 1"/>
             <wp:cNvGraphicFramePr>
               <a:graphicFrameLocks xmlns:a="http://schemas.openxmlformats.org/drawingml/2006/main" noChangeAspect="1"/>
             </wp:cNvGraphicFramePr>
@@ -1561,7 +4159,7 @@
               <a:graphicData uri="http://schemas.openxmlformats.org/drawingml/2006/picture">
                 <pic:pic xmlns:pic="http://schemas.openxmlformats.org/drawingml/2006/picture">
                   <pic:nvPicPr>
-                    <pic:cNvPr id="803002573" name=""/>
+                    <pic:cNvPr id="1694489045" name=""/>
                     <pic:cNvPicPr/>
                   </pic:nvPicPr>
                   <pic:blipFill>
@@ -1573,7 +4171,7 @@
                   <pic:spPr>
                     <a:xfrm>
                       <a:off x="0" y="0"/>
-                      <a:ext cx="2817251" cy="2321577"/>
+                      <a:ext cx="2059346" cy="2605196"/>
                     </a:xfrm>
                     <a:prstGeom prst="rect">
                       <a:avLst/>
@@ -1588,44 +4186,41 @@
     </w:p>
     <w:p>
       <w:pPr>
-        <w:pStyle w:val="ae"/>
-        <w:jc w:val="center"/>
-        <w:rPr>
-          <w:lang w:val="en-US"/>
-        </w:rPr>
-      </w:pPr>
-    </w:p>
-    <w:p>
-      <w:pPr>
-        <w:pStyle w:val="af1"/>
+        <w:ind w:firstLine="0"/>
+      </w:pPr>
+    </w:p>
+    <w:p>
+      <w:pPr>
+        <w:jc w:val="center"/>
       </w:pPr>
       <w:r>
         <w:t xml:space="preserve">Рисунок </w:t>
       </w:r>
       <w:r>
-        <w:t>1</w:t>
-      </w:r>
-      <w:r>
-        <w:t>2</w:t>
-      </w:r>
-      <w:r>
-        <w:t xml:space="preserve"> – Полученный результат. Тест </w:t>
-      </w:r>
-      <w:r>
-        <w:t>2</w:t>
-      </w:r>
-    </w:p>
-    <w:p/>
+        <w:rPr>
+          <w:lang w:val="en-US"/>
+        </w:rPr>
+        <w:t>10</w:t>
+      </w:r>
+      <w:r>
+        <w:t xml:space="preserve"> – Полученный результат. Тест 1</w:t>
+      </w:r>
+    </w:p>
+    <w:p>
+      <w:pPr>
+        <w:jc w:val="center"/>
+      </w:pPr>
+    </w:p>
     <w:p>
       <w:pPr>
         <w:jc w:val="center"/>
       </w:pPr>
       <w:r>
         <w:drawing>
-          <wp:inline distT="0" distB="0" distL="0" distR="0" wp14:anchorId="663FBA8E" wp14:editId="538156B2">
-            <wp:extent cx="2651634" cy="2125980"/>
-            <wp:effectExtent l="0" t="0" r="0" b="7620"/>
-            <wp:docPr id="1542456840" name="Рисунок 1"/>
+          <wp:inline distT="0" distB="0" distL="0" distR="0" wp14:anchorId="0DF72C28" wp14:editId="5E65C2D6">
+            <wp:extent cx="1409897" cy="543001"/>
+            <wp:effectExtent l="0" t="0" r="0" b="9525"/>
+            <wp:docPr id="1079879768" name="Рисунок 1"/>
             <wp:cNvGraphicFramePr>
               <a:graphicFrameLocks xmlns:a="http://schemas.openxmlformats.org/drawingml/2006/main" noChangeAspect="1"/>
             </wp:cNvGraphicFramePr>
@@ -1633,7 +4228,7 @@
               <a:graphicData uri="http://schemas.openxmlformats.org/drawingml/2006/picture">
                 <pic:pic xmlns:pic="http://schemas.openxmlformats.org/drawingml/2006/picture">
                   <pic:nvPicPr>
-                    <pic:cNvPr id="1542456840" name=""/>
+                    <pic:cNvPr id="1079879768" name=""/>
                     <pic:cNvPicPr/>
                   </pic:nvPicPr>
                   <pic:blipFill>
@@ -1645,7 +4240,7 @@
                   <pic:spPr>
                     <a:xfrm>
                       <a:off x="0" y="0"/>
-                      <a:ext cx="2660556" cy="2133133"/>
+                      <a:ext cx="1409897" cy="543001"/>
                     </a:xfrm>
                     <a:prstGeom prst="rect">
                       <a:avLst/>
@@ -1665,35 +4260,52 @@
     </w:p>
     <w:p>
       <w:pPr>
-        <w:pStyle w:val="af1"/>
+        <w:jc w:val="center"/>
       </w:pPr>
       <w:r>
         <w:t xml:space="preserve">Рисунок </w:t>
       </w:r>
       <w:r>
+        <w:rPr>
+          <w:lang w:val="en-US"/>
+        </w:rPr>
         <w:t>1</w:t>
       </w:r>
       <w:r>
-        <w:t>3</w:t>
-      </w:r>
-      <w:r>
-        <w:t xml:space="preserve"> – Полученный результат. Тест </w:t>
-      </w:r>
-      <w:r>
-        <w:t>2</w:t>
-      </w:r>
-    </w:p>
-    <w:p/>
+        <w:t>1</w:t>
+      </w:r>
+      <w:r>
+        <w:t xml:space="preserve"> – Полученный результат. Тест 1</w:t>
+      </w:r>
+    </w:p>
+    <w:p>
+      <w:pPr>
+        <w:ind w:firstLine="0"/>
+      </w:pPr>
+    </w:p>
+    <w:p>
+      <w:pPr>
+        <w:pStyle w:val="ae"/>
+      </w:pPr>
+      <w:r>
+        <w:t>Полученный результат (дешифрование):</w:t>
+      </w:r>
+    </w:p>
+    <w:p>
+      <w:pPr>
+        <w:pStyle w:val="ae"/>
+      </w:pPr>
+    </w:p>
     <w:p>
       <w:pPr>
         <w:jc w:val="center"/>
       </w:pPr>
       <w:r>
         <w:drawing>
-          <wp:inline distT="0" distB="0" distL="0" distR="0" wp14:anchorId="294EEF87" wp14:editId="7491695A">
-            <wp:extent cx="2638857" cy="2019300"/>
-            <wp:effectExtent l="0" t="0" r="9525" b="0"/>
-            <wp:docPr id="1613526339" name="Рисунок 1"/>
+          <wp:inline distT="0" distB="0" distL="0" distR="0" wp14:anchorId="78E036D2" wp14:editId="23DF6F28">
+            <wp:extent cx="4926965" cy="1332466"/>
+            <wp:effectExtent l="0" t="0" r="6985" b="1270"/>
+            <wp:docPr id="1540361893" name="Рисунок 1"/>
             <wp:cNvGraphicFramePr>
               <a:graphicFrameLocks xmlns:a="http://schemas.openxmlformats.org/drawingml/2006/main" noChangeAspect="1"/>
             </wp:cNvGraphicFramePr>
@@ -1701,7 +4313,7 @@
               <a:graphicData uri="http://schemas.openxmlformats.org/drawingml/2006/picture">
                 <pic:pic xmlns:pic="http://schemas.openxmlformats.org/drawingml/2006/picture">
                   <pic:nvPicPr>
-                    <pic:cNvPr id="1613526339" name=""/>
+                    <pic:cNvPr id="1540361893" name=""/>
                     <pic:cNvPicPr/>
                   </pic:nvPicPr>
                   <pic:blipFill>
@@ -1713,7 +4325,7 @@
                   <pic:spPr>
                     <a:xfrm>
                       <a:off x="0" y="0"/>
-                      <a:ext cx="2651794" cy="2029200"/>
+                      <a:ext cx="4942128" cy="1336567"/>
                     </a:xfrm>
                     <a:prstGeom prst="rect">
                       <a:avLst/>
@@ -1726,11 +4338,7 @@
         </w:drawing>
       </w:r>
     </w:p>
-    <w:p>
-      <w:pPr>
-        <w:jc w:val="center"/>
-      </w:pPr>
-    </w:p>
+    <w:p/>
     <w:p>
       <w:pPr>
         <w:pStyle w:val="af1"/>
@@ -1739,32 +4347,35 @@
         <w:t xml:space="preserve">Рисунок </w:t>
       </w:r>
       <w:r>
+        <w:rPr>
+          <w:lang w:val="en-US"/>
+        </w:rPr>
         <w:t>1</w:t>
       </w:r>
       <w:r>
-        <w:t>4</w:t>
-      </w:r>
-      <w:r>
-        <w:t xml:space="preserve"> – Полученный результат. Тест </w:t>
-      </w:r>
-      <w:r>
         <w:t>2</w:t>
       </w:r>
+      <w:r>
+        <w:t xml:space="preserve"> – </w:t>
+      </w:r>
+      <w:r>
+        <w:t>Исходные данные</w:t>
+      </w:r>
+      <w:r>
+        <w:t>. Тест 1</w:t>
+      </w:r>
     </w:p>
     <w:p/>
-    <w:p/>
-    <w:p/>
-    <w:p>
-      <w:pPr>
-        <w:jc w:val="center"/>
-      </w:pPr>
-      <w:r>
-        <w:lastRenderedPageBreak/>
+    <w:p>
+      <w:pPr>
+        <w:jc w:val="center"/>
+      </w:pPr>
+      <w:r>
         <w:drawing>
-          <wp:inline distT="0" distB="0" distL="0" distR="0" wp14:anchorId="72890574" wp14:editId="359E11C6">
-            <wp:extent cx="762815" cy="1097280"/>
-            <wp:effectExtent l="0" t="0" r="0" b="7620"/>
-            <wp:docPr id="1858766473" name="Рисунок 1"/>
+          <wp:inline distT="0" distB="0" distL="0" distR="0" wp14:anchorId="7DBBFB7B" wp14:editId="2FABA78E">
+            <wp:extent cx="771633" cy="828791"/>
+            <wp:effectExtent l="0" t="0" r="9525" b="9525"/>
+            <wp:docPr id="29827903" name="Рисунок 1"/>
             <wp:cNvGraphicFramePr>
               <a:graphicFrameLocks xmlns:a="http://schemas.openxmlformats.org/drawingml/2006/main" noChangeAspect="1"/>
             </wp:cNvGraphicFramePr>
@@ -1772,7 +4383,7 @@
               <a:graphicData uri="http://schemas.openxmlformats.org/drawingml/2006/picture">
                 <pic:pic xmlns:pic="http://schemas.openxmlformats.org/drawingml/2006/picture">
                   <pic:nvPicPr>
-                    <pic:cNvPr id="1858766473" name=""/>
+                    <pic:cNvPr id="29827903" name=""/>
                     <pic:cNvPicPr/>
                   </pic:nvPicPr>
                   <pic:blipFill>
@@ -1784,7 +4395,7 @@
                   <pic:spPr>
                     <a:xfrm>
                       <a:off x="0" y="0"/>
-                      <a:ext cx="767135" cy="1103494"/>
+                      <a:ext cx="771633" cy="828791"/>
                     </a:xfrm>
                     <a:prstGeom prst="rect">
                       <a:avLst/>
@@ -1810,29 +4421,93 @@
         <w:t xml:space="preserve">Рисунок </w:t>
       </w:r>
       <w:r>
+        <w:rPr>
+          <w:lang w:val="en-US"/>
+        </w:rPr>
         <w:t>1</w:t>
       </w:r>
       <w:r>
-        <w:t>5</w:t>
-      </w:r>
-      <w:r>
-        <w:t xml:space="preserve"> – Полученный результат. Тест </w:t>
+        <w:t>3</w:t>
+      </w:r>
+      <w:r>
+        <w:t xml:space="preserve"> – Полученный результат. Тест 1</w:t>
+      </w:r>
+    </w:p>
+    <w:p>
+      <w:pPr>
+        <w:ind w:firstLine="0"/>
+      </w:pPr>
+    </w:p>
+    <w:p>
+      <w:pPr>
+        <w:pStyle w:val="ad"/>
+      </w:pPr>
+      <w:r>
+        <w:t xml:space="preserve">Тест </w:t>
       </w:r>
       <w:r>
         <w:t>2</w:t>
       </w:r>
     </w:p>
-    <w:p/>
-    <w:p>
-      <w:pPr>
-        <w:jc w:val="center"/>
-      </w:pPr>
-      <w:r>
+    <w:p>
+      <w:pPr>
+        <w:pStyle w:val="ae"/>
+      </w:pPr>
+      <w:r>
+        <w:t xml:space="preserve">Тестовая ситуация: </w:t>
+      </w:r>
+      <w:r>
+        <w:t xml:space="preserve">шифрование файла с расширением </w:t>
+      </w:r>
+      <w:r>
+        <w:rPr>
+          <w:lang w:val="en-US"/>
+        </w:rPr>
+        <w:t>MP</w:t>
+      </w:r>
+      <w:r>
+        <w:t>4</w:t>
+      </w:r>
+      <w:r>
+        <w:t>.</w:t>
+      </w:r>
+    </w:p>
+    <w:p>
+      <w:pPr>
+        <w:pStyle w:val="ae"/>
+      </w:pPr>
+    </w:p>
+    <w:p>
+      <w:pPr>
+        <w:pStyle w:val="ae"/>
+      </w:pPr>
+      <w:r>
+        <w:t xml:space="preserve">Исходные данные: </w:t>
+      </w:r>
+    </w:p>
+    <w:p>
+      <w:pPr>
+        <w:pStyle w:val="ae"/>
+        <w:jc w:val="center"/>
+      </w:pPr>
+    </w:p>
+    <w:p>
+      <w:pPr>
+        <w:pStyle w:val="ae"/>
+        <w:jc w:val="center"/>
+        <w:rPr>
+          <w:noProof/>
+        </w:rPr>
+      </w:pPr>
+      <w:r>
+        <w:rPr>
+          <w:noProof/>
+        </w:rPr>
         <w:drawing>
-          <wp:inline distT="0" distB="0" distL="0" distR="0" wp14:anchorId="2F64C7E7" wp14:editId="0CE742B5">
-            <wp:extent cx="4309745" cy="2021042"/>
-            <wp:effectExtent l="0" t="0" r="0" b="0"/>
-            <wp:docPr id="1760744739" name="Рисунок 1"/>
+          <wp:inline distT="0" distB="0" distL="0" distR="0" wp14:anchorId="548AAC69" wp14:editId="5A0B4A97">
+            <wp:extent cx="2534285" cy="1977311"/>
+            <wp:effectExtent l="0" t="0" r="0" b="4445"/>
+            <wp:docPr id="297564862" name="Рисунок 1"/>
             <wp:cNvGraphicFramePr>
               <a:graphicFrameLocks xmlns:a="http://schemas.openxmlformats.org/drawingml/2006/main" noChangeAspect="1"/>
             </wp:cNvGraphicFramePr>
@@ -1840,7 +4515,7 @@
               <a:graphicData uri="http://schemas.openxmlformats.org/drawingml/2006/picture">
                 <pic:pic xmlns:pic="http://schemas.openxmlformats.org/drawingml/2006/picture">
                   <pic:nvPicPr>
-                    <pic:cNvPr id="1760744739" name=""/>
+                    <pic:cNvPr id="297564862" name=""/>
                     <pic:cNvPicPr/>
                   </pic:nvPicPr>
                   <pic:blipFill>
@@ -1852,7 +4527,7 @@
                   <pic:spPr>
                     <a:xfrm>
                       <a:off x="0" y="0"/>
-                      <a:ext cx="4314546" cy="2023294"/>
+                      <a:ext cx="2541598" cy="1983017"/>
                     </a:xfrm>
                     <a:prstGeom prst="rect">
                       <a:avLst/>
@@ -1864,10 +4539,20 @@
           </wp:inline>
         </w:drawing>
       </w:r>
-    </w:p>
-    <w:p>
-      <w:pPr>
-        <w:jc w:val="center"/>
+      <w:r>
+        <w:rPr>
+          <w:noProof/>
+        </w:rPr>
+        <w:t xml:space="preserve"> </w:t>
+      </w:r>
+    </w:p>
+    <w:p>
+      <w:pPr>
+        <w:pStyle w:val="ae"/>
+        <w:jc w:val="center"/>
+        <w:rPr>
+          <w:noProof/>
+        </w:rPr>
       </w:pPr>
     </w:p>
     <w:p>
@@ -1878,46 +4563,43 @@
         <w:t xml:space="preserve">Рисунок </w:t>
       </w:r>
       <w:r>
+        <w:rPr>
+          <w:lang w:val="en-US"/>
+        </w:rPr>
         <w:t>1</w:t>
       </w:r>
       <w:r>
-        <w:t>6</w:t>
-      </w:r>
-      <w:r>
-        <w:t xml:space="preserve"> – Полученный результат. Тест </w:t>
+        <w:t>4</w:t>
+      </w:r>
+      <w:r>
+        <w:t xml:space="preserve"> – </w:t>
+      </w:r>
+      <w:r>
+        <w:t>Исходные данные</w:t>
+      </w:r>
+      <w:r>
+        <w:t xml:space="preserve">. Тест </w:t>
       </w:r>
       <w:r>
         <w:t>2</w:t>
       </w:r>
     </w:p>
-    <w:p>
-      <w:pPr>
+    <w:p/>
+    <w:p>
+      <w:pPr>
+        <w:pStyle w:val="ae"/>
         <w:ind w:firstLine="0"/>
-      </w:pPr>
-    </w:p>
-    <w:p>
-      <w:pPr>
-        <w:pStyle w:val="ae"/>
-      </w:pPr>
-      <w:r>
-        <w:t>Полученный результат (дешифрование):</w:t>
-      </w:r>
-    </w:p>
-    <w:p>
-      <w:pPr>
-        <w:pStyle w:val="ae"/>
-      </w:pPr>
-    </w:p>
-    <w:p>
-      <w:pPr>
-        <w:jc w:val="center"/>
-      </w:pPr>
-      <w:r>
+        <w:jc w:val="center"/>
+      </w:pPr>
+      <w:r>
+        <w:rPr>
+          <w:lang w:val="en-US"/>
+        </w:rPr>
         <w:drawing>
-          <wp:inline distT="0" distB="0" distL="0" distR="0" wp14:anchorId="0EB23F7B" wp14:editId="06E6A598">
-            <wp:extent cx="2625017" cy="1797807"/>
-            <wp:effectExtent l="0" t="0" r="4445" b="0"/>
-            <wp:docPr id="1899968570" name="Рисунок 1"/>
+          <wp:inline distT="0" distB="0" distL="0" distR="0" wp14:anchorId="7CD012AD" wp14:editId="4EF67471">
+            <wp:extent cx="5071745" cy="443473"/>
+            <wp:effectExtent l="0" t="0" r="0" b="0"/>
+            <wp:docPr id="1997194731" name="Рисунок 1"/>
             <wp:cNvGraphicFramePr>
               <a:graphicFrameLocks xmlns:a="http://schemas.openxmlformats.org/drawingml/2006/main" noChangeAspect="1"/>
             </wp:cNvGraphicFramePr>
@@ -1925,7 +4607,7 @@
               <a:graphicData uri="http://schemas.openxmlformats.org/drawingml/2006/picture">
                 <pic:pic xmlns:pic="http://schemas.openxmlformats.org/drawingml/2006/picture">
                   <pic:nvPicPr>
-                    <pic:cNvPr id="1899968570" name=""/>
+                    <pic:cNvPr id="1997194731" name=""/>
                     <pic:cNvPicPr/>
                   </pic:nvPicPr>
                   <pic:blipFill>
@@ -1937,7 +4619,7 @@
                   <pic:spPr>
                     <a:xfrm>
                       <a:off x="0" y="0"/>
-                      <a:ext cx="2637934" cy="1806653"/>
+                      <a:ext cx="5117138" cy="447442"/>
                     </a:xfrm>
                     <a:prstGeom prst="rect">
                       <a:avLst/>
@@ -1950,7 +4632,6 @@
         </w:drawing>
       </w:r>
     </w:p>
-    <w:p/>
     <w:p>
       <w:pPr>
         <w:pStyle w:val="af1"/>
@@ -1959,33 +4640,53 @@
         <w:t xml:space="preserve">Рисунок </w:t>
       </w:r>
       <w:r>
+        <w:rPr>
+          <w:lang w:val="en-US"/>
+        </w:rPr>
         <w:t>1</w:t>
       </w:r>
       <w:r>
-        <w:t>7</w:t>
-      </w:r>
-      <w:r>
-        <w:t xml:space="preserve"> – Полученный результат. Тест </w:t>
+        <w:t>5</w:t>
+      </w:r>
+      <w:r>
+        <w:t xml:space="preserve"> – </w:t>
+      </w:r>
+      <w:r>
+        <w:t>Исходные данные</w:t>
+      </w:r>
+      <w:r>
+        <w:t xml:space="preserve">. Тест </w:t>
       </w:r>
       <w:r>
         <w:t>2</w:t>
       </w:r>
     </w:p>
-    <w:p/>
-    <w:p>
-      <w:pPr>
-        <w:jc w:val="center"/>
-      </w:pPr>
-      <w:r>
-        <w:rPr>
-          <w:noProof/>
-          <w:lang w:val="en-US"/>
-        </w:rPr>
+    <w:p>
+      <w:pPr>
+        <w:pStyle w:val="ae"/>
+        <w:ind w:firstLine="0"/>
+        <w:jc w:val="center"/>
+      </w:pPr>
+    </w:p>
+    <w:p>
+      <w:pPr>
+        <w:pStyle w:val="ae"/>
+        <w:ind w:firstLine="0"/>
+        <w:jc w:val="center"/>
+      </w:pPr>
+    </w:p>
+    <w:p>
+      <w:pPr>
+        <w:pStyle w:val="ae"/>
+        <w:ind w:firstLine="0"/>
+        <w:jc w:val="center"/>
+      </w:pPr>
+      <w:r>
         <w:drawing>
-          <wp:inline distT="0" distB="0" distL="0" distR="0" wp14:anchorId="7B3DE9D9" wp14:editId="579B96E6">
-            <wp:extent cx="965363" cy="1310640"/>
-            <wp:effectExtent l="0" t="0" r="6350" b="3810"/>
-            <wp:docPr id="696272888" name="Рисунок 1"/>
+          <wp:inline distT="0" distB="0" distL="0" distR="0" wp14:anchorId="077252D0" wp14:editId="7E525091">
+            <wp:extent cx="1535430" cy="874938"/>
+            <wp:effectExtent l="0" t="0" r="7620" b="1905"/>
+            <wp:docPr id="785626654" name="Рисунок 1"/>
             <wp:cNvGraphicFramePr>
               <a:graphicFrameLocks xmlns:a="http://schemas.openxmlformats.org/drawingml/2006/main" noChangeAspect="1"/>
             </wp:cNvGraphicFramePr>
@@ -1993,7 +4694,7 @@
               <a:graphicData uri="http://schemas.openxmlformats.org/drawingml/2006/picture">
                 <pic:pic xmlns:pic="http://schemas.openxmlformats.org/drawingml/2006/picture">
                   <pic:nvPicPr>
-                    <pic:cNvPr id="696272888" name=""/>
+                    <pic:cNvPr id="785626654" name=""/>
                     <pic:cNvPicPr/>
                   </pic:nvPicPr>
                   <pic:blipFill>
@@ -2005,7 +4706,7 @@
                   <pic:spPr>
                     <a:xfrm>
                       <a:off x="0" y="0"/>
-                      <a:ext cx="969734" cy="1316574"/>
+                      <a:ext cx="1538377" cy="876617"/>
                     </a:xfrm>
                     <a:prstGeom prst="rect">
                       <a:avLst/>
@@ -2020,80 +4721,57 @@
     </w:p>
     <w:p>
       <w:pPr>
-        <w:jc w:val="center"/>
-      </w:pPr>
-    </w:p>
-    <w:p>
-      <w:pPr>
-        <w:pStyle w:val="af1"/>
-      </w:pPr>
-      <w:r>
-        <w:t xml:space="preserve">Рисунок </w:t>
-      </w:r>
-      <w:r>
-        <w:t>1</w:t>
-      </w:r>
-      <w:r>
-        <w:t>8</w:t>
-      </w:r>
-      <w:r>
-        <w:t xml:space="preserve"> – Полученный результат. Тест </w:t>
-      </w:r>
-      <w:r>
-        <w:t>2</w:t>
-      </w:r>
-    </w:p>
-    <w:p>
-      <w:pPr>
         <w:pStyle w:val="ae"/>
         <w:ind w:firstLine="0"/>
-      </w:pPr>
-    </w:p>
-    <w:p>
-      <w:pPr>
-        <w:pStyle w:val="ad"/>
-      </w:pPr>
-      <w:r>
-        <w:lastRenderedPageBreak/>
-        <w:t xml:space="preserve">Тест </w:t>
-      </w:r>
-      <w:r>
-        <w:t>3</w:t>
-      </w:r>
-    </w:p>
-    <w:p>
-      <w:pPr>
-        <w:pStyle w:val="ad"/>
-      </w:pPr>
-    </w:p>
-    <w:p>
-      <w:pPr>
-        <w:pStyle w:val="ae"/>
-      </w:pPr>
-      <w:r>
-        <w:t>Тестовая ситуация: шифрование текстового файла</w:t>
-      </w:r>
-      <w:r>
-        <w:t>.</w:t>
-      </w:r>
-    </w:p>
-    <w:p>
-      <w:pPr>
-        <w:pStyle w:val="ae"/>
-      </w:pPr>
-    </w:p>
-    <w:p>
-      <w:pPr>
-        <w:pStyle w:val="ae"/>
-      </w:pPr>
-      <w:r>
-        <w:t xml:space="preserve">Исходные данные: </w:t>
+        <w:rPr>
+          <w:lang w:val="en-US"/>
+        </w:rPr>
+      </w:pPr>
+    </w:p>
+    <w:p>
+      <w:pPr>
+        <w:pStyle w:val="af1"/>
+      </w:pPr>
+      <w:r>
+        <w:t xml:space="preserve">Рисунок </w:t>
+      </w:r>
+      <w:r>
+        <w:t>1</w:t>
+      </w:r>
+      <w:r>
+        <w:t>6</w:t>
+      </w:r>
+      <w:r>
+        <w:t xml:space="preserve"> – </w:t>
+      </w:r>
+      <w:r>
+        <w:t>Исходные данные</w:t>
+      </w:r>
+      <w:r>
+        <w:t xml:space="preserve">. Тест </w:t>
+      </w:r>
+      <w:r>
+        <w:t>2</w:t>
       </w:r>
     </w:p>
     <w:p>
       <w:pPr>
         <w:pStyle w:val="ae"/>
         <w:ind w:firstLine="0"/>
+      </w:pPr>
+    </w:p>
+    <w:p>
+      <w:pPr>
+        <w:pStyle w:val="ae"/>
+      </w:pPr>
+      <w:r>
+        <w:t>Полученный результат (шифрование):</w:t>
+      </w:r>
+    </w:p>
+    <w:p>
+      <w:pPr>
+        <w:pStyle w:val="ae"/>
+        <w:jc w:val="center"/>
         <w:rPr>
           <w:noProof/>
         </w:rPr>
@@ -2103,19 +4781,14 @@
       <w:pPr>
         <w:pStyle w:val="ae"/>
         <w:jc w:val="center"/>
-        <w:rPr>
-          <w:noProof/>
-        </w:rPr>
-      </w:pPr>
-      <w:r>
-        <w:rPr>
-          <w:noProof/>
-        </w:rPr>
+      </w:pPr>
+      <w:r>
+        <w:lastRenderedPageBreak/>
         <w:drawing>
-          <wp:inline distT="0" distB="0" distL="0" distR="0" wp14:anchorId="1A89F181" wp14:editId="62145959">
-            <wp:extent cx="2014273" cy="1531620"/>
-            <wp:effectExtent l="0" t="0" r="5080" b="0"/>
-            <wp:docPr id="580975287" name="Рисунок 1"/>
+          <wp:inline distT="0" distB="0" distL="0" distR="0" wp14:anchorId="4ED0C653" wp14:editId="621D5FB1">
+            <wp:extent cx="2571749" cy="1675903"/>
+            <wp:effectExtent l="0" t="0" r="635" b="635"/>
+            <wp:docPr id="1112580187" name="Рисунок 1"/>
             <wp:cNvGraphicFramePr>
               <a:graphicFrameLocks xmlns:a="http://schemas.openxmlformats.org/drawingml/2006/main" noChangeAspect="1"/>
             </wp:cNvGraphicFramePr>
@@ -2123,7 +4796,7 @@
               <a:graphicData uri="http://schemas.openxmlformats.org/drawingml/2006/picture">
                 <pic:pic xmlns:pic="http://schemas.openxmlformats.org/drawingml/2006/picture">
                   <pic:nvPicPr>
-                    <pic:cNvPr id="580975287" name=""/>
+                    <pic:cNvPr id="1112580187" name=""/>
                     <pic:cNvPicPr/>
                   </pic:nvPicPr>
                   <pic:blipFill>
@@ -2135,7 +4808,7 @@
                   <pic:spPr>
                     <a:xfrm>
                       <a:off x="0" y="0"/>
-                      <a:ext cx="2026833" cy="1541171"/>
+                      <a:ext cx="2578108" cy="1680047"/>
                     </a:xfrm>
                     <a:prstGeom prst="rect">
                       <a:avLst/>
@@ -2153,62 +4826,41 @@
         <w:pStyle w:val="ae"/>
         <w:jc w:val="center"/>
         <w:rPr>
-          <w:noProof/>
+          <w:lang w:val="en-US"/>
         </w:rPr>
       </w:pPr>
     </w:p>
     <w:p>
       <w:pPr>
         <w:pStyle w:val="af1"/>
-        <w:rPr>
-          <w:lang w:val="en-US"/>
-        </w:rPr>
       </w:pPr>
       <w:r>
         <w:t xml:space="preserve">Рисунок </w:t>
       </w:r>
       <w:r>
-        <w:t>19</w:t>
-      </w:r>
-      <w:r>
-        <w:t xml:space="preserve"> – </w:t>
-      </w:r>
-      <w:r>
-        <w:t>Исходные данные</w:t>
-      </w:r>
-      <w:r>
-        <w:t xml:space="preserve">. Тест </w:t>
-      </w:r>
-      <w:r>
-        <w:t>3</w:t>
-      </w:r>
-    </w:p>
-    <w:p>
-      <w:pPr>
-        <w:pStyle w:val="ae"/>
-        <w:jc w:val="center"/>
-        <w:rPr>
-          <w:noProof/>
-        </w:rPr>
-      </w:pPr>
-    </w:p>
-    <w:p>
-      <w:pPr>
-        <w:pStyle w:val="ae"/>
-        <w:jc w:val="center"/>
-        <w:rPr>
-          <w:noProof/>
-        </w:rPr>
-      </w:pPr>
-      <w:r>
-        <w:rPr>
-          <w:noProof/>
-        </w:rPr>
+        <w:t>1</w:t>
+      </w:r>
+      <w:r>
+        <w:t>7</w:t>
+      </w:r>
+      <w:r>
+        <w:t xml:space="preserve"> – Полученный результат. Тест </w:t>
+      </w:r>
+      <w:r>
+        <w:t>2</w:t>
+      </w:r>
+    </w:p>
+    <w:p/>
+    <w:p>
+      <w:pPr>
+        <w:jc w:val="center"/>
+      </w:pPr>
+      <w:r>
         <w:drawing>
-          <wp:inline distT="0" distB="0" distL="0" distR="0" wp14:anchorId="0A41EE67" wp14:editId="6D163B1A">
-            <wp:extent cx="1362074" cy="334936"/>
-            <wp:effectExtent l="0" t="0" r="0" b="8255"/>
-            <wp:docPr id="826898087" name="Рисунок 1"/>
+          <wp:inline distT="0" distB="0" distL="0" distR="0" wp14:anchorId="12D2F747" wp14:editId="55E847F8">
+            <wp:extent cx="3219706" cy="2560320"/>
+            <wp:effectExtent l="0" t="0" r="0" b="0"/>
+            <wp:docPr id="1218954371" name="Рисунок 1"/>
             <wp:cNvGraphicFramePr>
               <a:graphicFrameLocks xmlns:a="http://schemas.openxmlformats.org/drawingml/2006/main" noChangeAspect="1"/>
             </wp:cNvGraphicFramePr>
@@ -2216,7 +4868,7 @@
               <a:graphicData uri="http://schemas.openxmlformats.org/drawingml/2006/picture">
                 <pic:pic xmlns:pic="http://schemas.openxmlformats.org/drawingml/2006/picture">
                   <pic:nvPicPr>
-                    <pic:cNvPr id="826898087" name=""/>
+                    <pic:cNvPr id="1218954371" name=""/>
                     <pic:cNvPicPr/>
                   </pic:nvPicPr>
                   <pic:blipFill>
@@ -2228,7 +4880,7 @@
                   <pic:spPr>
                     <a:xfrm>
                       <a:off x="0" y="0"/>
-                      <a:ext cx="1380366" cy="339434"/>
+                      <a:ext cx="3227523" cy="2566536"/>
                     </a:xfrm>
                     <a:prstGeom prst="rect">
                       <a:avLst/>
@@ -2243,62 +4895,40 @@
     </w:p>
     <w:p>
       <w:pPr>
-        <w:pStyle w:val="ae"/>
-        <w:jc w:val="center"/>
-        <w:rPr>
-          <w:noProof/>
-          <w:lang w:val="en-US"/>
-        </w:rPr>
+        <w:jc w:val="center"/>
       </w:pPr>
     </w:p>
     <w:p>
       <w:pPr>
         <w:pStyle w:val="af1"/>
-        <w:rPr>
-          <w:lang w:val="en-US"/>
-        </w:rPr>
       </w:pPr>
       <w:r>
         <w:t xml:space="preserve">Рисунок </w:t>
       </w:r>
       <w:r>
+        <w:t>1</w:t>
+      </w:r>
+      <w:r>
+        <w:t>8</w:t>
+      </w:r>
+      <w:r>
+        <w:t xml:space="preserve"> – Полученный результат. Тест </w:t>
+      </w:r>
+      <w:r>
         <w:t>2</w:t>
       </w:r>
-      <w:r>
-        <w:t>0</w:t>
-      </w:r>
-      <w:r>
-        <w:t xml:space="preserve"> – </w:t>
-      </w:r>
-      <w:r>
-        <w:t>Исходные данные</w:t>
-      </w:r>
-      <w:r>
-        <w:t xml:space="preserve">. Тест </w:t>
-      </w:r>
-      <w:r>
-        <w:t>3</w:t>
-      </w:r>
-    </w:p>
-    <w:p>
-      <w:pPr>
-        <w:rPr>
-          <w:lang w:val="en-US"/>
-        </w:rPr>
-      </w:pPr>
-    </w:p>
-    <w:p>
-      <w:pPr>
-        <w:pStyle w:val="ae"/>
-        <w:ind w:firstLine="0"/>
+    </w:p>
+    <w:p/>
+    <w:p>
+      <w:pPr>
         <w:jc w:val="center"/>
       </w:pPr>
       <w:r>
         <w:drawing>
-          <wp:inline distT="0" distB="0" distL="0" distR="0" wp14:anchorId="01D0361D" wp14:editId="73D05CFC">
-            <wp:extent cx="2695385" cy="587594"/>
-            <wp:effectExtent l="0" t="0" r="0" b="3175"/>
-            <wp:docPr id="86202018" name="Рисунок 1"/>
+          <wp:inline distT="0" distB="0" distL="0" distR="0" wp14:anchorId="0AF42F83" wp14:editId="54CF5F86">
+            <wp:extent cx="2829320" cy="543001"/>
+            <wp:effectExtent l="0" t="0" r="0" b="9525"/>
+            <wp:docPr id="636432810" name="Рисунок 1"/>
             <wp:cNvGraphicFramePr>
               <a:graphicFrameLocks xmlns:a="http://schemas.openxmlformats.org/drawingml/2006/main" noChangeAspect="1"/>
             </wp:cNvGraphicFramePr>
@@ -2306,7 +4936,7 @@
               <a:graphicData uri="http://schemas.openxmlformats.org/drawingml/2006/picture">
                 <pic:pic xmlns:pic="http://schemas.openxmlformats.org/drawingml/2006/picture">
                   <pic:nvPicPr>
-                    <pic:cNvPr id="86202018" name=""/>
+                    <pic:cNvPr id="636432810" name=""/>
                     <pic:cNvPicPr/>
                   </pic:nvPicPr>
                   <pic:blipFill>
@@ -2318,7 +4948,7 @@
                   <pic:spPr>
                     <a:xfrm>
                       <a:off x="0" y="0"/>
-                      <a:ext cx="2710253" cy="590835"/>
+                      <a:ext cx="2829320" cy="543001"/>
                     </a:xfrm>
                     <a:prstGeom prst="rect">
                       <a:avLst/>
@@ -2333,68 +4963,57 @@
     </w:p>
     <w:p>
       <w:pPr>
+        <w:jc w:val="center"/>
+      </w:pPr>
+    </w:p>
+    <w:p>
+      <w:pPr>
+        <w:pStyle w:val="af1"/>
+      </w:pPr>
+      <w:r>
+        <w:t xml:space="preserve">Рисунок </w:t>
+      </w:r>
+      <w:r>
+        <w:t>1</w:t>
+      </w:r>
+      <w:r>
+        <w:t>9</w:t>
+      </w:r>
+      <w:r>
+        <w:t xml:space="preserve"> – Полученный результат. Тест </w:t>
+      </w:r>
+      <w:r>
+        <w:t>2</w:t>
+      </w:r>
+    </w:p>
+    <w:p>
+      <w:pPr>
+        <w:ind w:firstLine="0"/>
+      </w:pPr>
+    </w:p>
+    <w:p>
+      <w:pPr>
         <w:pStyle w:val="ae"/>
-        <w:ind w:firstLine="0"/>
-        <w:jc w:val="center"/>
-      </w:pPr>
-    </w:p>
-    <w:p>
-      <w:pPr>
-        <w:pStyle w:val="af1"/>
-      </w:pPr>
-      <w:r>
-        <w:t xml:space="preserve">Рисунок </w:t>
-      </w:r>
-      <w:r>
-        <w:t>2</w:t>
-      </w:r>
-      <w:r>
-        <w:t>1</w:t>
-      </w:r>
-      <w:r>
-        <w:t xml:space="preserve"> – </w:t>
-      </w:r>
-      <w:r>
-        <w:t>Исходные данные</w:t>
-      </w:r>
-      <w:r>
-        <w:t xml:space="preserve">. Тест </w:t>
-      </w:r>
-      <w:r>
-        <w:t>3</w:t>
+      </w:pPr>
+      <w:r>
+        <w:t>Полученный результат (дешифрование):</w:t>
       </w:r>
     </w:p>
     <w:p>
       <w:pPr>
         <w:pStyle w:val="ae"/>
-        <w:ind w:firstLine="0"/>
-        <w:jc w:val="center"/>
-      </w:pPr>
-    </w:p>
-    <w:p>
-      <w:pPr>
-        <w:pStyle w:val="ae"/>
-      </w:pPr>
-      <w:r>
-        <w:t>Полученный результат (шифрование):</w:t>
-      </w:r>
-    </w:p>
-    <w:p>
-      <w:pPr>
-        <w:pStyle w:val="ae"/>
-      </w:pPr>
-    </w:p>
-    <w:p>
-      <w:pPr>
-        <w:pStyle w:val="ae"/>
+      </w:pPr>
+    </w:p>
+    <w:p>
+      <w:pPr>
         <w:jc w:val="center"/>
       </w:pPr>
       <w:r>
         <w:drawing>
-          <wp:inline distT="0" distB="0" distL="0" distR="0" wp14:anchorId="7E13BFB6" wp14:editId="5A24C524">
-            <wp:extent cx="2996146" cy="2529840"/>
-            <wp:effectExtent l="0" t="0" r="0" b="3810"/>
-            <wp:docPr id="736863827" name="Рисунок 1"/>
+          <wp:inline distT="0" distB="0" distL="0" distR="0" wp14:anchorId="0CB697AD" wp14:editId="0627711F">
+            <wp:extent cx="3059430" cy="1617630"/>
+            <wp:effectExtent l="0" t="0" r="7620" b="1905"/>
+            <wp:docPr id="1712513532" name="Рисунок 1"/>
             <wp:cNvGraphicFramePr>
               <a:graphicFrameLocks xmlns:a="http://schemas.openxmlformats.org/drawingml/2006/main" noChangeAspect="1"/>
             </wp:cNvGraphicFramePr>
@@ -2402,7 +5021,7 @@
               <a:graphicData uri="http://schemas.openxmlformats.org/drawingml/2006/picture">
                 <pic:pic xmlns:pic="http://schemas.openxmlformats.org/drawingml/2006/picture">
                   <pic:nvPicPr>
-                    <pic:cNvPr id="736863827" name=""/>
+                    <pic:cNvPr id="1712513532" name=""/>
                     <pic:cNvPicPr/>
                   </pic:nvPicPr>
                   <pic:blipFill>
@@ -2414,7 +5033,7 @@
                   <pic:spPr>
                     <a:xfrm>
                       <a:off x="0" y="0"/>
-                      <a:ext cx="3002274" cy="2535015"/>
+                      <a:ext cx="3066457" cy="1621346"/>
                     </a:xfrm>
                     <a:prstGeom prst="rect">
                       <a:avLst/>
@@ -2427,31 +5046,30 @@
         </w:drawing>
       </w:r>
     </w:p>
-    <w:p>
-      <w:pPr>
-        <w:pStyle w:val="ae"/>
-        <w:jc w:val="center"/>
-      </w:pPr>
-    </w:p>
+    <w:p/>
     <w:p>
       <w:pPr>
         <w:pStyle w:val="af1"/>
       </w:pPr>
       <w:r>
+        <w:lastRenderedPageBreak/>
         <w:t xml:space="preserve">Рисунок </w:t>
       </w:r>
       <w:r>
+        <w:t>20</w:t>
+      </w:r>
+      <w:r>
+        <w:t xml:space="preserve"> – </w:t>
+      </w:r>
+      <w:r>
+        <w:t>Исходные данные</w:t>
+      </w:r>
+      <w:r>
+        <w:t xml:space="preserve">. Тест </w:t>
+      </w:r>
+      <w:r>
         <w:t>2</w:t>
       </w:r>
-      <w:r>
-        <w:t>2</w:t>
-      </w:r>
-      <w:r>
-        <w:t xml:space="preserve"> – Полученный результат. Тест </w:t>
-      </w:r>
-      <w:r>
-        <w:t>3</w:t>
-      </w:r>
     </w:p>
     <w:p/>
     <w:p>
@@ -2459,12 +5077,11 @@
         <w:jc w:val="center"/>
       </w:pPr>
       <w:r>
-        <w:lastRenderedPageBreak/>
         <w:drawing>
-          <wp:inline distT="0" distB="0" distL="0" distR="0" wp14:anchorId="0A7EFEDD" wp14:editId="28C38144">
-            <wp:extent cx="2657104" cy="2064719"/>
-            <wp:effectExtent l="0" t="0" r="0" b="0"/>
-            <wp:docPr id="463414066" name="Рисунок 1"/>
+          <wp:inline distT="0" distB="0" distL="0" distR="0" wp14:anchorId="0435457F" wp14:editId="037C75FE">
+            <wp:extent cx="2755265" cy="2130287"/>
+            <wp:effectExtent l="0" t="0" r="6985" b="3810"/>
+            <wp:docPr id="1474935951" name="Рисунок 1"/>
             <wp:cNvGraphicFramePr>
               <a:graphicFrameLocks xmlns:a="http://schemas.openxmlformats.org/drawingml/2006/main" noChangeAspect="1"/>
             </wp:cNvGraphicFramePr>
@@ -2472,7 +5089,7 @@
               <a:graphicData uri="http://schemas.openxmlformats.org/drawingml/2006/picture">
                 <pic:pic xmlns:pic="http://schemas.openxmlformats.org/drawingml/2006/picture">
                   <pic:nvPicPr>
-                    <pic:cNvPr id="463414066" name=""/>
+                    <pic:cNvPr id="1474935951" name=""/>
                     <pic:cNvPicPr/>
                   </pic:nvPicPr>
                   <pic:blipFill>
@@ -2484,7 +5101,7 @@
                   <pic:spPr>
                     <a:xfrm>
                       <a:off x="0" y="0"/>
-                      <a:ext cx="2674817" cy="2078483"/>
+                      <a:ext cx="2760608" cy="2134418"/>
                     </a:xfrm>
                     <a:prstGeom prst="rect">
                       <a:avLst/>
@@ -2497,7 +5114,11 @@
         </w:drawing>
       </w:r>
     </w:p>
-    <w:p/>
+    <w:p>
+      <w:pPr>
+        <w:jc w:val="center"/>
+      </w:pPr>
+    </w:p>
     <w:p>
       <w:pPr>
         <w:pStyle w:val="af1"/>
@@ -2506,29 +5127,87 @@
         <w:t xml:space="preserve">Рисунок </w:t>
       </w:r>
       <w:r>
+        <w:t>21</w:t>
+      </w:r>
+      <w:r>
+        <w:t xml:space="preserve"> – Полученный результат. Тест </w:t>
+      </w:r>
+      <w:r>
         <w:t>2</w:t>
       </w:r>
+    </w:p>
+    <w:p>
+      <w:pPr>
+        <w:pStyle w:val="ae"/>
+        <w:ind w:firstLine="0"/>
+      </w:pPr>
+    </w:p>
+    <w:p>
+      <w:pPr>
+        <w:pStyle w:val="ad"/>
+      </w:pPr>
+      <w:r>
+        <w:t xml:space="preserve">Тест </w:t>
+      </w:r>
       <w:r>
         <w:t>3</w:t>
       </w:r>
-      <w:r>
-        <w:t xml:space="preserve"> – Полученный результат. Тест </w:t>
-      </w:r>
-      <w:r>
-        <w:t>3</w:t>
-      </w:r>
-    </w:p>
-    <w:p/>
-    <w:p>
-      <w:pPr>
-        <w:jc w:val="center"/>
-      </w:pPr>
-      <w:r>
+    </w:p>
+    <w:p>
+      <w:pPr>
+        <w:pStyle w:val="ad"/>
+      </w:pPr>
+    </w:p>
+    <w:p>
+      <w:pPr>
+        <w:pStyle w:val="ae"/>
+      </w:pPr>
+      <w:r>
+        <w:t>Тестовая ситуация: шифрование текстового файла</w:t>
+      </w:r>
+      <w:r>
+        <w:t>.</w:t>
+      </w:r>
+    </w:p>
+    <w:p>
+      <w:pPr>
+        <w:pStyle w:val="ae"/>
+      </w:pPr>
+    </w:p>
+    <w:p>
+      <w:pPr>
+        <w:pStyle w:val="ae"/>
+      </w:pPr>
+      <w:r>
+        <w:t xml:space="preserve">Исходные данные: </w:t>
+      </w:r>
+    </w:p>
+    <w:p>
+      <w:pPr>
+        <w:pStyle w:val="ae"/>
+        <w:ind w:firstLine="0"/>
+        <w:rPr>
+          <w:noProof/>
+        </w:rPr>
+      </w:pPr>
+    </w:p>
+    <w:p>
+      <w:pPr>
+        <w:pStyle w:val="ae"/>
+        <w:jc w:val="center"/>
+        <w:rPr>
+          <w:noProof/>
+        </w:rPr>
+      </w:pPr>
+      <w:r>
+        <w:rPr>
+          <w:noProof/>
+        </w:rPr>
         <w:drawing>
-          <wp:inline distT="0" distB="0" distL="0" distR="0" wp14:anchorId="49B48577" wp14:editId="19E539E3">
-            <wp:extent cx="2507036" cy="1958286"/>
-            <wp:effectExtent l="0" t="0" r="7620" b="4445"/>
-            <wp:docPr id="1441492049" name="Рисунок 1"/>
+          <wp:inline distT="0" distB="0" distL="0" distR="0" wp14:anchorId="64F7B909" wp14:editId="0E827380">
+            <wp:extent cx="552527" cy="209579"/>
+            <wp:effectExtent l="0" t="0" r="0" b="0"/>
+            <wp:docPr id="1600521772" name="Рисунок 1"/>
             <wp:cNvGraphicFramePr>
               <a:graphicFrameLocks xmlns:a="http://schemas.openxmlformats.org/drawingml/2006/main" noChangeAspect="1"/>
             </wp:cNvGraphicFramePr>
@@ -2536,7 +5215,7 @@
               <a:graphicData uri="http://schemas.openxmlformats.org/drawingml/2006/picture">
                 <pic:pic xmlns:pic="http://schemas.openxmlformats.org/drawingml/2006/picture">
                   <pic:nvPicPr>
-                    <pic:cNvPr id="1441492049" name=""/>
+                    <pic:cNvPr id="1600521772" name=""/>
                     <pic:cNvPicPr/>
                   </pic:nvPicPr>
                   <pic:blipFill>
@@ -2548,7 +5227,7 @@
                   <pic:spPr>
                     <a:xfrm>
                       <a:off x="0" y="0"/>
-                      <a:ext cx="2542952" cy="1986340"/>
+                      <a:ext cx="552527" cy="209579"/>
                     </a:xfrm>
                     <a:prstGeom prst="rect">
                       <a:avLst/>
@@ -2563,40 +5242,71 @@
     </w:p>
     <w:p>
       <w:pPr>
-        <w:jc w:val="center"/>
+        <w:pStyle w:val="ae"/>
+        <w:jc w:val="center"/>
+        <w:rPr>
+          <w:noProof/>
+        </w:rPr>
       </w:pPr>
     </w:p>
     <w:p>
       <w:pPr>
         <w:pStyle w:val="af1"/>
+        <w:rPr>
+          <w:lang w:val="en-US"/>
+        </w:rPr>
       </w:pPr>
       <w:r>
         <w:t xml:space="preserve">Рисунок </w:t>
       </w:r>
       <w:r>
+        <w:rPr>
+          <w:lang w:val="en-US"/>
+        </w:rPr>
         <w:t>2</w:t>
       </w:r>
       <w:r>
-        <w:t>4</w:t>
-      </w:r>
-      <w:r>
-        <w:t xml:space="preserve"> – Полученный результат. Тест </w:t>
+        <w:t>2</w:t>
+      </w:r>
+      <w:r>
+        <w:t xml:space="preserve"> – </w:t>
+      </w:r>
+      <w:r>
+        <w:t>Исходные данные</w:t>
+      </w:r>
+      <w:r>
+        <w:t xml:space="preserve">. Тест </w:t>
       </w:r>
       <w:r>
         <w:t>3</w:t>
       </w:r>
     </w:p>
-    <w:p/>
-    <w:p>
-      <w:pPr>
-        <w:jc w:val="center"/>
-      </w:pPr>
-      <w:r>
+    <w:p>
+      <w:pPr>
+        <w:pStyle w:val="ae"/>
+        <w:jc w:val="center"/>
+        <w:rPr>
+          <w:noProof/>
+        </w:rPr>
+      </w:pPr>
+    </w:p>
+    <w:p>
+      <w:pPr>
+        <w:pStyle w:val="ae"/>
+        <w:jc w:val="center"/>
+        <w:rPr>
+          <w:noProof/>
+        </w:rPr>
+      </w:pPr>
+      <w:r>
+        <w:rPr>
+          <w:noProof/>
+        </w:rPr>
         <w:drawing>
-          <wp:inline distT="0" distB="0" distL="0" distR="0" wp14:anchorId="2F54E7EA" wp14:editId="6751CE5A">
-            <wp:extent cx="1190791" cy="514422"/>
+          <wp:inline distT="0" distB="0" distL="0" distR="0" wp14:anchorId="4FF666DB" wp14:editId="4E402066">
+            <wp:extent cx="5125085" cy="458546"/>
             <wp:effectExtent l="0" t="0" r="0" b="0"/>
-            <wp:docPr id="409532929" name="Рисунок 1"/>
+            <wp:docPr id="241763683" name="Рисунок 1"/>
             <wp:cNvGraphicFramePr>
               <a:graphicFrameLocks xmlns:a="http://schemas.openxmlformats.org/drawingml/2006/main" noChangeAspect="1"/>
             </wp:cNvGraphicFramePr>
@@ -2604,7 +5314,7 @@
               <a:graphicData uri="http://schemas.openxmlformats.org/drawingml/2006/picture">
                 <pic:pic xmlns:pic="http://schemas.openxmlformats.org/drawingml/2006/picture">
                   <pic:nvPicPr>
-                    <pic:cNvPr id="409532929" name=""/>
+                    <pic:cNvPr id="241763683" name=""/>
                     <pic:cNvPicPr/>
                   </pic:nvPicPr>
                   <pic:blipFill>
@@ -2616,7 +5326,7 @@
                   <pic:spPr>
                     <a:xfrm>
                       <a:off x="0" y="0"/>
-                      <a:ext cx="1190791" cy="514422"/>
+                      <a:ext cx="5159739" cy="461647"/>
                     </a:xfrm>
                     <a:prstGeom prst="rect">
                       <a:avLst/>
@@ -2631,44 +5341,65 @@
     </w:p>
     <w:p>
       <w:pPr>
-        <w:jc w:val="center"/>
+        <w:pStyle w:val="ae"/>
+        <w:jc w:val="center"/>
+        <w:rPr>
+          <w:noProof/>
+          <w:lang w:val="en-US"/>
+        </w:rPr>
       </w:pPr>
     </w:p>
     <w:p>
       <w:pPr>
         <w:pStyle w:val="af1"/>
+        <w:rPr>
+          <w:lang w:val="en-US"/>
+        </w:rPr>
       </w:pPr>
       <w:r>
         <w:t xml:space="preserve">Рисунок </w:t>
       </w:r>
       <w:r>
+        <w:rPr>
+          <w:lang w:val="en-US"/>
+        </w:rPr>
         <w:t>2</w:t>
       </w:r>
       <w:r>
-        <w:t>5</w:t>
-      </w:r>
-      <w:r>
-        <w:t xml:space="preserve"> – Полученный результат. Тест </w:t>
-      </w:r>
-      <w:r>
         <w:t>3</w:t>
       </w:r>
-    </w:p>
-    <w:p>
-      <w:pPr>
-        <w:jc w:val="center"/>
-      </w:pPr>
-    </w:p>
-    <w:p>
-      <w:pPr>
+      <w:r>
+        <w:t xml:space="preserve"> – </w:t>
+      </w:r>
+      <w:r>
+        <w:t>Исходные данные</w:t>
+      </w:r>
+      <w:r>
+        <w:t xml:space="preserve">. Тест </w:t>
+      </w:r>
+      <w:r>
+        <w:t>3</w:t>
+      </w:r>
+    </w:p>
+    <w:p>
+      <w:pPr>
+        <w:rPr>
+          <w:lang w:val="en-US"/>
+        </w:rPr>
+      </w:pPr>
+    </w:p>
+    <w:p>
+      <w:pPr>
+        <w:pStyle w:val="ae"/>
+        <w:ind w:firstLine="0"/>
         <w:jc w:val="center"/>
       </w:pPr>
       <w:r>
         <w:drawing>
-          <wp:inline distT="0" distB="0" distL="0" distR="0" wp14:anchorId="42BA0B13" wp14:editId="011EBAA2">
-            <wp:extent cx="5153917" cy="2438400"/>
-            <wp:effectExtent l="0" t="0" r="8890" b="0"/>
-            <wp:docPr id="326158678" name="Рисунок 1"/>
+          <wp:inline distT="0" distB="0" distL="0" distR="0" wp14:anchorId="0EE7710F" wp14:editId="3823EFF7">
+            <wp:extent cx="1463039" cy="1414565"/>
+            <wp:effectExtent l="0" t="0" r="4445" b="0"/>
+            <wp:docPr id="2146378607" name="Рисунок 1"/>
             <wp:cNvGraphicFramePr>
               <a:graphicFrameLocks xmlns:a="http://schemas.openxmlformats.org/drawingml/2006/main" noChangeAspect="1"/>
             </wp:cNvGraphicFramePr>
@@ -2676,7 +5407,7 @@
               <a:graphicData uri="http://schemas.openxmlformats.org/drawingml/2006/picture">
                 <pic:pic xmlns:pic="http://schemas.openxmlformats.org/drawingml/2006/picture">
                   <pic:nvPicPr>
-                    <pic:cNvPr id="326158678" name=""/>
+                    <pic:cNvPr id="2146378607" name=""/>
                     <pic:cNvPicPr/>
                   </pic:nvPicPr>
                   <pic:blipFill>
@@ -2688,7 +5419,7 @@
                   <pic:spPr>
                     <a:xfrm>
                       <a:off x="0" y="0"/>
-                      <a:ext cx="5204692" cy="2462422"/>
+                      <a:ext cx="1478985" cy="1429983"/>
                     </a:xfrm>
                     <a:prstGeom prst="rect">
                       <a:avLst/>
@@ -2703,24 +5434,35 @@
     </w:p>
     <w:p>
       <w:pPr>
-        <w:jc w:val="center"/>
-      </w:pPr>
-    </w:p>
-    <w:p>
-      <w:pPr>
-        <w:jc w:val="center"/>
+        <w:pStyle w:val="ae"/>
+        <w:ind w:firstLine="0"/>
+        <w:jc w:val="center"/>
+      </w:pPr>
+    </w:p>
+    <w:p>
+      <w:pPr>
+        <w:pStyle w:val="af1"/>
       </w:pPr>
       <w:r>
         <w:t xml:space="preserve">Рисунок </w:t>
       </w:r>
       <w:r>
+        <w:rPr>
+          <w:lang w:val="en-US"/>
+        </w:rPr>
         <w:t>2</w:t>
       </w:r>
       <w:r>
-        <w:t>6</w:t>
-      </w:r>
-      <w:r>
-        <w:t xml:space="preserve"> – Полученный результат. Тест </w:t>
+        <w:t>4</w:t>
+      </w:r>
+      <w:r>
+        <w:t xml:space="preserve"> – </w:t>
+      </w:r>
+      <w:r>
+        <w:t>Исходные данные</w:t>
+      </w:r>
+      <w:r>
+        <w:t xml:space="preserve">. Тест </w:t>
       </w:r>
       <w:r>
         <w:t>3</w:t>
@@ -2729,30 +5471,35 @@
     <w:p>
       <w:pPr>
         <w:pStyle w:val="ae"/>
+        <w:ind w:firstLine="0"/>
+        <w:jc w:val="center"/>
+      </w:pPr>
+    </w:p>
+    <w:p>
+      <w:pPr>
+        <w:pStyle w:val="ae"/>
+      </w:pPr>
+      <w:r>
+        <w:t>Полученный результат (шифрование):</w:t>
+      </w:r>
+    </w:p>
+    <w:p>
+      <w:pPr>
+        <w:pStyle w:val="ae"/>
+      </w:pPr>
+    </w:p>
+    <w:p>
+      <w:pPr>
+        <w:pStyle w:val="ae"/>
+        <w:jc w:val="center"/>
       </w:pPr>
       <w:r>
         <w:lastRenderedPageBreak/>
-        <w:t>Полученный результат (дешифрование):</w:t>
-      </w:r>
-    </w:p>
-    <w:p>
-      <w:pPr>
-        <w:jc w:val="center"/>
-        <w:rPr>
-          <w:noProof/>
-        </w:rPr>
-      </w:pPr>
-    </w:p>
-    <w:p>
-      <w:pPr>
-        <w:jc w:val="center"/>
-      </w:pPr>
-      <w:r>
         <w:drawing>
-          <wp:inline distT="0" distB="0" distL="0" distR="0" wp14:anchorId="529880E6" wp14:editId="630F8EB5">
-            <wp:extent cx="2617865" cy="1797666"/>
+          <wp:inline distT="0" distB="0" distL="0" distR="0" wp14:anchorId="067E06F6" wp14:editId="34042F46">
+            <wp:extent cx="2381250" cy="1930362"/>
             <wp:effectExtent l="0" t="0" r="0" b="0"/>
-            <wp:docPr id="1189836516" name="Рисунок 1"/>
+            <wp:docPr id="1738918263" name="Рисунок 1"/>
             <wp:cNvGraphicFramePr>
               <a:graphicFrameLocks xmlns:a="http://schemas.openxmlformats.org/drawingml/2006/main" noChangeAspect="1"/>
             </wp:cNvGraphicFramePr>
@@ -2760,7 +5507,7 @@
               <a:graphicData uri="http://schemas.openxmlformats.org/drawingml/2006/picture">
                 <pic:pic xmlns:pic="http://schemas.openxmlformats.org/drawingml/2006/picture">
                   <pic:nvPicPr>
-                    <pic:cNvPr id="1189836516" name=""/>
+                    <pic:cNvPr id="1738918263" name=""/>
                     <pic:cNvPicPr/>
                   </pic:nvPicPr>
                   <pic:blipFill>
@@ -2772,7 +5519,7 @@
                   <pic:spPr>
                     <a:xfrm>
                       <a:off x="0" y="0"/>
-                      <a:ext cx="2625863" cy="1803158"/>
+                      <a:ext cx="2382785" cy="1931606"/>
                     </a:xfrm>
                     <a:prstGeom prst="rect">
                       <a:avLst/>
@@ -2787,6 +5534,7 @@
     </w:p>
     <w:p>
       <w:pPr>
+        <w:pStyle w:val="ae"/>
         <w:jc w:val="center"/>
       </w:pPr>
     </w:p>
@@ -2798,7 +5546,13 @@
         <w:t xml:space="preserve">Рисунок </w:t>
       </w:r>
       <w:r>
-        <w:t>27</w:t>
+        <w:rPr>
+          <w:lang w:val="en-US"/>
+        </w:rPr>
+        <w:t>2</w:t>
+      </w:r>
+      <w:r>
+        <w:t>5</w:t>
       </w:r>
       <w:r>
         <w:t xml:space="preserve"> – Полученный результат. Тест </w:t>
@@ -2814,10 +5568,10 @@
       </w:pPr>
       <w:r>
         <w:drawing>
-          <wp:inline distT="0" distB="0" distL="0" distR="0" wp14:anchorId="72F87A80" wp14:editId="6494BA02">
-            <wp:extent cx="1360170" cy="300669"/>
-            <wp:effectExtent l="0" t="0" r="0" b="4445"/>
-            <wp:docPr id="584827822" name="Рисунок 1"/>
+          <wp:inline distT="0" distB="0" distL="0" distR="0" wp14:anchorId="37122905" wp14:editId="785501A7">
+            <wp:extent cx="1952177" cy="2065020"/>
+            <wp:effectExtent l="0" t="0" r="0" b="0"/>
+            <wp:docPr id="442981930" name="Рисунок 1"/>
             <wp:cNvGraphicFramePr>
               <a:graphicFrameLocks xmlns:a="http://schemas.openxmlformats.org/drawingml/2006/main" noChangeAspect="1"/>
             </wp:cNvGraphicFramePr>
@@ -2825,7 +5579,7 @@
               <a:graphicData uri="http://schemas.openxmlformats.org/drawingml/2006/picture">
                 <pic:pic xmlns:pic="http://schemas.openxmlformats.org/drawingml/2006/picture">
                   <pic:nvPicPr>
-                    <pic:cNvPr id="584827822" name=""/>
+                    <pic:cNvPr id="442981930" name=""/>
                     <pic:cNvPicPr/>
                   </pic:nvPicPr>
                   <pic:blipFill>
@@ -2837,7 +5591,7 @@
                   <pic:spPr>
                     <a:xfrm>
                       <a:off x="0" y="0"/>
-                      <a:ext cx="1392939" cy="307913"/>
+                      <a:ext cx="1959237" cy="2072488"/>
                     </a:xfrm>
                     <a:prstGeom prst="rect">
                       <a:avLst/>
@@ -2850,11 +5604,7 @@
         </w:drawing>
       </w:r>
     </w:p>
-    <w:p>
-      <w:pPr>
-        <w:jc w:val="center"/>
-      </w:pPr>
-    </w:p>
+    <w:p/>
     <w:p>
       <w:pPr>
         <w:pStyle w:val="af1"/>
@@ -2863,7 +5613,10 @@
         <w:t xml:space="preserve">Рисунок </w:t>
       </w:r>
       <w:r>
-        <w:t>28</w:t>
+        <w:t>2</w:t>
+      </w:r>
+      <w:r>
+        <w:t>6</w:t>
       </w:r>
       <w:r>
         <w:t xml:space="preserve"> – Полученный результат. Тест </w:t>
@@ -2872,100 +5625,17 @@
         <w:t>3</w:t>
       </w:r>
     </w:p>
-    <w:p>
-      <w:pPr>
-        <w:pStyle w:val="ae"/>
-        <w:ind w:firstLine="0"/>
-      </w:pPr>
-    </w:p>
-    <w:p>
-      <w:pPr>
-        <w:pStyle w:val="ae"/>
-        <w:ind w:firstLine="0"/>
-      </w:pPr>
-    </w:p>
-    <w:p>
-      <w:pPr>
-        <w:pStyle w:val="ad"/>
-      </w:pPr>
-      <w:r>
-        <w:t>Тестирование других случаев работы программы</w:t>
-      </w:r>
-    </w:p>
-    <w:p>
-      <w:pPr>
-        <w:pStyle w:val="ae"/>
-        <w:ind w:firstLine="0"/>
-      </w:pPr>
-    </w:p>
-    <w:p>
-      <w:pPr>
-        <w:pStyle w:val="ad"/>
-      </w:pPr>
-      <w:r>
-        <w:t xml:space="preserve">Тест </w:t>
-      </w:r>
-      <w:r>
-        <w:t>4</w:t>
-      </w:r>
-    </w:p>
-    <w:p>
-      <w:pPr>
-        <w:pStyle w:val="ad"/>
-      </w:pPr>
-    </w:p>
-    <w:p>
-      <w:pPr>
-        <w:pStyle w:val="ae"/>
-      </w:pPr>
-      <w:r>
-        <w:t>Тестовая ситуация: начальное состояние регистра все 1</w:t>
-      </w:r>
-      <w:r>
-        <w:t>.</w:t>
-      </w:r>
-    </w:p>
-    <w:p>
-      <w:pPr>
-        <w:pStyle w:val="ae"/>
-      </w:pPr>
-    </w:p>
-    <w:p>
-      <w:pPr>
-        <w:pStyle w:val="ae"/>
-        <w:rPr>
-          <w:lang w:val="en-US"/>
-        </w:rPr>
-      </w:pPr>
-      <w:r>
-        <w:t xml:space="preserve">Исходные данные: </w:t>
-      </w:r>
-    </w:p>
-    <w:p>
-      <w:pPr>
-        <w:pStyle w:val="ae"/>
-        <w:rPr>
-          <w:lang w:val="en-US"/>
-        </w:rPr>
-      </w:pPr>
-    </w:p>
-    <w:p>
-      <w:pPr>
-        <w:pStyle w:val="ae"/>
-        <w:jc w:val="center"/>
-        <w:rPr>
-          <w:lang w:val="en-US"/>
-        </w:rPr>
-      </w:pPr>
-      <w:r>
-        <w:rPr>
-          <w:noProof/>
-        </w:rPr>
+    <w:p/>
+    <w:p>
+      <w:pPr>
+        <w:jc w:val="center"/>
+      </w:pPr>
+      <w:r>
         <w:drawing>
-          <wp:inline distT="0" distB="0" distL="0" distR="0" wp14:anchorId="33BEA96C" wp14:editId="347656D9">
-            <wp:extent cx="1362074" cy="334936"/>
-            <wp:effectExtent l="0" t="0" r="0" b="8255"/>
-            <wp:docPr id="1649275523" name="Рисунок 1"/>
+          <wp:inline distT="0" distB="0" distL="0" distR="0" wp14:anchorId="3990A086" wp14:editId="7C6B19AE">
+            <wp:extent cx="1448002" cy="552527"/>
+            <wp:effectExtent l="0" t="0" r="0" b="0"/>
+            <wp:docPr id="195539019" name="Рисунок 1"/>
             <wp:cNvGraphicFramePr>
               <a:graphicFrameLocks xmlns:a="http://schemas.openxmlformats.org/drawingml/2006/main" noChangeAspect="1"/>
             </wp:cNvGraphicFramePr>
@@ -2973,100 +5643,7 @@
               <a:graphicData uri="http://schemas.openxmlformats.org/drawingml/2006/picture">
                 <pic:pic xmlns:pic="http://schemas.openxmlformats.org/drawingml/2006/picture">
                   <pic:nvPicPr>
-                    <pic:cNvPr id="826898087" name=""/>
-                    <pic:cNvPicPr/>
-                  </pic:nvPicPr>
-                  <pic:blipFill>
-                    <a:blip r:embed="rId24"/>
-                    <a:stretch>
-                      <a:fillRect/>
-                    </a:stretch>
-                  </pic:blipFill>
-                  <pic:spPr>
-                    <a:xfrm>
-                      <a:off x="0" y="0"/>
-                      <a:ext cx="1380366" cy="339434"/>
-                    </a:xfrm>
-                    <a:prstGeom prst="rect">
-                      <a:avLst/>
-                    </a:prstGeom>
-                  </pic:spPr>
-                </pic:pic>
-              </a:graphicData>
-            </a:graphic>
-          </wp:inline>
-        </w:drawing>
-      </w:r>
-    </w:p>
-    <w:p>
-      <w:pPr>
-        <w:pStyle w:val="ae"/>
-        <w:jc w:val="center"/>
-        <w:rPr>
-          <w:lang w:val="en-US"/>
-        </w:rPr>
-      </w:pPr>
-    </w:p>
-    <w:p>
-      <w:pPr>
-        <w:pStyle w:val="af1"/>
-        <w:rPr>
-          <w:lang w:val="en-US"/>
-        </w:rPr>
-      </w:pPr>
-      <w:r>
-        <w:t xml:space="preserve">Рисунок </w:t>
-      </w:r>
-      <w:r>
-        <w:t>29</w:t>
-      </w:r>
-      <w:r>
-        <w:t xml:space="preserve"> – </w:t>
-      </w:r>
-      <w:r>
-        <w:t>Исходные данные</w:t>
-      </w:r>
-      <w:r>
-        <w:t xml:space="preserve">. Тест </w:t>
-      </w:r>
-      <w:r>
-        <w:t>4</w:t>
-      </w:r>
-    </w:p>
-    <w:p>
-      <w:pPr>
-        <w:pStyle w:val="ae"/>
-        <w:jc w:val="center"/>
-        <w:rPr>
-          <w:lang w:val="en-US"/>
-        </w:rPr>
-      </w:pPr>
-    </w:p>
-    <w:p>
-      <w:pPr>
-        <w:pStyle w:val="ae"/>
-        <w:jc w:val="center"/>
-        <w:rPr>
-          <w:noProof/>
-        </w:rPr>
-      </w:pPr>
-      <w:r>
-        <w:rPr>
-          <w:noProof/>
-        </w:rPr>
-        <w:drawing>
-          <wp:inline distT="0" distB="0" distL="0" distR="0" wp14:anchorId="6D9DEC3D" wp14:editId="771C1AE4">
-            <wp:extent cx="2748914" cy="638637"/>
-            <wp:effectExtent l="0" t="0" r="0" b="9525"/>
-            <wp:docPr id="2007171491" name="Рисунок 1"/>
-            <wp:cNvGraphicFramePr>
-              <a:graphicFrameLocks xmlns:a="http://schemas.openxmlformats.org/drawingml/2006/main" noChangeAspect="1"/>
-            </wp:cNvGraphicFramePr>
-            <a:graphic xmlns:a="http://schemas.openxmlformats.org/drawingml/2006/main">
-              <a:graphicData uri="http://schemas.openxmlformats.org/drawingml/2006/picture">
-                <pic:pic xmlns:pic="http://schemas.openxmlformats.org/drawingml/2006/picture">
-                  <pic:nvPicPr>
-                    <pic:cNvPr id="2007171491" name=""/>
+                    <pic:cNvPr id="195539019" name=""/>
                     <pic:cNvPicPr/>
                   </pic:nvPicPr>
                   <pic:blipFill>
@@ -3078,7 +5655,7 @@
                   <pic:spPr>
                     <a:xfrm>
                       <a:off x="0" y="0"/>
-                      <a:ext cx="2767027" cy="642845"/>
+                      <a:ext cx="1448002" cy="552527"/>
                     </a:xfrm>
                     <a:prstGeom prst="rect">
                       <a:avLst/>
@@ -3093,119 +5670,60 @@
     </w:p>
     <w:p>
       <w:pPr>
+        <w:jc w:val="center"/>
+      </w:pPr>
+    </w:p>
+    <w:p>
+      <w:pPr>
+        <w:pStyle w:val="af1"/>
+        <w:rPr>
+          <w:bCs w:val="0"/>
+          <w:szCs w:val="22"/>
+        </w:rPr>
+      </w:pPr>
+      <w:r>
+        <w:t xml:space="preserve">Рисунок </w:t>
+      </w:r>
+      <w:r>
+        <w:t>2</w:t>
+      </w:r>
+      <w:r>
+        <w:t>7</w:t>
+      </w:r>
+      <w:r>
+        <w:t xml:space="preserve"> – Полученный результат. Тест </w:t>
+      </w:r>
+      <w:r>
+        <w:t>3</w:t>
+      </w:r>
+    </w:p>
+    <w:p/>
+    <w:p>
+      <w:pPr>
         <w:pStyle w:val="ae"/>
+      </w:pPr>
+      <w:r>
+        <w:t>Полученный результат (дешифрование):</w:t>
+      </w:r>
+    </w:p>
+    <w:p>
+      <w:pPr>
         <w:jc w:val="center"/>
         <w:rPr>
           <w:noProof/>
-          <w:lang w:val="en-US"/>
-        </w:rPr>
-      </w:pPr>
-    </w:p>
-    <w:p>
-      <w:pPr>
-        <w:pStyle w:val="af1"/>
-      </w:pPr>
-      <w:r>
-        <w:t xml:space="preserve">Рисунок </w:t>
-      </w:r>
-      <w:r>
-        <w:t>3</w:t>
-      </w:r>
-      <w:r>
-        <w:t>0</w:t>
-      </w:r>
-      <w:r>
-        <w:t xml:space="preserve"> – </w:t>
-      </w:r>
-      <w:r>
-        <w:t>Исходные данные</w:t>
-      </w:r>
-      <w:r>
-        <w:t xml:space="preserve">. Тест </w:t>
-      </w:r>
-      <w:r>
-        <w:t>4</w:t>
-      </w:r>
-    </w:p>
-    <w:p>
-      <w:pPr>
-        <w:pStyle w:val="ae"/>
-        <w:ind w:firstLine="0"/>
-      </w:pPr>
-    </w:p>
-    <w:p>
-      <w:pPr>
-        <w:pStyle w:val="ae"/>
-        <w:ind w:firstLine="0"/>
-      </w:pPr>
-    </w:p>
-    <w:p>
-      <w:pPr>
-        <w:pStyle w:val="ae"/>
-        <w:ind w:firstLine="0"/>
-      </w:pPr>
-    </w:p>
-    <w:p>
-      <w:pPr>
-        <w:pStyle w:val="ae"/>
-        <w:ind w:firstLine="0"/>
-      </w:pPr>
-    </w:p>
-    <w:p>
-      <w:pPr>
-        <w:pStyle w:val="ae"/>
-        <w:ind w:firstLine="0"/>
-      </w:pPr>
-    </w:p>
-    <w:p>
-      <w:pPr>
-        <w:pStyle w:val="ae"/>
-        <w:ind w:firstLine="0"/>
-      </w:pPr>
-    </w:p>
-    <w:p>
-      <w:pPr>
-        <w:pStyle w:val="ae"/>
-        <w:ind w:firstLine="0"/>
-      </w:pPr>
-    </w:p>
-    <w:p>
-      <w:pPr>
-        <w:pStyle w:val="ae"/>
-        <w:ind w:firstLine="0"/>
-      </w:pPr>
-    </w:p>
-    <w:p>
-      <w:pPr>
-        <w:pStyle w:val="ae"/>
-      </w:pPr>
-      <w:r>
-        <w:lastRenderedPageBreak/>
-        <w:t>Полученный результат (шифрование):</w:t>
-      </w:r>
-    </w:p>
-    <w:p>
-      <w:pPr>
-        <w:pStyle w:val="ae"/>
-      </w:pPr>
-    </w:p>
-    <w:p>
-      <w:pPr>
-        <w:pStyle w:val="ae"/>
-        <w:jc w:val="center"/>
-        <w:rPr>
-          <w:lang w:val="en-US"/>
-        </w:rPr>
-      </w:pPr>
-      <w:r>
-        <w:rPr>
-          <w:lang w:val="en-US"/>
-        </w:rPr>
+        </w:rPr>
+      </w:pPr>
+    </w:p>
+    <w:p>
+      <w:pPr>
+        <w:jc w:val="center"/>
+      </w:pPr>
+      <w:r>
         <w:drawing>
-          <wp:inline distT="0" distB="0" distL="0" distR="0" wp14:anchorId="459F51C6" wp14:editId="1C5EE474">
-            <wp:extent cx="2768829" cy="2240280"/>
-            <wp:effectExtent l="0" t="0" r="0" b="7620"/>
-            <wp:docPr id="549023536" name="Рисунок 1"/>
+          <wp:inline distT="0" distB="0" distL="0" distR="0" wp14:anchorId="058BCF4E" wp14:editId="161F1386">
+            <wp:extent cx="4500183" cy="1242060"/>
+            <wp:effectExtent l="0" t="0" r="0" b="0"/>
+            <wp:docPr id="2916198" name="Рисунок 1"/>
             <wp:cNvGraphicFramePr>
               <a:graphicFrameLocks xmlns:a="http://schemas.openxmlformats.org/drawingml/2006/main" noChangeAspect="1"/>
             </wp:cNvGraphicFramePr>
@@ -3213,7 +5731,7 @@
               <a:graphicData uri="http://schemas.openxmlformats.org/drawingml/2006/picture">
                 <pic:pic xmlns:pic="http://schemas.openxmlformats.org/drawingml/2006/picture">
                   <pic:nvPicPr>
-                    <pic:cNvPr id="549023536" name=""/>
+                    <pic:cNvPr id="2916198" name=""/>
                     <pic:cNvPicPr/>
                   </pic:nvPicPr>
                   <pic:blipFill>
@@ -3225,7 +5743,7 @@
                   <pic:spPr>
                     <a:xfrm>
                       <a:off x="0" y="0"/>
-                      <a:ext cx="2787268" cy="2255199"/>
+                      <a:ext cx="4534349" cy="1251490"/>
                     </a:xfrm>
                     <a:prstGeom prst="rect">
                       <a:avLst/>
@@ -3240,11 +5758,7 @@
     </w:p>
     <w:p>
       <w:pPr>
-        <w:pStyle w:val="ae"/>
-        <w:jc w:val="center"/>
-        <w:rPr>
-          <w:lang w:val="en-US"/>
-        </w:rPr>
+        <w:jc w:val="center"/>
       </w:pPr>
     </w:p>
     <w:p>
@@ -3255,17 +5769,17 @@
         <w:t xml:space="preserve">Рисунок </w:t>
       </w:r>
       <w:r>
+        <w:t>2</w:t>
+      </w:r>
+      <w:r>
+        <w:t>8</w:t>
+      </w:r>
+      <w:r>
+        <w:t xml:space="preserve"> – Полученный результат. Тест </w:t>
+      </w:r>
+      <w:r>
         <w:t>3</w:t>
       </w:r>
-      <w:r>
-        <w:t>1</w:t>
-      </w:r>
-      <w:r>
-        <w:t xml:space="preserve"> – Полученный результат. Тест </w:t>
-      </w:r>
-      <w:r>
-        <w:t>4</w:t>
-      </w:r>
     </w:p>
     <w:p/>
     <w:p>
@@ -3274,10 +5788,10 @@
       </w:pPr>
       <w:r>
         <w:drawing>
-          <wp:inline distT="0" distB="0" distL="0" distR="0" wp14:anchorId="49B962A5" wp14:editId="44B37027">
-            <wp:extent cx="2359963" cy="1844040"/>
-            <wp:effectExtent l="0" t="0" r="2540" b="3810"/>
-            <wp:docPr id="1886697664" name="Рисунок 1"/>
+          <wp:inline distT="0" distB="0" distL="0" distR="0" wp14:anchorId="2036C892" wp14:editId="70B946A1">
+            <wp:extent cx="495369" cy="285790"/>
+            <wp:effectExtent l="0" t="0" r="0" b="0"/>
+            <wp:docPr id="1919363298" name="Рисунок 1"/>
             <wp:cNvGraphicFramePr>
               <a:graphicFrameLocks xmlns:a="http://schemas.openxmlformats.org/drawingml/2006/main" noChangeAspect="1"/>
             </wp:cNvGraphicFramePr>
@@ -3285,7 +5799,7 @@
               <a:graphicData uri="http://schemas.openxmlformats.org/drawingml/2006/picture">
                 <pic:pic xmlns:pic="http://schemas.openxmlformats.org/drawingml/2006/picture">
                   <pic:nvPicPr>
-                    <pic:cNvPr id="1886697664" name=""/>
+                    <pic:cNvPr id="1919363298" name=""/>
                     <pic:cNvPicPr/>
                   </pic:nvPicPr>
                   <pic:blipFill>
@@ -3297,7 +5811,7 @@
                   <pic:spPr>
                     <a:xfrm>
                       <a:off x="0" y="0"/>
-                      <a:ext cx="2366854" cy="1849424"/>
+                      <a:ext cx="495369" cy="285790"/>
                     </a:xfrm>
                     <a:prstGeom prst="rect">
                       <a:avLst/>
@@ -3320,32 +5834,119 @@
         <w:pStyle w:val="af1"/>
       </w:pPr>
       <w:r>
+        <w:lastRenderedPageBreak/>
         <w:t xml:space="preserve">Рисунок </w:t>
       </w:r>
       <w:r>
+        <w:t>2</w:t>
+      </w:r>
+      <w:r>
+        <w:t>9</w:t>
+      </w:r>
+      <w:r>
+        <w:t xml:space="preserve"> – Полученный результат. Тест </w:t>
+      </w:r>
+      <w:r>
         <w:t>3</w:t>
       </w:r>
-      <w:r>
-        <w:t>2</w:t>
-      </w:r>
-      <w:r>
-        <w:t xml:space="preserve"> – Полученный результат. Тест </w:t>
+    </w:p>
+    <w:p>
+      <w:pPr>
+        <w:pStyle w:val="ae"/>
+        <w:ind w:firstLine="0"/>
+      </w:pPr>
+    </w:p>
+    <w:p>
+      <w:pPr>
+        <w:pStyle w:val="ae"/>
+        <w:ind w:firstLine="0"/>
+      </w:pPr>
+    </w:p>
+    <w:p>
+      <w:pPr>
+        <w:pStyle w:val="ad"/>
+      </w:pPr>
+      <w:r>
+        <w:t>Тестирование других случаев работы программы</w:t>
+      </w:r>
+    </w:p>
+    <w:p>
+      <w:pPr>
+        <w:pStyle w:val="ae"/>
+        <w:ind w:firstLine="0"/>
+      </w:pPr>
+    </w:p>
+    <w:p>
+      <w:pPr>
+        <w:pStyle w:val="ad"/>
+      </w:pPr>
+      <w:r>
+        <w:t xml:space="preserve">Тест </w:t>
       </w:r>
       <w:r>
         <w:t>4</w:t>
       </w:r>
     </w:p>
-    <w:p/>
-    <w:p>
-      <w:pPr>
-        <w:jc w:val="center"/>
-      </w:pPr>
-      <w:r>
+    <w:p>
+      <w:pPr>
+        <w:pStyle w:val="ad"/>
+      </w:pPr>
+    </w:p>
+    <w:p>
+      <w:pPr>
+        <w:pStyle w:val="ae"/>
+      </w:pPr>
+      <w:r>
+        <w:t xml:space="preserve">Тестовая ситуация: </w:t>
+      </w:r>
+      <w:r>
+        <w:t>просмотр файла в 10-чном виде</w:t>
+      </w:r>
+      <w:r>
+        <w:t>.</w:t>
+      </w:r>
+    </w:p>
+    <w:p>
+      <w:pPr>
+        <w:pStyle w:val="ae"/>
+      </w:pPr>
+    </w:p>
+    <w:p>
+      <w:pPr>
+        <w:pStyle w:val="ae"/>
+        <w:rPr>
+          <w:lang w:val="en-US"/>
+        </w:rPr>
+      </w:pPr>
+      <w:r>
+        <w:t xml:space="preserve">Исходные данные: </w:t>
+      </w:r>
+    </w:p>
+    <w:p>
+      <w:pPr>
+        <w:pStyle w:val="ae"/>
+        <w:rPr>
+          <w:lang w:val="en-US"/>
+        </w:rPr>
+      </w:pPr>
+    </w:p>
+    <w:p>
+      <w:pPr>
+        <w:pStyle w:val="ae"/>
+        <w:jc w:val="center"/>
+        <w:rPr>
+          <w:lang w:val="en-US"/>
+        </w:rPr>
+      </w:pPr>
+      <w:r>
+        <w:rPr>
+          <w:lang w:val="en-US"/>
+        </w:rPr>
         <w:drawing>
-          <wp:inline distT="0" distB="0" distL="0" distR="0" wp14:anchorId="312D03E6" wp14:editId="2CCDEC35">
-            <wp:extent cx="2411730" cy="1863139"/>
-            <wp:effectExtent l="0" t="0" r="7620" b="3810"/>
-            <wp:docPr id="597318567" name="Рисунок 1"/>
+          <wp:inline distT="0" distB="0" distL="0" distR="0" wp14:anchorId="6539C09C" wp14:editId="739EFF4E">
+            <wp:extent cx="495369" cy="285790"/>
+            <wp:effectExtent l="0" t="0" r="0" b="0"/>
+            <wp:docPr id="311938473" name="Рисунок 1"/>
             <wp:cNvGraphicFramePr>
               <a:graphicFrameLocks xmlns:a="http://schemas.openxmlformats.org/drawingml/2006/main" noChangeAspect="1"/>
             </wp:cNvGraphicFramePr>
@@ -3353,7 +5954,107 @@
               <a:graphicData uri="http://schemas.openxmlformats.org/drawingml/2006/picture">
                 <pic:pic xmlns:pic="http://schemas.openxmlformats.org/drawingml/2006/picture">
                   <pic:nvPicPr>
-                    <pic:cNvPr id="597318567" name=""/>
+                    <pic:cNvPr id="311938473" name=""/>
+                    <pic:cNvPicPr/>
+                  </pic:nvPicPr>
+                  <pic:blipFill>
+                    <a:blip r:embed="rId35"/>
+                    <a:stretch>
+                      <a:fillRect/>
+                    </a:stretch>
+                  </pic:blipFill>
+                  <pic:spPr>
+                    <a:xfrm>
+                      <a:off x="0" y="0"/>
+                      <a:ext cx="495369" cy="285790"/>
+                    </a:xfrm>
+                    <a:prstGeom prst="rect">
+                      <a:avLst/>
+                    </a:prstGeom>
+                  </pic:spPr>
+                </pic:pic>
+              </a:graphicData>
+            </a:graphic>
+          </wp:inline>
+        </w:drawing>
+      </w:r>
+    </w:p>
+    <w:p>
+      <w:pPr>
+        <w:pStyle w:val="ae"/>
+        <w:jc w:val="center"/>
+        <w:rPr>
+          <w:lang w:val="en-US"/>
+        </w:rPr>
+      </w:pPr>
+    </w:p>
+    <w:p>
+      <w:pPr>
+        <w:pStyle w:val="af1"/>
+      </w:pPr>
+      <w:r>
+        <w:t xml:space="preserve">Рисунок </w:t>
+      </w:r>
+      <w:r>
+        <w:t>30</w:t>
+      </w:r>
+      <w:r>
+        <w:t xml:space="preserve"> – </w:t>
+      </w:r>
+      <w:r>
+        <w:t>Исходные данные</w:t>
+      </w:r>
+      <w:r>
+        <w:t xml:space="preserve">. Тест </w:t>
+      </w:r>
+      <w:r>
+        <w:t>4</w:t>
+      </w:r>
+    </w:p>
+    <w:p>
+      <w:pPr>
+        <w:pStyle w:val="ae"/>
+        <w:ind w:firstLine="0"/>
+      </w:pPr>
+    </w:p>
+    <w:p>
+      <w:pPr>
+        <w:pStyle w:val="ae"/>
+      </w:pPr>
+      <w:r>
+        <w:t>Полученный результат:</w:t>
+      </w:r>
+    </w:p>
+    <w:p>
+      <w:pPr>
+        <w:pStyle w:val="ae"/>
+      </w:pPr>
+    </w:p>
+    <w:p>
+      <w:pPr>
+        <w:pStyle w:val="ae"/>
+        <w:jc w:val="center"/>
+        <w:rPr>
+          <w:lang w:val="en-US"/>
+        </w:rPr>
+      </w:pPr>
+      <w:r>
+        <w:rPr>
+          <w:lang w:val="en-US"/>
+        </w:rPr>
+        <w:drawing>
+          <wp:inline distT="0" distB="0" distL="0" distR="0" wp14:anchorId="778F8E8C" wp14:editId="595C93D5">
+            <wp:extent cx="2543530" cy="1619476"/>
+            <wp:effectExtent l="0" t="0" r="9525" b="0"/>
+            <wp:docPr id="780415836" name="Рисунок 1"/>
+            <wp:cNvGraphicFramePr>
+              <a:graphicFrameLocks xmlns:a="http://schemas.openxmlformats.org/drawingml/2006/main" noChangeAspect="1"/>
+            </wp:cNvGraphicFramePr>
+            <a:graphic xmlns:a="http://schemas.openxmlformats.org/drawingml/2006/main">
+              <a:graphicData uri="http://schemas.openxmlformats.org/drawingml/2006/picture">
+                <pic:pic xmlns:pic="http://schemas.openxmlformats.org/drawingml/2006/picture">
+                  <pic:nvPicPr>
+                    <pic:cNvPr id="780415836" name=""/>
                     <pic:cNvPicPr/>
                   </pic:nvPicPr>
                   <pic:blipFill>
@@ -3365,7 +6066,7 @@
                   <pic:spPr>
                     <a:xfrm>
                       <a:off x="0" y="0"/>
-                      <a:ext cx="2412384" cy="1863644"/>
+                      <a:ext cx="2543530" cy="1619476"/>
                     </a:xfrm>
                     <a:prstGeom prst="rect">
                       <a:avLst/>
@@ -3380,7 +6081,11 @@
     </w:p>
     <w:p>
       <w:pPr>
-        <w:jc w:val="center"/>
+        <w:pStyle w:val="ae"/>
+        <w:jc w:val="center"/>
+        <w:rPr>
+          <w:lang w:val="en-US"/>
+        </w:rPr>
       </w:pPr>
     </w:p>
     <w:p>
@@ -3391,1004 +6096,13 @@
         <w:t xml:space="preserve">Рисунок </w:t>
       </w:r>
       <w:r>
-        <w:t>3</w:t>
-      </w:r>
-      <w:r>
-        <w:t>3</w:t>
+        <w:t>31</w:t>
       </w:r>
       <w:r>
         <w:t xml:space="preserve"> – Полученный результат. Тест </w:t>
       </w:r>
       <w:r>
         <w:t>4</w:t>
-      </w:r>
-    </w:p>
-    <w:p>
-      <w:pPr>
-        <w:ind w:firstLine="0"/>
-      </w:pPr>
-    </w:p>
-    <w:p>
-      <w:pPr>
-        <w:jc w:val="center"/>
-      </w:pPr>
-      <w:r>
-        <w:rPr>
-          <w:lang w:val="en-US"/>
-        </w:rPr>
-        <w:drawing>
-          <wp:inline distT="0" distB="0" distL="0" distR="0" wp14:anchorId="19625A8A" wp14:editId="4D62AFEA">
-            <wp:extent cx="1261110" cy="311958"/>
-            <wp:effectExtent l="0" t="0" r="0" b="0"/>
-            <wp:docPr id="1680712120" name="Рисунок 1"/>
-            <wp:cNvGraphicFramePr>
-              <a:graphicFrameLocks xmlns:a="http://schemas.openxmlformats.org/drawingml/2006/main" noChangeAspect="1"/>
-            </wp:cNvGraphicFramePr>
-            <a:graphic xmlns:a="http://schemas.openxmlformats.org/drawingml/2006/main">
-              <a:graphicData uri="http://schemas.openxmlformats.org/drawingml/2006/picture">
-                <pic:pic xmlns:pic="http://schemas.openxmlformats.org/drawingml/2006/picture">
-                  <pic:nvPicPr>
-                    <pic:cNvPr id="1680712120" name=""/>
-                    <pic:cNvPicPr/>
-                  </pic:nvPicPr>
-                  <pic:blipFill>
-                    <a:blip r:embed="rId37"/>
-                    <a:stretch>
-                      <a:fillRect/>
-                    </a:stretch>
-                  </pic:blipFill>
-                  <pic:spPr>
-                    <a:xfrm>
-                      <a:off x="0" y="0"/>
-                      <a:ext cx="1272706" cy="314827"/>
-                    </a:xfrm>
-                    <a:prstGeom prst="rect">
-                      <a:avLst/>
-                    </a:prstGeom>
-                  </pic:spPr>
-                </pic:pic>
-              </a:graphicData>
-            </a:graphic>
-          </wp:inline>
-        </w:drawing>
-      </w:r>
-    </w:p>
-    <w:p>
-      <w:pPr>
-        <w:jc w:val="center"/>
-      </w:pPr>
-    </w:p>
-    <w:p>
-      <w:pPr>
-        <w:pStyle w:val="af1"/>
-        <w:rPr>
-          <w:lang w:val="en-US"/>
-        </w:rPr>
-      </w:pPr>
-      <w:r>
-        <w:t xml:space="preserve">Рисунок </w:t>
-      </w:r>
-      <w:r>
-        <w:t>3</w:t>
-      </w:r>
-      <w:r>
-        <w:t>4</w:t>
-      </w:r>
-      <w:r>
-        <w:t xml:space="preserve"> – Полученный результат. Тест </w:t>
-      </w:r>
-      <w:r>
-        <w:t>4</w:t>
-      </w:r>
-    </w:p>
-    <w:p/>
-    <w:p>
-      <w:pPr>
-        <w:jc w:val="center"/>
-      </w:pPr>
-      <w:r>
-        <w:rPr>
-          <w:lang w:val="en-US"/>
-        </w:rPr>
-        <w:lastRenderedPageBreak/>
-        <w:drawing>
-          <wp:inline distT="0" distB="0" distL="0" distR="0" wp14:anchorId="57F0D577" wp14:editId="2ED34305">
-            <wp:extent cx="4965065" cy="2343213"/>
-            <wp:effectExtent l="0" t="0" r="6985" b="0"/>
-            <wp:docPr id="1833213479" name="Рисунок 1"/>
-            <wp:cNvGraphicFramePr>
-              <a:graphicFrameLocks xmlns:a="http://schemas.openxmlformats.org/drawingml/2006/main" noChangeAspect="1"/>
-            </wp:cNvGraphicFramePr>
-            <a:graphic xmlns:a="http://schemas.openxmlformats.org/drawingml/2006/main">
-              <a:graphicData uri="http://schemas.openxmlformats.org/drawingml/2006/picture">
-                <pic:pic xmlns:pic="http://schemas.openxmlformats.org/drawingml/2006/picture">
-                  <pic:nvPicPr>
-                    <pic:cNvPr id="1833213479" name=""/>
-                    <pic:cNvPicPr/>
-                  </pic:nvPicPr>
-                  <pic:blipFill>
-                    <a:blip r:embed="rId38"/>
-                    <a:stretch>
-                      <a:fillRect/>
-                    </a:stretch>
-                  </pic:blipFill>
-                  <pic:spPr>
-                    <a:xfrm>
-                      <a:off x="0" y="0"/>
-                      <a:ext cx="4981654" cy="2351042"/>
-                    </a:xfrm>
-                    <a:prstGeom prst="rect">
-                      <a:avLst/>
-                    </a:prstGeom>
-                  </pic:spPr>
-                </pic:pic>
-              </a:graphicData>
-            </a:graphic>
-          </wp:inline>
-        </w:drawing>
-      </w:r>
-    </w:p>
-    <w:p>
-      <w:pPr>
-        <w:jc w:val="center"/>
-      </w:pPr>
-    </w:p>
-    <w:p>
-      <w:pPr>
-        <w:pStyle w:val="af1"/>
-      </w:pPr>
-      <w:r>
-        <w:t xml:space="preserve">Рисунок </w:t>
-      </w:r>
-      <w:r>
-        <w:t>3</w:t>
-      </w:r>
-      <w:r>
-        <w:t>5</w:t>
-      </w:r>
-      <w:r>
-        <w:t xml:space="preserve"> – Полученный результат. Тест </w:t>
-      </w:r>
-      <w:r>
-        <w:t>4</w:t>
-      </w:r>
-    </w:p>
-    <w:p>
-      <w:pPr>
-        <w:ind w:firstLine="0"/>
-      </w:pPr>
-    </w:p>
-    <w:p>
-      <w:pPr>
-        <w:pStyle w:val="ae"/>
-      </w:pPr>
-      <w:r>
-        <w:t>Полученный результат (дешифрование):</w:t>
-      </w:r>
-    </w:p>
-    <w:p>
-      <w:pPr>
-        <w:jc w:val="center"/>
-        <w:rPr>
-          <w:noProof/>
-        </w:rPr>
-      </w:pPr>
-    </w:p>
-    <w:p>
-      <w:pPr>
-        <w:jc w:val="center"/>
-      </w:pPr>
-      <w:r>
-        <w:drawing>
-          <wp:inline distT="0" distB="0" distL="0" distR="0" wp14:anchorId="7F6E6935" wp14:editId="49C706CC">
-            <wp:extent cx="1657581" cy="276264"/>
-            <wp:effectExtent l="0" t="0" r="0" b="9525"/>
-            <wp:docPr id="1944551181" name="Рисунок 1"/>
-            <wp:cNvGraphicFramePr>
-              <a:graphicFrameLocks xmlns:a="http://schemas.openxmlformats.org/drawingml/2006/main" noChangeAspect="1"/>
-            </wp:cNvGraphicFramePr>
-            <a:graphic xmlns:a="http://schemas.openxmlformats.org/drawingml/2006/main">
-              <a:graphicData uri="http://schemas.openxmlformats.org/drawingml/2006/picture">
-                <pic:pic xmlns:pic="http://schemas.openxmlformats.org/drawingml/2006/picture">
-                  <pic:nvPicPr>
-                    <pic:cNvPr id="1944551181" name=""/>
-                    <pic:cNvPicPr/>
-                  </pic:nvPicPr>
-                  <pic:blipFill>
-                    <a:blip r:embed="rId39"/>
-                    <a:stretch>
-                      <a:fillRect/>
-                    </a:stretch>
-                  </pic:blipFill>
-                  <pic:spPr>
-                    <a:xfrm>
-                      <a:off x="0" y="0"/>
-                      <a:ext cx="1657581" cy="276264"/>
-                    </a:xfrm>
-                    <a:prstGeom prst="rect">
-                      <a:avLst/>
-                    </a:prstGeom>
-                  </pic:spPr>
-                </pic:pic>
-              </a:graphicData>
-            </a:graphic>
-          </wp:inline>
-        </w:drawing>
-      </w:r>
-    </w:p>
-    <w:p>
-      <w:pPr>
-        <w:jc w:val="center"/>
-      </w:pPr>
-    </w:p>
-    <w:p>
-      <w:pPr>
-        <w:pStyle w:val="af1"/>
-      </w:pPr>
-      <w:r>
-        <w:t xml:space="preserve">Рисунок </w:t>
-      </w:r>
-      <w:r>
-        <w:t>36</w:t>
-      </w:r>
-      <w:r>
-        <w:t xml:space="preserve"> – Полученный результат. Тест </w:t>
-      </w:r>
-      <w:r>
-        <w:t>4</w:t>
-      </w:r>
-    </w:p>
-    <w:p>
-      <w:pPr>
-        <w:ind w:firstLine="0"/>
-      </w:pPr>
-    </w:p>
-    <w:p>
-      <w:pPr>
-        <w:pStyle w:val="ad"/>
-      </w:pPr>
-      <w:r>
-        <w:t xml:space="preserve">Тест </w:t>
-      </w:r>
-      <w:r>
-        <w:t>5</w:t>
-      </w:r>
-    </w:p>
-    <w:p>
-      <w:pPr>
-        <w:pStyle w:val="ad"/>
-      </w:pPr>
-    </w:p>
-    <w:p>
-      <w:pPr>
-        <w:pStyle w:val="ae"/>
-      </w:pPr>
-      <w:r>
-        <w:t xml:space="preserve">Тестовая ситуация: начальное состояние регистра все </w:t>
-      </w:r>
-      <w:r>
-        <w:t>0</w:t>
-      </w:r>
-      <w:r>
-        <w:t>.</w:t>
-      </w:r>
-    </w:p>
-    <w:p>
-      <w:pPr>
-        <w:pStyle w:val="ae"/>
-      </w:pPr>
-    </w:p>
-    <w:p>
-      <w:pPr>
-        <w:pStyle w:val="ae"/>
-        <w:rPr>
-          <w:lang w:val="en-US"/>
-        </w:rPr>
-      </w:pPr>
-      <w:r>
-        <w:t xml:space="preserve">Исходные данные: </w:t>
-      </w:r>
-    </w:p>
-    <w:p>
-      <w:pPr>
-        <w:pStyle w:val="ae"/>
-        <w:rPr>
-          <w:lang w:val="en-US"/>
-        </w:rPr>
-      </w:pPr>
-    </w:p>
-    <w:p>
-      <w:pPr>
-        <w:pStyle w:val="ae"/>
-        <w:jc w:val="center"/>
-      </w:pPr>
-      <w:r>
-        <w:rPr>
-          <w:lang w:val="en-US"/>
-        </w:rPr>
-        <w:drawing>
-          <wp:inline distT="0" distB="0" distL="0" distR="0" wp14:anchorId="104DEB6D" wp14:editId="184D7E08">
-            <wp:extent cx="1657581" cy="276264"/>
-            <wp:effectExtent l="0" t="0" r="0" b="9525"/>
-            <wp:docPr id="1013294349" name="Рисунок 1"/>
-            <wp:cNvGraphicFramePr>
-              <a:graphicFrameLocks xmlns:a="http://schemas.openxmlformats.org/drawingml/2006/main" noChangeAspect="1"/>
-            </wp:cNvGraphicFramePr>
-            <a:graphic xmlns:a="http://schemas.openxmlformats.org/drawingml/2006/main">
-              <a:graphicData uri="http://schemas.openxmlformats.org/drawingml/2006/picture">
-                <pic:pic xmlns:pic="http://schemas.openxmlformats.org/drawingml/2006/picture">
-                  <pic:nvPicPr>
-                    <pic:cNvPr id="1013294349" name=""/>
-                    <pic:cNvPicPr/>
-                  </pic:nvPicPr>
-                  <pic:blipFill>
-                    <a:blip r:embed="rId39"/>
-                    <a:stretch>
-                      <a:fillRect/>
-                    </a:stretch>
-                  </pic:blipFill>
-                  <pic:spPr>
-                    <a:xfrm>
-                      <a:off x="0" y="0"/>
-                      <a:ext cx="1657581" cy="276264"/>
-                    </a:xfrm>
-                    <a:prstGeom prst="rect">
-                      <a:avLst/>
-                    </a:prstGeom>
-                  </pic:spPr>
-                </pic:pic>
-              </a:graphicData>
-            </a:graphic>
-          </wp:inline>
-        </w:drawing>
-      </w:r>
-    </w:p>
-    <w:p>
-      <w:pPr>
-        <w:pStyle w:val="ae"/>
-        <w:jc w:val="center"/>
-      </w:pPr>
-    </w:p>
-    <w:p>
-      <w:pPr>
-        <w:pStyle w:val="af1"/>
-      </w:pPr>
-      <w:r>
-        <w:t xml:space="preserve">Рисунок </w:t>
-      </w:r>
-      <w:r>
-        <w:t>37</w:t>
-      </w:r>
-      <w:r>
-        <w:t xml:space="preserve"> – </w:t>
-      </w:r>
-      <w:r>
-        <w:t>Исходные данные</w:t>
-      </w:r>
-      <w:r>
-        <w:t xml:space="preserve">. Тест </w:t>
-      </w:r>
-      <w:r>
-        <w:t>5</w:t>
-      </w:r>
-    </w:p>
-    <w:p>
-      <w:pPr>
-        <w:pStyle w:val="ae"/>
-        <w:jc w:val="center"/>
-        <w:rPr>
-          <w:lang w:val="en-US"/>
-        </w:rPr>
-      </w:pPr>
-    </w:p>
-    <w:p>
-      <w:pPr>
-        <w:pStyle w:val="ae"/>
-        <w:jc w:val="center"/>
-        <w:rPr>
-          <w:noProof/>
-        </w:rPr>
-      </w:pPr>
-      <w:r>
-        <w:rPr>
-          <w:noProof/>
-          <w:lang w:val="en-US"/>
-        </w:rPr>
-        <w:drawing>
-          <wp:inline distT="0" distB="0" distL="0" distR="0" wp14:anchorId="69BDBAEB" wp14:editId="1AA3E206">
-            <wp:extent cx="3699366" cy="777240"/>
-            <wp:effectExtent l="0" t="0" r="0" b="3810"/>
-            <wp:docPr id="543919226" name="Рисунок 1"/>
-            <wp:cNvGraphicFramePr>
-              <a:graphicFrameLocks xmlns:a="http://schemas.openxmlformats.org/drawingml/2006/main" noChangeAspect="1"/>
-            </wp:cNvGraphicFramePr>
-            <a:graphic xmlns:a="http://schemas.openxmlformats.org/drawingml/2006/main">
-              <a:graphicData uri="http://schemas.openxmlformats.org/drawingml/2006/picture">
-                <pic:pic xmlns:pic="http://schemas.openxmlformats.org/drawingml/2006/picture">
-                  <pic:nvPicPr>
-                    <pic:cNvPr id="543919226" name=""/>
-                    <pic:cNvPicPr/>
-                  </pic:nvPicPr>
-                  <pic:blipFill>
-                    <a:blip r:embed="rId40"/>
-                    <a:stretch>
-                      <a:fillRect/>
-                    </a:stretch>
-                  </pic:blipFill>
-                  <pic:spPr>
-                    <a:xfrm>
-                      <a:off x="0" y="0"/>
-                      <a:ext cx="3771274" cy="792348"/>
-                    </a:xfrm>
-                    <a:prstGeom prst="rect">
-                      <a:avLst/>
-                    </a:prstGeom>
-                  </pic:spPr>
-                </pic:pic>
-              </a:graphicData>
-            </a:graphic>
-          </wp:inline>
-        </w:drawing>
-      </w:r>
-    </w:p>
-    <w:p>
-      <w:pPr>
-        <w:pStyle w:val="ae"/>
-        <w:jc w:val="center"/>
-        <w:rPr>
-          <w:noProof/>
-        </w:rPr>
-      </w:pPr>
-    </w:p>
-    <w:p>
-      <w:pPr>
-        <w:pStyle w:val="af1"/>
-      </w:pPr>
-      <w:r>
-        <w:t xml:space="preserve">Рисунок </w:t>
-      </w:r>
-      <w:r>
-        <w:t>38</w:t>
-      </w:r>
-      <w:r>
-        <w:t xml:space="preserve"> – </w:t>
-      </w:r>
-      <w:r>
-        <w:t>Исходные данные</w:t>
-      </w:r>
-      <w:r>
-        <w:t xml:space="preserve">. Тест </w:t>
-      </w:r>
-      <w:r>
-        <w:t>5</w:t>
-      </w:r>
-    </w:p>
-    <w:p>
-      <w:pPr>
-        <w:pStyle w:val="ae"/>
-        <w:ind w:firstLine="0"/>
-      </w:pPr>
-    </w:p>
-    <w:p>
-      <w:pPr>
-        <w:pStyle w:val="ae"/>
-        <w:ind w:firstLine="0"/>
-      </w:pPr>
-    </w:p>
-    <w:p>
-      <w:pPr>
-        <w:pStyle w:val="ae"/>
-        <w:ind w:firstLine="0"/>
-      </w:pPr>
-    </w:p>
-    <w:p>
-      <w:pPr>
-        <w:pStyle w:val="ae"/>
-        <w:ind w:firstLine="0"/>
-      </w:pPr>
-    </w:p>
-    <w:p>
-      <w:pPr>
-        <w:pStyle w:val="ae"/>
-        <w:ind w:firstLine="0"/>
-      </w:pPr>
-    </w:p>
-    <w:p>
-      <w:pPr>
-        <w:pStyle w:val="ae"/>
-        <w:ind w:firstLine="0"/>
-      </w:pPr>
-    </w:p>
-    <w:p>
-      <w:pPr>
-        <w:pStyle w:val="ae"/>
-        <w:ind w:firstLine="0"/>
-      </w:pPr>
-    </w:p>
-    <w:p>
-      <w:pPr>
-        <w:pStyle w:val="ae"/>
-        <w:ind w:firstLine="0"/>
-      </w:pPr>
-    </w:p>
-    <w:p>
-      <w:pPr>
-        <w:pStyle w:val="ae"/>
-        <w:ind w:firstLine="0"/>
-      </w:pPr>
-    </w:p>
-    <w:p>
-      <w:pPr>
-        <w:pStyle w:val="ae"/>
-      </w:pPr>
-      <w:r>
-        <w:t>Полученный результат (шифрование):</w:t>
-      </w:r>
-    </w:p>
-    <w:p>
-      <w:pPr>
-        <w:pStyle w:val="ae"/>
-      </w:pPr>
-    </w:p>
-    <w:p>
-      <w:pPr>
-        <w:pStyle w:val="ae"/>
-        <w:jc w:val="center"/>
-      </w:pPr>
-      <w:r>
-        <w:rPr>
-          <w:lang w:val="en-US"/>
-        </w:rPr>
-        <w:drawing>
-          <wp:inline distT="0" distB="0" distL="0" distR="0" wp14:anchorId="529CF05D" wp14:editId="6263EE76">
-            <wp:extent cx="2199271" cy="1798320"/>
-            <wp:effectExtent l="0" t="0" r="0" b="0"/>
-            <wp:docPr id="1831367951" name="Рисунок 1"/>
-            <wp:cNvGraphicFramePr>
-              <a:graphicFrameLocks xmlns:a="http://schemas.openxmlformats.org/drawingml/2006/main" noChangeAspect="1"/>
-            </wp:cNvGraphicFramePr>
-            <a:graphic xmlns:a="http://schemas.openxmlformats.org/drawingml/2006/main">
-              <a:graphicData uri="http://schemas.openxmlformats.org/drawingml/2006/picture">
-                <pic:pic xmlns:pic="http://schemas.openxmlformats.org/drawingml/2006/picture">
-                  <pic:nvPicPr>
-                    <pic:cNvPr id="1831367951" name=""/>
-                    <pic:cNvPicPr/>
-                  </pic:nvPicPr>
-                  <pic:blipFill>
-                    <a:blip r:embed="rId41"/>
-                    <a:stretch>
-                      <a:fillRect/>
-                    </a:stretch>
-                  </pic:blipFill>
-                  <pic:spPr>
-                    <a:xfrm>
-                      <a:off x="0" y="0"/>
-                      <a:ext cx="2214474" cy="1810751"/>
-                    </a:xfrm>
-                    <a:prstGeom prst="rect">
-                      <a:avLst/>
-                    </a:prstGeom>
-                  </pic:spPr>
-                </pic:pic>
-              </a:graphicData>
-            </a:graphic>
-          </wp:inline>
-        </w:drawing>
-      </w:r>
-    </w:p>
-    <w:p>
-      <w:pPr>
-        <w:pStyle w:val="ae"/>
-        <w:jc w:val="center"/>
-      </w:pPr>
-    </w:p>
-    <w:p>
-      <w:pPr>
-        <w:pStyle w:val="af1"/>
-      </w:pPr>
-      <w:r>
-        <w:t xml:space="preserve">Рисунок </w:t>
-      </w:r>
-      <w:r>
-        <w:t>39</w:t>
-      </w:r>
-      <w:r>
-        <w:t xml:space="preserve"> – Полученный результат. Тест </w:t>
-      </w:r>
-      <w:r>
-        <w:t>5</w:t>
-      </w:r>
-    </w:p>
-    <w:p/>
-    <w:p>
-      <w:pPr>
-        <w:jc w:val="center"/>
-      </w:pPr>
-      <w:r>
-        <w:drawing>
-          <wp:inline distT="0" distB="0" distL="0" distR="0" wp14:anchorId="08C067FC" wp14:editId="5E1D10DF">
-            <wp:extent cx="2465705" cy="1922505"/>
-            <wp:effectExtent l="0" t="0" r="0" b="1905"/>
-            <wp:docPr id="1842990794" name="Рисунок 1"/>
-            <wp:cNvGraphicFramePr>
-              <a:graphicFrameLocks xmlns:a="http://schemas.openxmlformats.org/drawingml/2006/main" noChangeAspect="1"/>
-            </wp:cNvGraphicFramePr>
-            <a:graphic xmlns:a="http://schemas.openxmlformats.org/drawingml/2006/main">
-              <a:graphicData uri="http://schemas.openxmlformats.org/drawingml/2006/picture">
-                <pic:pic xmlns:pic="http://schemas.openxmlformats.org/drawingml/2006/picture">
-                  <pic:nvPicPr>
-                    <pic:cNvPr id="1842990794" name=""/>
-                    <pic:cNvPicPr/>
-                  </pic:nvPicPr>
-                  <pic:blipFill>
-                    <a:blip r:embed="rId42"/>
-                    <a:stretch>
-                      <a:fillRect/>
-                    </a:stretch>
-                  </pic:blipFill>
-                  <pic:spPr>
-                    <a:xfrm>
-                      <a:off x="0" y="0"/>
-                      <a:ext cx="2471276" cy="1926849"/>
-                    </a:xfrm>
-                    <a:prstGeom prst="rect">
-                      <a:avLst/>
-                    </a:prstGeom>
-                  </pic:spPr>
-                </pic:pic>
-              </a:graphicData>
-            </a:graphic>
-          </wp:inline>
-        </w:drawing>
-      </w:r>
-    </w:p>
-    <w:p>
-      <w:pPr>
-        <w:jc w:val="center"/>
-      </w:pPr>
-    </w:p>
-    <w:p>
-      <w:pPr>
-        <w:pStyle w:val="af1"/>
-      </w:pPr>
-      <w:r>
-        <w:t xml:space="preserve">Рисунок </w:t>
-      </w:r>
-      <w:r>
-        <w:rPr>
-          <w:lang w:val="en-US"/>
-        </w:rPr>
-        <w:t>4</w:t>
-      </w:r>
-      <w:r>
-        <w:t>0</w:t>
-      </w:r>
-      <w:r>
-        <w:t xml:space="preserve"> – Полученный результат. Тест </w:t>
-      </w:r>
-      <w:r>
-        <w:t>5</w:t>
-      </w:r>
-    </w:p>
-    <w:p/>
-    <w:p>
-      <w:pPr>
-        <w:jc w:val="center"/>
-      </w:pPr>
-      <w:r>
-        <w:drawing>
-          <wp:inline distT="0" distB="0" distL="0" distR="0" wp14:anchorId="51BA8282" wp14:editId="7109ECD8">
-            <wp:extent cx="2491310" cy="2026920"/>
-            <wp:effectExtent l="0" t="0" r="4445" b="0"/>
-            <wp:docPr id="440001156" name="Рисунок 1"/>
-            <wp:cNvGraphicFramePr>
-              <a:graphicFrameLocks xmlns:a="http://schemas.openxmlformats.org/drawingml/2006/main" noChangeAspect="1"/>
-            </wp:cNvGraphicFramePr>
-            <a:graphic xmlns:a="http://schemas.openxmlformats.org/drawingml/2006/main">
-              <a:graphicData uri="http://schemas.openxmlformats.org/drawingml/2006/picture">
-                <pic:pic xmlns:pic="http://schemas.openxmlformats.org/drawingml/2006/picture">
-                  <pic:nvPicPr>
-                    <pic:cNvPr id="440001156" name=""/>
-                    <pic:cNvPicPr/>
-                  </pic:nvPicPr>
-                  <pic:blipFill>
-                    <a:blip r:embed="rId43"/>
-                    <a:stretch>
-                      <a:fillRect/>
-                    </a:stretch>
-                  </pic:blipFill>
-                  <pic:spPr>
-                    <a:xfrm>
-                      <a:off x="0" y="0"/>
-                      <a:ext cx="2507422" cy="2040029"/>
-                    </a:xfrm>
-                    <a:prstGeom prst="rect">
-                      <a:avLst/>
-                    </a:prstGeom>
-                  </pic:spPr>
-                </pic:pic>
-              </a:graphicData>
-            </a:graphic>
-          </wp:inline>
-        </w:drawing>
-      </w:r>
-    </w:p>
-    <w:p>
-      <w:pPr>
-        <w:jc w:val="center"/>
-      </w:pPr>
-    </w:p>
-    <w:p>
-      <w:pPr>
-        <w:pStyle w:val="af1"/>
-      </w:pPr>
-      <w:r>
-        <w:t xml:space="preserve">Рисунок </w:t>
-      </w:r>
-      <w:r>
-        <w:rPr>
-          <w:lang w:val="en-US"/>
-        </w:rPr>
-        <w:t>4</w:t>
-      </w:r>
-      <w:r>
-        <w:t>1</w:t>
-      </w:r>
-      <w:r>
-        <w:t xml:space="preserve"> – Полученный результат. Тест </w:t>
-      </w:r>
-      <w:r>
-        <w:t>5</w:t>
-      </w:r>
-    </w:p>
-    <w:p>
-      <w:pPr>
-        <w:ind w:firstLine="0"/>
-      </w:pPr>
-    </w:p>
-    <w:p>
-      <w:pPr>
-        <w:jc w:val="center"/>
-      </w:pPr>
-      <w:r>
-        <w:rPr>
-          <w:lang w:val="en-US"/>
-        </w:rPr>
-        <w:drawing>
-          <wp:inline distT="0" distB="0" distL="0" distR="0" wp14:anchorId="10F30F97" wp14:editId="57A9D26B">
-            <wp:extent cx="1619476" cy="200053"/>
-            <wp:effectExtent l="0" t="0" r="0" b="9525"/>
-            <wp:docPr id="1304247736" name="Рисунок 1"/>
-            <wp:cNvGraphicFramePr>
-              <a:graphicFrameLocks xmlns:a="http://schemas.openxmlformats.org/drawingml/2006/main" noChangeAspect="1"/>
-            </wp:cNvGraphicFramePr>
-            <a:graphic xmlns:a="http://schemas.openxmlformats.org/drawingml/2006/main">
-              <a:graphicData uri="http://schemas.openxmlformats.org/drawingml/2006/picture">
-                <pic:pic xmlns:pic="http://schemas.openxmlformats.org/drawingml/2006/picture">
-                  <pic:nvPicPr>
-                    <pic:cNvPr id="1304247736" name=""/>
-                    <pic:cNvPicPr/>
-                  </pic:nvPicPr>
-                  <pic:blipFill>
-                    <a:blip r:embed="rId44"/>
-                    <a:stretch>
-                      <a:fillRect/>
-                    </a:stretch>
-                  </pic:blipFill>
-                  <pic:spPr>
-                    <a:xfrm>
-                      <a:off x="0" y="0"/>
-                      <a:ext cx="1619476" cy="200053"/>
-                    </a:xfrm>
-                    <a:prstGeom prst="rect">
-                      <a:avLst/>
-                    </a:prstGeom>
-                  </pic:spPr>
-                </pic:pic>
-              </a:graphicData>
-            </a:graphic>
-          </wp:inline>
-        </w:drawing>
-      </w:r>
-    </w:p>
-    <w:p>
-      <w:pPr>
-        <w:jc w:val="center"/>
-      </w:pPr>
-    </w:p>
-    <w:p>
-      <w:pPr>
-        <w:pStyle w:val="af1"/>
-      </w:pPr>
-      <w:r>
-        <w:t xml:space="preserve">Рисунок </w:t>
-      </w:r>
-      <w:r>
-        <w:rPr>
-          <w:lang w:val="en-US"/>
-        </w:rPr>
-        <w:t>4</w:t>
-      </w:r>
-      <w:r>
-        <w:t>2</w:t>
-      </w:r>
-      <w:r>
-        <w:t xml:space="preserve"> – Полученный результат. Тест </w:t>
-      </w:r>
-      <w:r>
-        <w:t>5</w:t>
-      </w:r>
-    </w:p>
-    <w:p/>
-    <w:p>
-      <w:pPr>
-        <w:jc w:val="center"/>
-        <w:rPr>
-          <w:noProof/>
-        </w:rPr>
-      </w:pPr>
-    </w:p>
-    <w:p>
-      <w:pPr>
-        <w:jc w:val="center"/>
-      </w:pPr>
-      <w:r>
-        <w:lastRenderedPageBreak/>
-        <w:drawing>
-          <wp:inline distT="0" distB="0" distL="0" distR="0" wp14:anchorId="676877A5" wp14:editId="580FBFA2">
-            <wp:extent cx="4766505" cy="2228105"/>
-            <wp:effectExtent l="0" t="0" r="0" b="1270"/>
-            <wp:docPr id="1154397185" name="Рисунок 1"/>
-            <wp:cNvGraphicFramePr>
-              <a:graphicFrameLocks xmlns:a="http://schemas.openxmlformats.org/drawingml/2006/main" noChangeAspect="1"/>
-            </wp:cNvGraphicFramePr>
-            <a:graphic xmlns:a="http://schemas.openxmlformats.org/drawingml/2006/main">
-              <a:graphicData uri="http://schemas.openxmlformats.org/drawingml/2006/picture">
-                <pic:pic xmlns:pic="http://schemas.openxmlformats.org/drawingml/2006/picture">
-                  <pic:nvPicPr>
-                    <pic:cNvPr id="1154397185" name=""/>
-                    <pic:cNvPicPr/>
-                  </pic:nvPicPr>
-                  <pic:blipFill>
-                    <a:blip r:embed="rId45"/>
-                    <a:stretch>
-                      <a:fillRect/>
-                    </a:stretch>
-                  </pic:blipFill>
-                  <pic:spPr>
-                    <a:xfrm>
-                      <a:off x="0" y="0"/>
-                      <a:ext cx="4790500" cy="2239322"/>
-                    </a:xfrm>
-                    <a:prstGeom prst="rect">
-                      <a:avLst/>
-                    </a:prstGeom>
-                  </pic:spPr>
-                </pic:pic>
-              </a:graphicData>
-            </a:graphic>
-          </wp:inline>
-        </w:drawing>
-      </w:r>
-    </w:p>
-    <w:p>
-      <w:pPr>
-        <w:jc w:val="center"/>
-      </w:pPr>
-    </w:p>
-    <w:p>
-      <w:pPr>
-        <w:pStyle w:val="af1"/>
-      </w:pPr>
-      <w:r>
-        <w:t xml:space="preserve">Рисунок </w:t>
-      </w:r>
-      <w:r>
-        <w:t>4</w:t>
-      </w:r>
-      <w:r>
-        <w:t>3</w:t>
-      </w:r>
-      <w:r>
-        <w:t xml:space="preserve"> – Полученный результат. Тест </w:t>
-      </w:r>
-      <w:r>
-        <w:t>5</w:t>
-      </w:r>
-    </w:p>
-    <w:p>
-      <w:pPr>
-        <w:ind w:firstLine="0"/>
-      </w:pPr>
-    </w:p>
-    <w:p>
-      <w:pPr>
-        <w:pStyle w:val="ae"/>
-      </w:pPr>
-      <w:r>
-        <w:t>Полученный результат (дешифрование):</w:t>
-      </w:r>
-    </w:p>
-    <w:p>
-      <w:pPr>
-        <w:jc w:val="center"/>
-      </w:pPr>
-    </w:p>
-    <w:p>
-      <w:pPr>
-        <w:pStyle w:val="ae"/>
-        <w:ind w:firstLine="0"/>
-        <w:jc w:val="center"/>
-        <w:rPr>
-          <w:lang w:val="en-US"/>
-        </w:rPr>
-      </w:pPr>
-      <w:r>
-        <w:rPr>
-          <w:lang w:val="en-US"/>
-        </w:rPr>
-        <w:drawing>
-          <wp:inline distT="0" distB="0" distL="0" distR="0" wp14:anchorId="5C27ACFA" wp14:editId="7923D5CC">
-            <wp:extent cx="1657581" cy="276264"/>
-            <wp:effectExtent l="0" t="0" r="0" b="9525"/>
-            <wp:docPr id="1751910237" name="Рисунок 1"/>
-            <wp:cNvGraphicFramePr>
-              <a:graphicFrameLocks xmlns:a="http://schemas.openxmlformats.org/drawingml/2006/main" noChangeAspect="1"/>
-            </wp:cNvGraphicFramePr>
-            <a:graphic xmlns:a="http://schemas.openxmlformats.org/drawingml/2006/main">
-              <a:graphicData uri="http://schemas.openxmlformats.org/drawingml/2006/picture">
-                <pic:pic xmlns:pic="http://schemas.openxmlformats.org/drawingml/2006/picture">
-                  <pic:nvPicPr>
-                    <pic:cNvPr id="1751910237" name=""/>
-                    <pic:cNvPicPr/>
-                  </pic:nvPicPr>
-                  <pic:blipFill>
-                    <a:blip r:embed="rId39"/>
-                    <a:stretch>
-                      <a:fillRect/>
-                    </a:stretch>
-                  </pic:blipFill>
-                  <pic:spPr>
-                    <a:xfrm>
-                      <a:off x="0" y="0"/>
-                      <a:ext cx="1657581" cy="276264"/>
-                    </a:xfrm>
-                    <a:prstGeom prst="rect">
-                      <a:avLst/>
-                    </a:prstGeom>
-                  </pic:spPr>
-                </pic:pic>
-              </a:graphicData>
-            </a:graphic>
-          </wp:inline>
-        </w:drawing>
-      </w:r>
-    </w:p>
-    <w:p>
-      <w:pPr>
-        <w:pStyle w:val="ae"/>
-        <w:ind w:firstLine="0"/>
-        <w:jc w:val="center"/>
-        <w:rPr>
-          <w:lang w:val="en-US"/>
-        </w:rPr>
-      </w:pPr>
-    </w:p>
-    <w:p>
-      <w:pPr>
-        <w:pStyle w:val="af1"/>
-      </w:pPr>
-      <w:r>
-        <w:t xml:space="preserve">Рисунок </w:t>
-      </w:r>
-      <w:r>
-        <w:t>44</w:t>
-      </w:r>
-      <w:r>
-        <w:t xml:space="preserve"> – Полученный результат. Тест </w:t>
-      </w:r>
-      <w:r>
-        <w:t>5</w:t>
       </w:r>
     </w:p>
     <w:sectPr>
@@ -4404,6 +6118,123 @@
 <file path=word/numbering.xml><?xml version="1.0" encoding="utf-8"?>
 <w:numbering xmlns:wpc="http://schemas.microsoft.com/office/word/2010/wordprocessingCanvas" xmlns:cx="http://schemas.microsoft.com/office/drawing/2014/chartex" xmlns:cx1="http://schemas.microsoft.com/office/drawing/2015/9/8/chartex" xmlns:cx2="http://schemas.microsoft.com/office/drawing/2015/10/21/chartex" xmlns:cx3="http://schemas.microsoft.com/office/drawing/2016/5/9/chartex" xmlns:cx4="http://schemas.microsoft.com/office/drawing/2016/5/10/chartex" xmlns:cx5="http://schemas.microsoft.com/office/drawing/2016/5/11/chartex" xmlns:cx6="http://schemas.microsoft.com/office/drawing/2016/5/12/chartex" xmlns:cx7="http://schemas.microsoft.com/office/drawing/2016/5/13/chartex" xmlns:cx8="http://schemas.microsoft.com/office/drawing/2016/5/14/chartex" xmlns:mc="http://schemas.openxmlformats.org/markup-compatibility/2006" xmlns:aink="http://schemas.microsoft.com/office/drawing/2016/ink" xmlns:am3d="http://schemas.microsoft.com/office/drawing/2017/model3d" xmlns:o="urn:schemas-microsoft-com:office:office" xmlns:oel="http://schemas.microsoft.com/office/2019/extlst" xmlns:r="http://schemas.openxmlformats.org/officeDocument/2006/relationships" xmlns:m="http://schemas.openxmlformats.org/officeDocument/2006/math" xmlns:v="urn:schemas-microsoft-com:vml" xmlns:wp14="http://schemas.microsoft.com/office/word/2010/wordprocessingDrawing" xmlns:wp="http://schemas.openxmlformats.org/drawingml/2006/wordprocessingDrawing" xmlns:w10="urn:schemas-microsoft-com:office:word" xmlns:w="http://schemas.openxmlformats.org/wordprocessingml/2006/main" xmlns:w14="http://schemas.microsoft.com/office/word/2010/wordml" xmlns:w15="http://schemas.microsoft.com/office/word/2012/wordml" xmlns:w16cex="http://schemas.microsoft.com/office/word/2018/wordml/cex" xmlns:w16cid="http://schemas.microsoft.com/office/word/2016/wordml/cid" xmlns:w16="http://schemas.microsoft.com/office/word/2018/wordml" xmlns:w16du="http://schemas.microsoft.com/office/word/2023/wordml/word16du" xmlns:w16sdtdh="http://schemas.microsoft.com/office/word/2020/wordml/sdtdatahash" xmlns:w16sdtfl="http://schemas.microsoft.com/office/word/2024/wordml/sdtformatlock" xmlns:w16se="http://schemas.microsoft.com/office/word/2015/wordml/symex" xmlns:wpg="http://schemas.microsoft.com/office/word/2010/wordprocessingGroup" xmlns:wpi="http://schemas.microsoft.com/office/word/2010/wordprocessingInk" xmlns:wne="http://schemas.microsoft.com/office/word/2006/wordml" xmlns:wps="http://schemas.microsoft.com/office/word/2010/wordprocessingShape" mc:Ignorable="w14 w15 w16se w16cid w16 w16cex w16sdtdh w16sdtfl w16du wp14">
   <w:abstractNum w:abstractNumId="0" w15:restartNumberingAfterBreak="0">
+    <w:nsid w:val="253F17CB"/>
+    <w:multiLevelType w:val="multilevel"/>
+    <w:tmpl w:val="E8C2E1D0"/>
+    <w:lvl w:ilvl="0">
+      <w:start w:val="1"/>
+      <w:numFmt w:val="decimal"/>
+      <w:lvlText w:val="%1."/>
+      <w:lvlJc w:val="left"/>
+      <w:pPr>
+        <w:tabs>
+          <w:tab w:val="num" w:pos="720"/>
+        </w:tabs>
+        <w:ind w:left="720" w:hanging="360"/>
+      </w:pPr>
+    </w:lvl>
+    <w:lvl w:ilvl="1">
+      <w:start w:val="1"/>
+      <w:numFmt w:val="bullet"/>
+      <w:lvlText w:val="o"/>
+      <w:lvlJc w:val="left"/>
+      <w:pPr>
+        <w:tabs>
+          <w:tab w:val="num" w:pos="1440"/>
+        </w:tabs>
+        <w:ind w:left="1440" w:hanging="360"/>
+      </w:pPr>
+      <w:rPr>
+        <w:rFonts w:ascii="Courier New" w:hAnsi="Courier New" w:hint="default"/>
+        <w:sz w:val="20"/>
+      </w:rPr>
+    </w:lvl>
+    <w:lvl w:ilvl="2" w:tentative="1">
+      <w:start w:val="1"/>
+      <w:numFmt w:val="decimal"/>
+      <w:lvlText w:val="%3."/>
+      <w:lvlJc w:val="left"/>
+      <w:pPr>
+        <w:tabs>
+          <w:tab w:val="num" w:pos="2160"/>
+        </w:tabs>
+        <w:ind w:left="2160" w:hanging="360"/>
+      </w:pPr>
+    </w:lvl>
+    <w:lvl w:ilvl="3" w:tentative="1">
+      <w:start w:val="1"/>
+      <w:numFmt w:val="decimal"/>
+      <w:lvlText w:val="%4."/>
+      <w:lvlJc w:val="left"/>
+      <w:pPr>
+        <w:tabs>
+          <w:tab w:val="num" w:pos="2880"/>
+        </w:tabs>
+        <w:ind w:left="2880" w:hanging="360"/>
+      </w:pPr>
+    </w:lvl>
+    <w:lvl w:ilvl="4" w:tentative="1">
+      <w:start w:val="1"/>
+      <w:numFmt w:val="decimal"/>
+      <w:lvlText w:val="%5."/>
+      <w:lvlJc w:val="left"/>
+      <w:pPr>
+        <w:tabs>
+          <w:tab w:val="num" w:pos="3600"/>
+        </w:tabs>
+        <w:ind w:left="3600" w:hanging="360"/>
+      </w:pPr>
+    </w:lvl>
+    <w:lvl w:ilvl="5" w:tentative="1">
+      <w:start w:val="1"/>
+      <w:numFmt w:val="decimal"/>
+      <w:lvlText w:val="%6."/>
+      <w:lvlJc w:val="left"/>
+      <w:pPr>
+        <w:tabs>
+          <w:tab w:val="num" w:pos="4320"/>
+        </w:tabs>
+        <w:ind w:left="4320" w:hanging="360"/>
+      </w:pPr>
+    </w:lvl>
+    <w:lvl w:ilvl="6" w:tentative="1">
+      <w:start w:val="1"/>
+      <w:numFmt w:val="decimal"/>
+      <w:lvlText w:val="%7."/>
+      <w:lvlJc w:val="left"/>
+      <w:pPr>
+        <w:tabs>
+          <w:tab w:val="num" w:pos="5040"/>
+        </w:tabs>
+        <w:ind w:left="5040" w:hanging="360"/>
+      </w:pPr>
+    </w:lvl>
+    <w:lvl w:ilvl="7" w:tentative="1">
+      <w:start w:val="1"/>
+      <w:numFmt w:val="decimal"/>
+      <w:lvlText w:val="%8."/>
+      <w:lvlJc w:val="left"/>
+      <w:pPr>
+        <w:tabs>
+          <w:tab w:val="num" w:pos="5760"/>
+        </w:tabs>
+        <w:ind w:left="5760" w:hanging="360"/>
+      </w:pPr>
+    </w:lvl>
+    <w:lvl w:ilvl="8" w:tentative="1">
+      <w:start w:val="1"/>
+      <w:numFmt w:val="decimal"/>
+      <w:lvlText w:val="%9."/>
+      <w:lvlJc w:val="left"/>
+      <w:pPr>
+        <w:tabs>
+          <w:tab w:val="num" w:pos="6480"/>
+        </w:tabs>
+        <w:ind w:left="6480" w:hanging="360"/>
+      </w:pPr>
+    </w:lvl>
+  </w:abstractNum>
+  <w:abstractNum w:abstractNumId="1" w15:restartNumberingAfterBreak="0">
     <w:nsid w:val="2CC9502D"/>
     <w:multiLevelType w:val="hybridMultilevel"/>
     <w:tmpl w:val="007ABC5A"/>
@@ -4544,7 +6375,7 @@
       </w:rPr>
     </w:lvl>
   </w:abstractNum>
-  <w:abstractNum w:abstractNumId="1" w15:restartNumberingAfterBreak="0">
+  <w:abstractNum w:abstractNumId="2" w15:restartNumberingAfterBreak="0">
     <w:nsid w:val="40105F5B"/>
     <w:multiLevelType w:val="multilevel"/>
     <w:tmpl w:val="DC6801E2"/>
@@ -4693,11 +6524,290 @@
       </w:rPr>
     </w:lvl>
   </w:abstractNum>
+  <w:abstractNum w:abstractNumId="3" w15:restartNumberingAfterBreak="0">
+    <w:nsid w:val="4F34520D"/>
+    <w:multiLevelType w:val="hybridMultilevel"/>
+    <w:tmpl w:val="69FA2060"/>
+    <w:lvl w:ilvl="0" w:tplc="2A7AFA28">
+      <w:start w:val="1"/>
+      <w:numFmt w:val="decimal"/>
+      <w:lvlText w:val="%1."/>
+      <w:lvlJc w:val="left"/>
+      <w:pPr>
+        <w:ind w:left="1069" w:hanging="360"/>
+      </w:pPr>
+      <w:rPr>
+        <w:rFonts w:hint="default"/>
+      </w:rPr>
+    </w:lvl>
+    <w:lvl w:ilvl="1" w:tplc="04190019" w:tentative="1">
+      <w:start w:val="1"/>
+      <w:numFmt w:val="lowerLetter"/>
+      <w:lvlText w:val="%2."/>
+      <w:lvlJc w:val="left"/>
+      <w:pPr>
+        <w:ind w:left="1789" w:hanging="360"/>
+      </w:pPr>
+    </w:lvl>
+    <w:lvl w:ilvl="2" w:tplc="0419001B" w:tentative="1">
+      <w:start w:val="1"/>
+      <w:numFmt w:val="lowerRoman"/>
+      <w:lvlText w:val="%3."/>
+      <w:lvlJc w:val="right"/>
+      <w:pPr>
+        <w:ind w:left="2509" w:hanging="180"/>
+      </w:pPr>
+    </w:lvl>
+    <w:lvl w:ilvl="3" w:tplc="0419000F" w:tentative="1">
+      <w:start w:val="1"/>
+      <w:numFmt w:val="decimal"/>
+      <w:lvlText w:val="%4."/>
+      <w:lvlJc w:val="left"/>
+      <w:pPr>
+        <w:ind w:left="3229" w:hanging="360"/>
+      </w:pPr>
+    </w:lvl>
+    <w:lvl w:ilvl="4" w:tplc="04190019" w:tentative="1">
+      <w:start w:val="1"/>
+      <w:numFmt w:val="lowerLetter"/>
+      <w:lvlText w:val="%5."/>
+      <w:lvlJc w:val="left"/>
+      <w:pPr>
+        <w:ind w:left="3949" w:hanging="360"/>
+      </w:pPr>
+    </w:lvl>
+    <w:lvl w:ilvl="5" w:tplc="0419001B" w:tentative="1">
+      <w:start w:val="1"/>
+      <w:numFmt w:val="lowerRoman"/>
+      <w:lvlText w:val="%6."/>
+      <w:lvlJc w:val="right"/>
+      <w:pPr>
+        <w:ind w:left="4669" w:hanging="180"/>
+      </w:pPr>
+    </w:lvl>
+    <w:lvl w:ilvl="6" w:tplc="0419000F" w:tentative="1">
+      <w:start w:val="1"/>
+      <w:numFmt w:val="decimal"/>
+      <w:lvlText w:val="%7."/>
+      <w:lvlJc w:val="left"/>
+      <w:pPr>
+        <w:ind w:left="5389" w:hanging="360"/>
+      </w:pPr>
+    </w:lvl>
+    <w:lvl w:ilvl="7" w:tplc="04190019" w:tentative="1">
+      <w:start w:val="1"/>
+      <w:numFmt w:val="lowerLetter"/>
+      <w:lvlText w:val="%8."/>
+      <w:lvlJc w:val="left"/>
+      <w:pPr>
+        <w:ind w:left="6109" w:hanging="360"/>
+      </w:pPr>
+    </w:lvl>
+    <w:lvl w:ilvl="8" w:tplc="0419001B" w:tentative="1">
+      <w:start w:val="1"/>
+      <w:numFmt w:val="lowerRoman"/>
+      <w:lvlText w:val="%9."/>
+      <w:lvlJc w:val="right"/>
+      <w:pPr>
+        <w:ind w:left="6829" w:hanging="180"/>
+      </w:pPr>
+    </w:lvl>
+  </w:abstractNum>
+  <w:abstractNum w:abstractNumId="4" w15:restartNumberingAfterBreak="0">
+    <w:nsid w:val="73EF7A81"/>
+    <w:multiLevelType w:val="hybridMultilevel"/>
+    <w:tmpl w:val="D6946D14"/>
+    <w:lvl w:ilvl="0" w:tplc="3500B994">
+      <w:start w:val="3"/>
+      <w:numFmt w:val="decimal"/>
+      <w:lvlText w:val="%1)"/>
+      <w:lvlJc w:val="left"/>
+      <w:pPr>
+        <w:ind w:left="1069" w:hanging="360"/>
+      </w:pPr>
+      <w:rPr>
+        <w:rFonts w:hint="default"/>
+      </w:rPr>
+    </w:lvl>
+    <w:lvl w:ilvl="1" w:tplc="04190019" w:tentative="1">
+      <w:start w:val="1"/>
+      <w:numFmt w:val="lowerLetter"/>
+      <w:lvlText w:val="%2."/>
+      <w:lvlJc w:val="left"/>
+      <w:pPr>
+        <w:ind w:left="1789" w:hanging="360"/>
+      </w:pPr>
+    </w:lvl>
+    <w:lvl w:ilvl="2" w:tplc="0419001B" w:tentative="1">
+      <w:start w:val="1"/>
+      <w:numFmt w:val="lowerRoman"/>
+      <w:lvlText w:val="%3."/>
+      <w:lvlJc w:val="right"/>
+      <w:pPr>
+        <w:ind w:left="2509" w:hanging="180"/>
+      </w:pPr>
+    </w:lvl>
+    <w:lvl w:ilvl="3" w:tplc="0419000F" w:tentative="1">
+      <w:start w:val="1"/>
+      <w:numFmt w:val="decimal"/>
+      <w:lvlText w:val="%4."/>
+      <w:lvlJc w:val="left"/>
+      <w:pPr>
+        <w:ind w:left="3229" w:hanging="360"/>
+      </w:pPr>
+    </w:lvl>
+    <w:lvl w:ilvl="4" w:tplc="04190019" w:tentative="1">
+      <w:start w:val="1"/>
+      <w:numFmt w:val="lowerLetter"/>
+      <w:lvlText w:val="%5."/>
+      <w:lvlJc w:val="left"/>
+      <w:pPr>
+        <w:ind w:left="3949" w:hanging="360"/>
+      </w:pPr>
+    </w:lvl>
+    <w:lvl w:ilvl="5" w:tplc="0419001B" w:tentative="1">
+      <w:start w:val="1"/>
+      <w:numFmt w:val="lowerRoman"/>
+      <w:lvlText w:val="%6."/>
+      <w:lvlJc w:val="right"/>
+      <w:pPr>
+        <w:ind w:left="4669" w:hanging="180"/>
+      </w:pPr>
+    </w:lvl>
+    <w:lvl w:ilvl="6" w:tplc="0419000F" w:tentative="1">
+      <w:start w:val="1"/>
+      <w:numFmt w:val="decimal"/>
+      <w:lvlText w:val="%7."/>
+      <w:lvlJc w:val="left"/>
+      <w:pPr>
+        <w:ind w:left="5389" w:hanging="360"/>
+      </w:pPr>
+    </w:lvl>
+    <w:lvl w:ilvl="7" w:tplc="04190019" w:tentative="1">
+      <w:start w:val="1"/>
+      <w:numFmt w:val="lowerLetter"/>
+      <w:lvlText w:val="%8."/>
+      <w:lvlJc w:val="left"/>
+      <w:pPr>
+        <w:ind w:left="6109" w:hanging="360"/>
+      </w:pPr>
+    </w:lvl>
+    <w:lvl w:ilvl="8" w:tplc="0419001B" w:tentative="1">
+      <w:start w:val="1"/>
+      <w:numFmt w:val="lowerRoman"/>
+      <w:lvlText w:val="%9."/>
+      <w:lvlJc w:val="right"/>
+      <w:pPr>
+        <w:ind w:left="6829" w:hanging="180"/>
+      </w:pPr>
+    </w:lvl>
+  </w:abstractNum>
+  <w:abstractNum w:abstractNumId="5" w15:restartNumberingAfterBreak="0">
+    <w:nsid w:val="79AD2B99"/>
+    <w:multiLevelType w:val="hybridMultilevel"/>
+    <w:tmpl w:val="8E04D318"/>
+    <w:lvl w:ilvl="0" w:tplc="5E1CE988">
+      <w:start w:val="1"/>
+      <w:numFmt w:val="decimal"/>
+      <w:lvlText w:val="%1)"/>
+      <w:lvlJc w:val="left"/>
+      <w:pPr>
+        <w:ind w:left="1069" w:hanging="360"/>
+      </w:pPr>
+      <w:rPr>
+        <w:rFonts w:hint="default"/>
+      </w:rPr>
+    </w:lvl>
+    <w:lvl w:ilvl="1" w:tplc="04190019" w:tentative="1">
+      <w:start w:val="1"/>
+      <w:numFmt w:val="lowerLetter"/>
+      <w:lvlText w:val="%2."/>
+      <w:lvlJc w:val="left"/>
+      <w:pPr>
+        <w:ind w:left="1789" w:hanging="360"/>
+      </w:pPr>
+    </w:lvl>
+    <w:lvl w:ilvl="2" w:tplc="0419001B" w:tentative="1">
+      <w:start w:val="1"/>
+      <w:numFmt w:val="lowerRoman"/>
+      <w:lvlText w:val="%3."/>
+      <w:lvlJc w:val="right"/>
+      <w:pPr>
+        <w:ind w:left="2509" w:hanging="180"/>
+      </w:pPr>
+    </w:lvl>
+    <w:lvl w:ilvl="3" w:tplc="0419000F" w:tentative="1">
+      <w:start w:val="1"/>
+      <w:numFmt w:val="decimal"/>
+      <w:lvlText w:val="%4."/>
+      <w:lvlJc w:val="left"/>
+      <w:pPr>
+        <w:ind w:left="3229" w:hanging="360"/>
+      </w:pPr>
+    </w:lvl>
+    <w:lvl w:ilvl="4" w:tplc="04190019" w:tentative="1">
+      <w:start w:val="1"/>
+      <w:numFmt w:val="lowerLetter"/>
+      <w:lvlText w:val="%5."/>
+      <w:lvlJc w:val="left"/>
+      <w:pPr>
+        <w:ind w:left="3949" w:hanging="360"/>
+      </w:pPr>
+    </w:lvl>
+    <w:lvl w:ilvl="5" w:tplc="0419001B" w:tentative="1">
+      <w:start w:val="1"/>
+      <w:numFmt w:val="lowerRoman"/>
+      <w:lvlText w:val="%6."/>
+      <w:lvlJc w:val="right"/>
+      <w:pPr>
+        <w:ind w:left="4669" w:hanging="180"/>
+      </w:pPr>
+    </w:lvl>
+    <w:lvl w:ilvl="6" w:tplc="0419000F" w:tentative="1">
+      <w:start w:val="1"/>
+      <w:numFmt w:val="decimal"/>
+      <w:lvlText w:val="%7."/>
+      <w:lvlJc w:val="left"/>
+      <w:pPr>
+        <w:ind w:left="5389" w:hanging="360"/>
+      </w:pPr>
+    </w:lvl>
+    <w:lvl w:ilvl="7" w:tplc="04190019" w:tentative="1">
+      <w:start w:val="1"/>
+      <w:numFmt w:val="lowerLetter"/>
+      <w:lvlText w:val="%8."/>
+      <w:lvlJc w:val="left"/>
+      <w:pPr>
+        <w:ind w:left="6109" w:hanging="360"/>
+      </w:pPr>
+    </w:lvl>
+    <w:lvl w:ilvl="8" w:tplc="0419001B" w:tentative="1">
+      <w:start w:val="1"/>
+      <w:numFmt w:val="lowerRoman"/>
+      <w:lvlText w:val="%9."/>
+      <w:lvlJc w:val="right"/>
+      <w:pPr>
+        <w:ind w:left="6829" w:hanging="180"/>
+      </w:pPr>
+    </w:lvl>
+  </w:abstractNum>
   <w:num w:numId="1" w16cid:durableId="247202242">
+    <w:abstractNumId w:val="1"/>
+  </w:num>
+  <w:num w:numId="2" w16cid:durableId="1067532749">
+    <w:abstractNumId w:val="2"/>
+  </w:num>
+  <w:num w:numId="3" w16cid:durableId="324821398">
+    <w:abstractNumId w:val="3"/>
+  </w:num>
+  <w:num w:numId="4" w16cid:durableId="1126461287">
     <w:abstractNumId w:val="0"/>
   </w:num>
-  <w:num w:numId="2" w16cid:durableId="1067532749">
-    <w:abstractNumId w:val="1"/>
+  <w:num w:numId="5" w16cid:durableId="952596959">
+    <w:abstractNumId w:val="5"/>
+  </w:num>
+  <w:num w:numId="6" w16cid:durableId="1781561559">
+    <w:abstractNumId w:val="4"/>
   </w:num>
 </w:numbering>
 </file>
@@ -5102,7 +7212,7 @@
   <w:style w:type="paragraph" w:default="1" w:styleId="a">
     <w:name w:val="Normal"/>
     <w:qFormat/>
-    <w:rsid w:val="00DD2A77"/>
+    <w:rsid w:val="00627C27"/>
     <w:pPr>
       <w:spacing w:after="0" w:line="240" w:lineRule="auto"/>
       <w:ind w:firstLine="709"/>
@@ -5313,7 +7423,6 @@
   <w:style w:type="character" w:default="1" w:styleId="a0">
     <w:name w:val="Default Paragraph Font"/>
     <w:uiPriority w:val="1"/>
-    <w:semiHidden/>
     <w:unhideWhenUsed/>
   </w:style>
   <w:style w:type="table" w:default="1" w:styleId="a1">
@@ -5809,6 +7918,16 @@
       <w:shd w:val="clear" w:color="auto" w:fill="E1DFDD"/>
     </w:rPr>
   </w:style>
+  <w:style w:type="character" w:styleId="af6">
+    <w:name w:val="Placeholder Text"/>
+    <w:basedOn w:val="a0"/>
+    <w:uiPriority w:val="99"/>
+    <w:semiHidden/>
+    <w:rsid w:val="00E852D0"/>
+    <w:rPr>
+      <w:color w:val="666666"/>
+    </w:rPr>
+  </w:style>
 </w:styles>
 </file>
 
@@ -6125,4 +8244,16 @@
     </a:ext>
   </a:extLst>
 </a:theme>
+</file>
+
+<file path=customXml/item1.xml><?xml version="1.0" encoding="utf-8"?>
+<b:Sources xmlns:b="http://schemas.openxmlformats.org/officeDocument/2006/bibliography" xmlns="http://schemas.openxmlformats.org/officeDocument/2006/bibliography" SelectedStyle="\APASixthEditionOfficeOnline.xsl" StyleName="APA" Version="6"/>
+</file>
+
+<file path=customXml/itemProps1.xml><?xml version="1.0" encoding="utf-8"?>
+<ds:datastoreItem xmlns:ds="http://schemas.openxmlformats.org/officeDocument/2006/customXml" ds:itemID="{B11DCDB2-36FB-4AD2-898D-D6BC9BB97CCB}">
+  <ds:schemaRefs>
+    <ds:schemaRef ds:uri="http://schemas.openxmlformats.org/officeDocument/2006/bibliography"/>
+  </ds:schemaRefs>
+</ds:datastoreItem>
 </file>